--- a/papers/paper4/paper4_v1.docx
+++ b/papers/paper4/paper4_v1.docx
@@ -7,73 +7,13 @@
         <w:pStyle w:val="Title"/>
       </w:pPr>
       <w:r>
-        <w:t xml:space="preserve">The</w:t>
-      </w:r>
-      <w:r>
-        <w:t xml:space="preserve"> </w:t>
-      </w:r>
-      <w:r>
-        <w:t xml:space="preserve">Additive</w:t>
-      </w:r>
-      <w:r>
-        <w:t xml:space="preserve"> </w:t>
-      </w:r>
-      <w:r>
-        <w:t xml:space="preserve">Audit:</w:t>
-      </w:r>
-      <w:r>
-        <w:t xml:space="preserve"> </w:t>
-      </w:r>
-      <w:r>
-        <w:t xml:space="preserve">Systematic</w:t>
-      </w:r>
-      <w:r>
-        <w:t xml:space="preserve"> </w:t>
-      </w:r>
-      <w:r>
-        <w:t xml:space="preserve">Measurement</w:t>
-      </w:r>
-      <w:r>
-        <w:t xml:space="preserve"> </w:t>
-      </w:r>
-      <w:r>
-        <w:t xml:space="preserve">Error</w:t>
+        <w:t xml:space="preserve">The Additive Audit: Systematic Measurement Error</w:t>
       </w:r>
       <w:r>
         <w:br/>
       </w:r>
       <w:r>
-        <w:t xml:space="preserve">from</w:t>
-      </w:r>
-      <w:r>
-        <w:t xml:space="preserve"> </w:t>
-      </w:r>
-      <w:r>
-        <w:t xml:space="preserve">Additive</w:t>
-      </w:r>
-      <w:r>
-        <w:t xml:space="preserve"> </w:t>
-      </w:r>
-      <w:r>
-        <w:t xml:space="preserve">Aggregation</w:t>
-      </w:r>
-      <w:r>
-        <w:t xml:space="preserve"> </w:t>
-      </w:r>
-      <w:r>
-        <w:t xml:space="preserve">of</w:t>
-      </w:r>
-      <w:r>
-        <w:t xml:space="preserve"> </w:t>
-      </w:r>
-      <w:r>
-        <w:t xml:space="preserve">Non-Substitutable</w:t>
-      </w:r>
-      <w:r>
-        <w:t xml:space="preserve"> </w:t>
-      </w:r>
-      <w:r>
-        <w:t xml:space="preserve">Dimensions</w:t>
+        <w:t xml:space="preserve">from Additive Aggregation of Non-Substitutable Dimensions</w:t>
       </w:r>
     </w:p>
     <w:p>
@@ -81,13 +21,7 @@
         <w:pStyle w:val="Author"/>
       </w:pPr>
       <w:r>
-        <w:t xml:space="preserve">David</w:t>
-      </w:r>
-      <w:r>
-        <w:t xml:space="preserve"> </w:t>
-      </w:r>
-      <w:r>
-        <w:t xml:space="preserve">Kirsch</w:t>
+        <w:t xml:space="preserve">David E. Kirsch</w:t>
       </w:r>
     </w:p>
     <w:p>
@@ -95,13 +29,7 @@
         <w:pStyle w:val="Date"/>
       </w:pPr>
       <w:r>
-        <w:t xml:space="preserve">July</w:t>
-      </w:r>
-      <w:r>
-        <w:t xml:space="preserve"> </w:t>
-      </w:r>
-      <w:r>
-        <w:t xml:space="preserve">2026</w:t>
+        <w:t xml:space="preserve">July 2026</w:t>
       </w:r>
     </w:p>
     <w:p>
@@ -117,901 +45,19 @@
         <w:pStyle w:val="Abstract"/>
       </w:pPr>
       <w:r>
-        <w:t xml:space="preserve">When</w:t>
-      </w:r>
-      <w:r>
-        <w:t xml:space="preserve"> </w:t>
-      </w:r>
-      <w:r>
-        <w:t xml:space="preserve">the</w:t>
-      </w:r>
-      <w:r>
-        <w:t xml:space="preserve"> </w:t>
-      </w:r>
-      <w:r>
-        <w:t xml:space="preserve">dimensions</w:t>
-      </w:r>
-      <w:r>
-        <w:t xml:space="preserve"> </w:t>
-      </w:r>
-      <w:r>
-        <w:t xml:space="preserve">of</w:t>
-      </w:r>
-      <w:r>
-        <w:t xml:space="preserve"> </w:t>
-      </w:r>
-      <w:r>
-        <w:t xml:space="preserve">a</w:t>
-      </w:r>
-      <w:r>
-        <w:t xml:space="preserve"> </w:t>
-      </w:r>
-      <w:r>
-        <w:t xml:space="preserve">composite</w:t>
-      </w:r>
-      <w:r>
-        <w:t xml:space="preserve"> </w:t>
-      </w:r>
-      <w:r>
-        <w:t xml:space="preserve">index</w:t>
-      </w:r>
-      <w:r>
-        <w:t xml:space="preserve"> </w:t>
-      </w:r>
-      <w:r>
-        <w:t xml:space="preserve">are</w:t>
-      </w:r>
-      <w:r>
-        <w:t xml:space="preserve"> </w:t>
-      </w:r>
-      <w:r>
-        <w:t xml:space="preserve">non-substitutable—meaning</w:t>
-      </w:r>
-      <w:r>
-        <w:t xml:space="preserve"> </w:t>
-      </w:r>
-      <w:r>
-        <w:t xml:space="preserve">that</w:t>
-      </w:r>
-      <w:r>
-        <w:t xml:space="preserve"> </w:t>
-      </w:r>
-      <w:r>
-        <w:t xml:space="preserve">no</w:t>
-      </w:r>
-      <w:r>
-        <w:t xml:space="preserve"> </w:t>
-      </w:r>
-      <w:r>
-        <w:t xml:space="preserve">amount</w:t>
-      </w:r>
-      <w:r>
-        <w:t xml:space="preserve"> </w:t>
-      </w:r>
-      <w:r>
-        <w:t xml:space="preserve">of</w:t>
-      </w:r>
-      <w:r>
-        <w:t xml:space="preserve"> </w:t>
-      </w:r>
-      <w:r>
-        <w:t xml:space="preserve">improvement</w:t>
-      </w:r>
-      <w:r>
-        <w:t xml:space="preserve"> </w:t>
-      </w:r>
-      <w:r>
-        <w:t xml:space="preserve">on</w:t>
-      </w:r>
-      <w:r>
-        <w:t xml:space="preserve"> </w:t>
-      </w:r>
-      <w:r>
-        <w:t xml:space="preserve">one</w:t>
-      </w:r>
-      <w:r>
-        <w:t xml:space="preserve"> </w:t>
-      </w:r>
-      <w:r>
-        <w:t xml:space="preserve">dimension</w:t>
-      </w:r>
-      <w:r>
-        <w:t xml:space="preserve"> </w:t>
-      </w:r>
-      <w:r>
-        <w:t xml:space="preserve">can</w:t>
-      </w:r>
-      <w:r>
-        <w:t xml:space="preserve"> </w:t>
-      </w:r>
-      <w:r>
-        <w:t xml:space="preserve">compensate</w:t>
-      </w:r>
-      <w:r>
-        <w:t xml:space="preserve"> </w:t>
-      </w:r>
-      <w:r>
-        <w:t xml:space="preserve">for</w:t>
-      </w:r>
-      <w:r>
-        <w:t xml:space="preserve"> </w:t>
-      </w:r>
-      <w:r>
-        <w:t xml:space="preserve">collapse</w:t>
-      </w:r>
-      <w:r>
-        <w:t xml:space="preserve"> </w:t>
-      </w:r>
-      <w:r>
-        <w:t xml:space="preserve">on</w:t>
-      </w:r>
-      <w:r>
-        <w:t xml:space="preserve"> </w:t>
-      </w:r>
-      <w:r>
-        <w:t xml:space="preserve">another—the</w:t>
-      </w:r>
-      <w:r>
-        <w:t xml:space="preserve"> </w:t>
-      </w:r>
-      <w:r>
-        <w:t xml:space="preserve">uniqueness</w:t>
-      </w:r>
-      <w:r>
-        <w:t xml:space="preserve"> </w:t>
-      </w:r>
-      <w:r>
-        <w:t xml:space="preserve">theorem</w:t>
-      </w:r>
-      <w:r>
-        <w:t xml:space="preserve"> </w:t>
-      </w:r>
-      <w:r>
-        <w:t xml:space="preserve">of</w:t>
-      </w:r>
-      <w:r>
-        <w:t xml:space="preserve"> </w:t>
-      </w:r>
-      <w:r>
-        <w:t xml:space="preserve">multiplicative</w:t>
-      </w:r>
-      <w:r>
-        <w:t xml:space="preserve"> </w:t>
-      </w:r>
-      <w:r>
-        <w:t xml:space="preserve">composition</w:t>
-      </w:r>
-      <w:r>
-        <w:t xml:space="preserve"> </w:t>
-      </w:r>
-      <w:r>
-        <w:t xml:space="preserve">(Kirsch</w:t>
-      </w:r>
-      <w:r>
-        <w:t xml:space="preserve"> </w:t>
-      </w:r>
-      <w:r>
-        <w:t xml:space="preserve">2026)</w:t>
-      </w:r>
-      <w:r>
-        <w:t xml:space="preserve"> </w:t>
-      </w:r>
-      <w:r>
-        <w:t xml:space="preserve">proves</w:t>
-      </w:r>
-      <w:r>
-        <w:t xml:space="preserve"> </w:t>
-      </w:r>
-      <w:r>
-        <w:t xml:space="preserve">that</w:t>
-      </w:r>
-      <w:r>
-        <w:t xml:space="preserve"> </w:t>
-      </w:r>
-      <w:r>
-        <w:t xml:space="preserve">the</w:t>
-      </w:r>
-      <w:r>
-        <w:t xml:space="preserve"> </w:t>
-      </w:r>
-      <w:r>
-        <w:t xml:space="preserve">only</w:t>
-      </w:r>
-      <w:r>
-        <w:t xml:space="preserve"> </w:t>
-      </w:r>
-      <w:r>
-        <w:t xml:space="preserve">valid</w:t>
-      </w:r>
-      <w:r>
-        <w:t xml:space="preserve"> </w:t>
-      </w:r>
-      <w:r>
-        <w:t xml:space="preserve">aggregation</w:t>
-      </w:r>
-      <w:r>
-        <w:t xml:space="preserve"> </w:t>
-      </w:r>
-      <w:r>
-        <w:t xml:space="preserve">function</w:t>
-      </w:r>
-      <w:r>
-        <w:t xml:space="preserve"> </w:t>
-      </w:r>
-      <w:r>
-        <w:t xml:space="preserve">is</w:t>
-      </w:r>
-      <w:r>
-        <w:t xml:space="preserve"> </w:t>
-      </w:r>
-      <w:r>
-        <w:t xml:space="preserve">multiplicative.</w:t>
-      </w:r>
-      <w:r>
-        <w:t xml:space="preserve"> </w:t>
-      </w:r>
-      <w:r>
-        <w:t xml:space="preserve">Any</w:t>
-      </w:r>
-      <w:r>
-        <w:t xml:space="preserve"> </w:t>
-      </w:r>
-      <w:r>
-        <w:t xml:space="preserve">additive</w:t>
-      </w:r>
-      <w:r>
-        <w:t xml:space="preserve"> </w:t>
-      </w:r>
-      <w:r>
-        <w:t xml:space="preserve">aggregation</w:t>
-      </w:r>
-      <w:r>
-        <w:t xml:space="preserve"> </w:t>
-      </w:r>
-      <w:r>
-        <w:t xml:space="preserve">of</w:t>
-      </w:r>
-      <w:r>
-        <w:t xml:space="preserve"> </w:t>
-      </w:r>
-      <w:r>
-        <w:t xml:space="preserve">such</w:t>
-      </w:r>
-      <w:r>
-        <w:t xml:space="preserve"> </w:t>
-      </w:r>
-      <w:r>
-        <w:t xml:space="preserve">dimensions</w:t>
-      </w:r>
-      <w:r>
-        <w:t xml:space="preserve"> </w:t>
-      </w:r>
-      <w:r>
-        <w:t xml:space="preserve">commits</w:t>
-      </w:r>
-      <w:r>
-        <w:t xml:space="preserve"> </w:t>
-      </w:r>
-      <w:r>
-        <w:t xml:space="preserve">a</w:t>
-      </w:r>
-      <w:r>
-        <w:t xml:space="preserve"> </w:t>
-      </w:r>
-      <w:r>
-        <w:t xml:space="preserve">provable</w:t>
-      </w:r>
-      <w:r>
-        <w:t xml:space="preserve"> </w:t>
-      </w:r>
-      <w:r>
-        <w:t xml:space="preserve">composition</w:t>
-      </w:r>
-      <w:r>
-        <w:t xml:space="preserve"> </w:t>
-      </w:r>
-      <w:r>
-        <w:t xml:space="preserve">error</w:t>
-      </w:r>
-      <w:r>
-        <w:t xml:space="preserve"> </w:t>
-      </w:r>
-      <w:r>
-        <w:t xml:space="preserve">that</w:t>
-      </w:r>
-      <w:r>
-        <w:t xml:space="preserve"> </w:t>
-      </w:r>
-      <w:r>
-        <w:t xml:space="preserve">systematically</w:t>
-      </w:r>
-      <w:r>
-        <w:t xml:space="preserve"> </w:t>
-      </w:r>
-      <w:r>
-        <w:t xml:space="preserve">overstates</w:t>
-      </w:r>
-      <w:r>
-        <w:t xml:space="preserve"> </w:t>
-      </w:r>
-      <w:r>
-        <w:t xml:space="preserve">quality</w:t>
-      </w:r>
-      <w:r>
-        <w:t xml:space="preserve"> </w:t>
-      </w:r>
-      <w:r>
-        <w:t xml:space="preserve">by</w:t>
-      </w:r>
-      <w:r>
-        <w:t xml:space="preserve"> </w:t>
-      </w:r>
-      <w:r>
-        <w:t xml:space="preserve">hiding</w:t>
-      </w:r>
-      <w:r>
-        <w:t xml:space="preserve"> </w:t>
-      </w:r>
-      <w:r>
-        <w:t xml:space="preserve">zeros</w:t>
-      </w:r>
-      <w:r>
-        <w:t xml:space="preserve"> </w:t>
-      </w:r>
-      <w:r>
-        <w:t xml:space="preserve">inside</w:t>
-      </w:r>
-      <w:r>
-        <w:t xml:space="preserve"> </w:t>
-      </w:r>
-      <w:r>
-        <w:t xml:space="preserve">averages.</w:t>
-      </w:r>
-      <w:r>
-        <w:t xml:space="preserve"> </w:t>
-      </w:r>
-      <w:r>
-        <w:t xml:space="preserve">We</w:t>
-      </w:r>
-      <w:r>
-        <w:t xml:space="preserve"> </w:t>
-      </w:r>
-      <w:r>
-        <w:t xml:space="preserve">formalize</w:t>
-      </w:r>
-      <w:r>
-        <w:t xml:space="preserve"> </w:t>
-      </w:r>
-      <w:r>
-        <w:t xml:space="preserve">a</w:t>
-      </w:r>
-      <w:r>
-        <w:t xml:space="preserve"> </w:t>
-      </w:r>
-      <w:r>
-        <w:t xml:space="preserve">replicable</w:t>
-      </w:r>
-      <w:r>
-        <w:t xml:space="preserve"> </w:t>
-      </w:r>
-      <w:r>
-        <w:t xml:space="preserve">audit</w:t>
-      </w:r>
-      <w:r>
-        <w:t xml:space="preserve"> </w:t>
-      </w:r>
-      <w:r>
-        <w:t xml:space="preserve">protocol</w:t>
-      </w:r>
-      <w:r>
-        <w:t xml:space="preserve"> </w:t>
-      </w:r>
-      <w:r>
-        <w:t xml:space="preserve">and</w:t>
-      </w:r>
-      <w:r>
-        <w:t xml:space="preserve"> </w:t>
-      </w:r>
-      <w:r>
-        <w:t xml:space="preserve">apply</w:t>
-      </w:r>
-      <w:r>
-        <w:t xml:space="preserve"> </w:t>
-      </w:r>
-      <w:r>
-        <w:t xml:space="preserve">it</w:t>
-      </w:r>
-      <w:r>
-        <w:t xml:space="preserve"> </w:t>
-      </w:r>
-      <w:r>
-        <w:t xml:space="preserve">to</w:t>
-      </w:r>
-      <w:r>
-        <w:t xml:space="preserve"> </w:t>
-      </w:r>
-      <w:r>
-        <w:t xml:space="preserve">two</w:t>
-      </w:r>
-      <w:r>
-        <w:t xml:space="preserve"> </w:t>
-      </w:r>
-      <w:r>
-        <w:t xml:space="preserve">of</w:t>
-      </w:r>
-      <w:r>
-        <w:t xml:space="preserve"> </w:t>
-      </w:r>
-      <w:r>
-        <w:t xml:space="preserve">the</w:t>
-      </w:r>
-      <w:r>
-        <w:t xml:space="preserve"> </w:t>
-      </w:r>
-      <w:r>
-        <w:t xml:space="preserve">world’s</w:t>
-      </w:r>
-      <w:r>
-        <w:t xml:space="preserve"> </w:t>
-      </w:r>
-      <w:r>
-        <w:t xml:space="preserve">most</w:t>
-      </w:r>
-      <w:r>
-        <w:t xml:space="preserve"> </w:t>
-      </w:r>
-      <w:r>
-        <w:t xml:space="preserve">influential</w:t>
-      </w:r>
-      <w:r>
-        <w:t xml:space="preserve"> </w:t>
-      </w:r>
-      <w:r>
-        <w:t xml:space="preserve">composite</w:t>
-      </w:r>
-      <w:r>
-        <w:t xml:space="preserve"> </w:t>
-      </w:r>
-      <w:r>
-        <w:t xml:space="preserve">indices:</w:t>
-      </w:r>
-      <w:r>
-        <w:t xml:space="preserve"> </w:t>
-      </w:r>
-      <w:r>
-        <w:t xml:space="preserve">the</w:t>
-      </w:r>
-      <w:r>
-        <w:t xml:space="preserve"> </w:t>
-      </w:r>
-      <w:r>
-        <w:t xml:space="preserve">V-Dem</w:t>
-      </w:r>
-      <w:r>
-        <w:t xml:space="preserve"> </w:t>
-      </w:r>
-      <w:r>
-        <w:t xml:space="preserve">Electoral</w:t>
-      </w:r>
-      <w:r>
-        <w:t xml:space="preserve"> </w:t>
-      </w:r>
-      <w:r>
-        <w:t xml:space="preserve">Democracy</w:t>
-      </w:r>
-      <w:r>
-        <w:t xml:space="preserve"> </w:t>
-      </w:r>
-      <w:r>
-        <w:t xml:space="preserve">Index</w:t>
-      </w:r>
-      <w:r>
-        <w:t xml:space="preserve"> </w:t>
-      </w:r>
-      <w:r>
-        <w:t xml:space="preserve">and</w:t>
-      </w:r>
-      <w:r>
-        <w:t xml:space="preserve"> </w:t>
-      </w:r>
-      <w:r>
-        <w:t xml:space="preserve">the</w:t>
-      </w:r>
-      <w:r>
-        <w:t xml:space="preserve"> </w:t>
-      </w:r>
-      <w:r>
-        <w:t xml:space="preserve">UNDP</w:t>
-      </w:r>
-      <w:r>
-        <w:t xml:space="preserve"> </w:t>
-      </w:r>
-      <w:r>
-        <w:t xml:space="preserve">Human</w:t>
-      </w:r>
-      <w:r>
-        <w:t xml:space="preserve"> </w:t>
-      </w:r>
-      <w:r>
-        <w:t xml:space="preserve">Development</w:t>
-      </w:r>
-      <w:r>
-        <w:t xml:space="preserve"> </w:t>
-      </w:r>
-      <w:r>
-        <w:t xml:space="preserve">Index.</w:t>
-      </w:r>
-      <w:r>
-        <w:t xml:space="preserve"> </w:t>
-      </w:r>
-      <w:r>
-        <w:t xml:space="preserve">The</w:t>
-      </w:r>
-      <w:r>
-        <w:t xml:space="preserve"> </w:t>
-      </w:r>
-      <w:r>
-        <w:t xml:space="preserve">V-Dem</w:t>
-      </w:r>
-      <w:r>
-        <w:t xml:space="preserve"> </w:t>
-      </w:r>
-      <w:r>
-        <w:t xml:space="preserve">audit</w:t>
-      </w:r>
-      <w:r>
-        <w:t xml:space="preserve"> </w:t>
-      </w:r>
-      <w:r>
-        <w:t xml:space="preserve">reveals</w:t>
-      </w:r>
-      <w:r>
-        <w:t xml:space="preserve"> </w:t>
-      </w:r>
-      <w:r>
-        <w:t xml:space="preserve">2,586</w:t>
-      </w:r>
-      <w:r>
-        <w:t xml:space="preserve"> </w:t>
-      </w:r>
-      <w:r>
-        <w:t xml:space="preserve">country-year</w:t>
-      </w:r>
-      <w:r>
-        <w:t xml:space="preserve"> </w:t>
-      </w:r>
-      <w:r>
-        <w:t xml:space="preserve">observations</w:t>
-      </w:r>
-      <w:r>
-        <w:t xml:space="preserve"> </w:t>
-      </w:r>
-      <w:r>
-        <w:t xml:space="preserve">where</w:t>
-      </w:r>
-      <w:r>
-        <w:t xml:space="preserve"> </w:t>
-      </w:r>
-      <w:r>
-        <w:t xml:space="preserve">the</w:t>
-      </w:r>
-      <w:r>
-        <w:t xml:space="preserve"> </w:t>
-      </w:r>
-      <w:r>
-        <w:t xml:space="preserve">additive</w:t>
-      </w:r>
-      <w:r>
-        <w:t xml:space="preserve"> </w:t>
-      </w:r>
-      <w:r>
-        <w:t xml:space="preserve">polyarchy</w:t>
-      </w:r>
-      <w:r>
-        <w:t xml:space="preserve"> </w:t>
-      </w:r>
-      <w:r>
-        <w:t xml:space="preserve">index</w:t>
-      </w:r>
-      <w:r>
-        <w:t xml:space="preserve"> </w:t>
-      </w:r>
-      <w:r>
-        <w:t xml:space="preserve">scores</w:t>
-      </w:r>
-      <w:r>
-        <w:t xml:space="preserve"> </w:t>
-      </w:r>
-      <w:r>
-        <w:t xml:space="preserve">above</w:t>
-      </w:r>
-      <w:r>
-        <w:t xml:space="preserve"> </w:t>
-      </w:r>
-      <w:r>
-        <w:t xml:space="preserve">0.5</w:t>
-      </w:r>
-      <w:r>
-        <w:t xml:space="preserve"> </w:t>
-      </w:r>
-      <w:r>
-        <w:t xml:space="preserve">(</w:t>
-      </w:r>
-      <w:r>
-        <w:t xml:space="preserve">“</w:t>
-      </w:r>
-      <w:r>
-        <w:t xml:space="preserve">democratic</w:t>
-      </w:r>
-      <w:r>
-        <w:t xml:space="preserve">”</w:t>
-      </w:r>
-      <w:r>
-        <w:t xml:space="preserve">)</w:t>
-      </w:r>
-      <w:r>
-        <w:t xml:space="preserve"> </w:t>
-      </w:r>
-      <w:r>
-        <w:t xml:space="preserve">while</w:t>
-      </w:r>
-      <w:r>
-        <w:t xml:space="preserve"> </w:t>
-      </w:r>
-      <w:r>
-        <w:t xml:space="preserve">the</w:t>
-      </w:r>
-      <w:r>
-        <w:t xml:space="preserve"> </w:t>
-      </w:r>
-      <w:r>
-        <w:t xml:space="preserve">multiplicative</w:t>
-      </w:r>
-      <w:r>
-        <w:t xml:space="preserve"> </w:t>
-      </w:r>
-      <w:r>
-        <w:t xml:space="preserve">index</w:t>
-      </w:r>
-      <w:r>
-        <w:t xml:space="preserve"> </w:t>
-      </w:r>
-      <w:r>
-        <w:t xml:space="preserve">scores</w:t>
-      </w:r>
-      <w:r>
-        <w:t xml:space="preserve"> </w:t>
-      </w:r>
-      <w:r>
-        <w:t xml:space="preserve">below</w:t>
-      </w:r>
-      <w:r>
-        <w:t xml:space="preserve"> </w:t>
-      </w:r>
-      <w:r>
-        <w:t xml:space="preserve">0.1</w:t>
-      </w:r>
-      <w:r>
-        <w:t xml:space="preserve"> </w:t>
-      </w:r>
-      <w:r>
-        <w:t xml:space="preserve">(</w:t>
-      </w:r>
-      <w:r>
-        <w:t xml:space="preserve">“</w:t>
-      </w:r>
-      <w:r>
-        <w:t xml:space="preserve">zero</w:t>
-      </w:r>
-      <w:r>
-        <w:t xml:space="preserve"> </w:t>
-      </w:r>
-      <w:r>
-        <w:t xml:space="preserve">on</w:t>
-      </w:r>
-      <w:r>
-        <w:t xml:space="preserve"> </w:t>
-      </w:r>
-      <w:r>
-        <w:t xml:space="preserve">at</w:t>
-      </w:r>
-      <w:r>
-        <w:t xml:space="preserve"> </w:t>
-      </w:r>
-      <w:r>
-        <w:t xml:space="preserve">least</w:t>
-      </w:r>
-      <w:r>
-        <w:t xml:space="preserve"> </w:t>
-      </w:r>
-      <w:r>
-        <w:t xml:space="preserve">one</w:t>
-      </w:r>
-      <w:r>
-        <w:t xml:space="preserve"> </w:t>
-      </w:r>
-      <w:r>
-        <w:t xml:space="preserve">dimension</w:t>
-      </w:r>
-      <w:r>
-        <w:t xml:space="preserve">”</w:t>
-      </w:r>
-      <w:r>
-        <w:t xml:space="preserve">)—a</w:t>
-      </w:r>
-      <w:r>
-        <w:t xml:space="preserve"> </w:t>
-      </w:r>
-      <w:r>
-        <w:t xml:space="preserve">9.6%</w:t>
-      </w:r>
-      <w:r>
-        <w:t xml:space="preserve"> </w:t>
-      </w:r>
-      <w:r>
-        <w:t xml:space="preserve">hidden-zero</w:t>
-      </w:r>
-      <w:r>
-        <w:t xml:space="preserve"> </w:t>
-      </w:r>
-      <w:r>
-        <w:t xml:space="preserve">rate</w:t>
-      </w:r>
-      <w:r>
-        <w:t xml:space="preserve"> </w:t>
-      </w:r>
-      <w:r>
-        <w:t xml:space="preserve">across</w:t>
-      </w:r>
-      <w:r>
-        <w:t xml:space="preserve"> </w:t>
-      </w:r>
-      <w:r>
-        <w:t xml:space="preserve">26,954</w:t>
-      </w:r>
-      <w:r>
-        <w:t xml:space="preserve"> </w:t>
-      </w:r>
-      <w:r>
-        <w:t xml:space="preserve">observations.</w:t>
-      </w:r>
-      <w:r>
-        <w:t xml:space="preserve"> </w:t>
-      </w:r>
-      <w:r>
-        <w:t xml:space="preserve">The</w:t>
-      </w:r>
-      <w:r>
-        <w:t xml:space="preserve"> </w:t>
-      </w:r>
-      <w:r>
-        <w:t xml:space="preserve">maximum</w:t>
-      </w:r>
-      <w:r>
-        <w:t xml:space="preserve"> </w:t>
-      </w:r>
-      <w:r>
-        <w:t xml:space="preserve">gap</w:t>
-      </w:r>
-      <w:r>
-        <w:t xml:space="preserve"> </w:t>
-      </w:r>
-      <w:r>
-        <w:t xml:space="preserve">is</w:t>
-      </w:r>
-      <w:r>
-        <w:t xml:space="preserve"> </w:t>
-      </w:r>
-      <w:r>
-        <w:t xml:space="preserve">0.754</w:t>
-      </w:r>
-      <w:r>
-        <w:t xml:space="preserve"> </w:t>
-      </w:r>
-      <w:r>
-        <w:t xml:space="preserve">(Hong</w:t>
-      </w:r>
-      <w:r>
-        <w:t xml:space="preserve"> </w:t>
-      </w:r>
-      <w:r>
-        <w:t xml:space="preserve">Kong,</w:t>
-      </w:r>
-      <w:r>
-        <w:t xml:space="preserve"> </w:t>
-      </w:r>
-      <w:r>
-        <w:t xml:space="preserve">1995:</w:t>
-      </w:r>
-      <w:r>
-        <w:t xml:space="preserve"> </w:t>
-      </w:r>
-      <w:r>
-        <w:t xml:space="preserve">additive</w:t>
-      </w:r>
-      <w:r>
-        <w:t xml:space="preserve"> </w:t>
-      </w:r>
-      <w:r>
-        <w:t xml:space="preserve">score</w:t>
-      </w:r>
-      <w:r>
-        <w:t xml:space="preserve"> </w:t>
-      </w:r>
-      <w:r>
-        <w:t xml:space="preserve">0.754,</w:t>
-      </w:r>
-      <w:r>
-        <w:t xml:space="preserve"> </w:t>
-      </w:r>
-      <w:r>
-        <w:t xml:space="preserve">multiplicative</w:t>
-      </w:r>
-      <w:r>
-        <w:t xml:space="preserve"> </w:t>
-      </w:r>
-      <w:r>
-        <w:t xml:space="preserve">score</w:t>
-      </w:r>
-      <w:r>
-        <w:t xml:space="preserve"> </w:t>
-      </w:r>
-      <w:r>
-        <w:t xml:space="preserve">0.000),</w:t>
-      </w:r>
-      <w:r>
-        <w:t xml:space="preserve"> </w:t>
-      </w:r>
-      <w:r>
-        <w:t xml:space="preserve">with</w:t>
-      </w:r>
-      <w:r>
-        <w:t xml:space="preserve"> </w:t>
-      </w:r>
-      <w:r>
-        <w:t xml:space="preserve">the</w:t>
-      </w:r>
-      <w:r>
-        <w:t xml:space="preserve"> </w:t>
-      </w:r>
-      <w:r>
-        <w:t xml:space="preserve">collapsed</w:t>
-      </w:r>
-      <w:r>
-        <w:t xml:space="preserve"> </w:t>
-      </w:r>
-      <w:r>
-        <w:t xml:space="preserve">dimension</w:t>
-      </w:r>
-      <w:r>
-        <w:t xml:space="preserve"> </w:t>
-      </w:r>
-      <w:r>
-        <w:t xml:space="preserve">invariably</w:t>
-      </w:r>
-      <w:r>
-        <w:t xml:space="preserve"> </w:t>
-      </w:r>
-      <w:r>
-        <w:t xml:space="preserve">being</w:t>
-      </w:r>
-      <w:r>
-        <w:t xml:space="preserve"> </w:t>
-      </w:r>
-      <w:r>
-        <w:t xml:space="preserve">elected</w:t>
-      </w:r>
-      <w:r>
-        <w:t xml:space="preserve"> </w:t>
-      </w:r>
-      <w:r>
-        <w:t xml:space="preserve">officials</w:t>
-      </w:r>
-      <w:r>
-        <w:t xml:space="preserve"> </w:t>
-      </w:r>
-      <w:r>
-        <w:t xml:space="preserve">(</w:t>
+        <w:t xml:space="preserve">When the dimensions of a composite index are non-substitutable—meaning that no amount of improvement on one dimension can compensate for collapse on another—the uniqueness theorem of multiplicative composition (Kirsch 2026) proves that the only valid aggregation function is multiplicative. Any additive aggregation of such dimensions commits a provable composition error that systematically overstates quality by hiding zeros inside averages. We formalize a replicable audit protocol and apply it to two of the world’s most influential composite indices: the V-Dem Electoral Democracy Index and the UNDP Human Development Index. The V-Dem audit reveals 2,586 country-year observations where the additive polyarchy index scores above 0.5 (</w:t>
+      </w:r>
+      <w:r>
+        <w:t xml:space="preserve">“democratic”</w:t>
+      </w:r>
+      <w:r>
+        <w:t xml:space="preserve">) while the multiplicative index scores below 0.1 (</w:t>
+      </w:r>
+      <w:r>
+        <w:t xml:space="preserve">“zero on at least one dimension”</w:t>
+      </w:r>
+      <w:r>
+        <w:t xml:space="preserve">)—a 9.6% hidden-zero rate across 26,954 observations. The maximum gap is 0.754 (Hong Kong, 1995: additive score 0.754, multiplicative score 0.000), with the collapsed dimension invariably being elected officials (</w:t>
       </w:r>
       <m:oMath>
         <m:r>
@@ -1061,633 +107,10 @@
         </m:r>
       </m:oMath>
       <w:r>
-        <w:t xml:space="preserve">).</w:t>
-      </w:r>
-      <w:r>
-        <w:t xml:space="preserve"> </w:t>
-      </w:r>
-      <w:r>
-        <w:t xml:space="preserve">The</w:t>
-      </w:r>
-      <w:r>
-        <w:t xml:space="preserve"> </w:t>
-      </w:r>
-      <w:r>
-        <w:t xml:space="preserve">gap</w:t>
-      </w:r>
-      <w:r>
-        <w:t xml:space="preserve"> </w:t>
-      </w:r>
-      <w:r>
-        <w:t xml:space="preserve">has</w:t>
-      </w:r>
-      <w:r>
-        <w:t xml:space="preserve"> </w:t>
-      </w:r>
-      <w:r>
-        <w:t xml:space="preserve">widened</w:t>
-      </w:r>
-      <w:r>
-        <w:t xml:space="preserve"> </w:t>
-      </w:r>
-      <w:r>
-        <w:t xml:space="preserve">from</w:t>
-      </w:r>
-      <w:r>
-        <w:t xml:space="preserve"> </w:t>
-      </w:r>
-      <w:r>
-        <w:t xml:space="preserve">a</w:t>
-      </w:r>
-      <w:r>
-        <w:t xml:space="preserve"> </w:t>
-      </w:r>
-      <w:r>
-        <w:t xml:space="preserve">mean</w:t>
-      </w:r>
-      <w:r>
-        <w:t xml:space="preserve"> </w:t>
-      </w:r>
-      <w:r>
-        <w:t xml:space="preserve">of</w:t>
-      </w:r>
-      <w:r>
-        <w:t xml:space="preserve"> </w:t>
-      </w:r>
-      <w:r>
-        <w:t xml:space="preserve">0.23</w:t>
-      </w:r>
-      <w:r>
-        <w:t xml:space="preserve"> </w:t>
-      </w:r>
-      <w:r>
-        <w:t xml:space="preserve">in</w:t>
-      </w:r>
-      <w:r>
-        <w:t xml:space="preserve"> </w:t>
-      </w:r>
-      <w:r>
-        <w:t xml:space="preserve">the</w:t>
-      </w:r>
-      <w:r>
-        <w:t xml:space="preserve"> </w:t>
-      </w:r>
-      <w:r>
-        <w:t xml:space="preserve">1900s</w:t>
-      </w:r>
-      <w:r>
-        <w:t xml:space="preserve"> </w:t>
-      </w:r>
-      <w:r>
-        <w:t xml:space="preserve">to</w:t>
-      </w:r>
-      <w:r>
-        <w:t xml:space="preserve"> </w:t>
-      </w:r>
-      <w:r>
-        <w:t xml:space="preserve">0.35</w:t>
-      </w:r>
-      <w:r>
-        <w:t xml:space="preserve"> </w:t>
-      </w:r>
-      <w:r>
-        <w:t xml:space="preserve">in</w:t>
-      </w:r>
-      <w:r>
-        <w:t xml:space="preserve"> </w:t>
-      </w:r>
-      <w:r>
-        <w:t xml:space="preserve">the</w:t>
-      </w:r>
-      <w:r>
-        <w:t xml:space="preserve"> </w:t>
-      </w:r>
-      <w:r>
-        <w:t xml:space="preserve">2010s,</w:t>
-      </w:r>
-      <w:r>
-        <w:t xml:space="preserve"> </w:t>
-      </w:r>
-      <w:r>
-        <w:t xml:space="preserve">as</w:t>
-      </w:r>
-      <w:r>
-        <w:t xml:space="preserve"> </w:t>
-      </w:r>
-      <w:r>
-        <w:t xml:space="preserve">more</w:t>
-      </w:r>
-      <w:r>
-        <w:t xml:space="preserve"> </w:t>
-      </w:r>
-      <w:r>
-        <w:t xml:space="preserve">countries</w:t>
-      </w:r>
-      <w:r>
-        <w:t xml:space="preserve"> </w:t>
-      </w:r>
-      <w:r>
-        <w:t xml:space="preserve">acquire</w:t>
-      </w:r>
-      <w:r>
-        <w:t xml:space="preserve"> </w:t>
-      </w:r>
-      <w:r>
-        <w:t xml:space="preserve">some</w:t>
-      </w:r>
-      <w:r>
-        <w:t xml:space="preserve"> </w:t>
-      </w:r>
-      <w:r>
-        <w:t xml:space="preserve">democratic</w:t>
-      </w:r>
-      <w:r>
-        <w:t xml:space="preserve"> </w:t>
-      </w:r>
-      <w:r>
-        <w:t xml:space="preserve">institutions</w:t>
-      </w:r>
-      <w:r>
-        <w:t xml:space="preserve"> </w:t>
-      </w:r>
-      <w:r>
-        <w:t xml:space="preserve">while</w:t>
-      </w:r>
-      <w:r>
-        <w:t xml:space="preserve"> </w:t>
-      </w:r>
-      <w:r>
-        <w:t xml:space="preserve">retaining</w:t>
-      </w:r>
-      <w:r>
-        <w:t xml:space="preserve"> </w:t>
-      </w:r>
-      <w:r>
-        <w:t xml:space="preserve">authoritarian</w:t>
-      </w:r>
-      <w:r>
-        <w:t xml:space="preserve"> </w:t>
-      </w:r>
-      <w:r>
-        <w:t xml:space="preserve">control</w:t>
-      </w:r>
-      <w:r>
-        <w:t xml:space="preserve"> </w:t>
-      </w:r>
-      <w:r>
-        <w:t xml:space="preserve">of</w:t>
-      </w:r>
-      <w:r>
-        <w:t xml:space="preserve"> </w:t>
-      </w:r>
-      <w:r>
-        <w:t xml:space="preserve">executive</w:t>
-      </w:r>
-      <w:r>
-        <w:t xml:space="preserve"> </w:t>
-      </w:r>
-      <w:r>
-        <w:t xml:space="preserve">selection.</w:t>
-      </w:r>
-      <w:r>
-        <w:t xml:space="preserve"> </w:t>
-      </w:r>
-      <w:r>
-        <w:t xml:space="preserve">The</w:t>
-      </w:r>
-      <w:r>
-        <w:t xml:space="preserve"> </w:t>
-      </w:r>
-      <w:r>
-        <w:t xml:space="preserve">HDI</w:t>
-      </w:r>
-      <w:r>
-        <w:t xml:space="preserve"> </w:t>
-      </w:r>
-      <w:r>
-        <w:t xml:space="preserve">audit</w:t>
-      </w:r>
-      <w:r>
-        <w:t xml:space="preserve"> </w:t>
-      </w:r>
-      <w:r>
-        <w:t xml:space="preserve">confirms</w:t>
-      </w:r>
-      <w:r>
-        <w:t xml:space="preserve"> </w:t>
-      </w:r>
-      <w:r>
-        <w:t xml:space="preserve">the</w:t>
-      </w:r>
-      <w:r>
-        <w:t xml:space="preserve"> </w:t>
-      </w:r>
-      <w:r>
-        <w:t xml:space="preserve">direction</w:t>
-      </w:r>
-      <w:r>
-        <w:t xml:space="preserve"> </w:t>
-      </w:r>
-      <w:r>
-        <w:t xml:space="preserve">of</w:t>
-      </w:r>
-      <w:r>
-        <w:t xml:space="preserve"> </w:t>
-      </w:r>
-      <w:r>
-        <w:t xml:space="preserve">the</w:t>
-      </w:r>
-      <w:r>
-        <w:t xml:space="preserve"> </w:t>
-      </w:r>
-      <w:r>
-        <w:t xml:space="preserve">error</w:t>
-      </w:r>
-      <w:r>
-        <w:t xml:space="preserve"> </w:t>
-      </w:r>
-      <w:r>
-        <w:t xml:space="preserve">(additive</w:t>
-      </w:r>
-      <w:r>
-        <w:t xml:space="preserve"> </w:t>
-      </w:r>
-      <m:oMath>
-        <m:r>
-          <m:rPr>
-            <m:sty m:val="p"/>
-          </m:rPr>
-          <m:t>&gt;</m:t>
-        </m:r>
-      </m:oMath>
-      <w:r>
-        <w:t xml:space="preserve"> </w:t>
-      </w:r>
-      <w:r>
-        <w:t xml:space="preserve">geometric</w:t>
-      </w:r>
-      <w:r>
-        <w:t xml:space="preserve"> </w:t>
-      </w:r>
-      <w:r>
-        <w:t xml:space="preserve">for</w:t>
-      </w:r>
-      <w:r>
-        <w:t xml:space="preserve"> </w:t>
-      </w:r>
-      <w:r>
-        <w:t xml:space="preserve">all</w:t>
-      </w:r>
-      <w:r>
-        <w:t xml:space="preserve"> </w:t>
-      </w:r>
-      <w:r>
-        <w:t xml:space="preserve">countries</w:t>
-      </w:r>
-      <w:r>
-        <w:t xml:space="preserve"> </w:t>
-      </w:r>
-      <w:r>
-        <w:t xml:space="preserve">in</w:t>
-      </w:r>
-      <w:r>
-        <w:t xml:space="preserve"> </w:t>
-      </w:r>
-      <w:r>
-        <w:t xml:space="preserve">all</w:t>
-      </w:r>
-      <w:r>
-        <w:t xml:space="preserve"> </w:t>
-      </w:r>
-      <w:r>
-        <w:t xml:space="preserve">years)</w:t>
-      </w:r>
-      <w:r>
-        <w:t xml:space="preserve"> </w:t>
-      </w:r>
-      <w:r>
-        <w:t xml:space="preserve">but</w:t>
-      </w:r>
-      <w:r>
-        <w:t xml:space="preserve"> </w:t>
-      </w:r>
-      <w:r>
-        <w:t xml:space="preserve">shows</w:t>
-      </w:r>
-      <w:r>
-        <w:t xml:space="preserve"> </w:t>
-      </w:r>
-      <w:r>
-        <w:t xml:space="preserve">smaller</w:t>
-      </w:r>
-      <w:r>
-        <w:t xml:space="preserve"> </w:t>
-      </w:r>
-      <w:r>
-        <w:t xml:space="preserve">magnitude</w:t>
-      </w:r>
-      <w:r>
-        <w:t xml:space="preserve"> </w:t>
-      </w:r>
-      <w:r>
-        <w:t xml:space="preserve">(mean</w:t>
-      </w:r>
-      <w:r>
-        <w:t xml:space="preserve"> </w:t>
-      </w:r>
-      <w:r>
-        <w:t xml:space="preserve">gap</w:t>
-      </w:r>
-      <w:r>
-        <w:t xml:space="preserve"> </w:t>
-      </w:r>
-      <w:r>
-        <w:t xml:space="preserve">0.007),</w:t>
-      </w:r>
-      <w:r>
-        <w:t xml:space="preserve"> </w:t>
-      </w:r>
-      <w:r>
-        <w:t xml:space="preserve">consistent</w:t>
-      </w:r>
-      <w:r>
-        <w:t xml:space="preserve"> </w:t>
-      </w:r>
-      <w:r>
-        <w:t xml:space="preserve">with</w:t>
-      </w:r>
-      <w:r>
-        <w:t xml:space="preserve"> </w:t>
-      </w:r>
-      <w:r>
-        <w:t xml:space="preserve">the</w:t>
-      </w:r>
-      <w:r>
-        <w:t xml:space="preserve"> </w:t>
-      </w:r>
-      <w:r>
-        <w:t xml:space="preserve">fact</w:t>
-      </w:r>
-      <w:r>
-        <w:t xml:space="preserve"> </w:t>
-      </w:r>
-      <w:r>
-        <w:t xml:space="preserve">that</w:t>
-      </w:r>
-      <w:r>
-        <w:t xml:space="preserve"> </w:t>
-      </w:r>
-      <w:r>
-        <w:t xml:space="preserve">the</w:t>
-      </w:r>
-      <w:r>
-        <w:t xml:space="preserve"> </w:t>
-      </w:r>
-      <w:r>
-        <w:t xml:space="preserve">UNDP’s</w:t>
-      </w:r>
-      <w:r>
-        <w:t xml:space="preserve"> </w:t>
-      </w:r>
-      <w:r>
-        <w:t xml:space="preserve">dimension</w:t>
-      </w:r>
-      <w:r>
-        <w:t xml:space="preserve"> </w:t>
-      </w:r>
-      <w:r>
-        <w:t xml:space="preserve">indices</w:t>
-      </w:r>
-      <w:r>
-        <w:t xml:space="preserve"> </w:t>
-      </w:r>
-      <w:r>
-        <w:t xml:space="preserve">are</w:t>
-      </w:r>
-      <w:r>
-        <w:t xml:space="preserve"> </w:t>
-      </w:r>
-      <w:r>
-        <w:t xml:space="preserve">constructed</w:t>
-      </w:r>
-      <w:r>
-        <w:t xml:space="preserve"> </w:t>
-      </w:r>
-      <w:r>
-        <w:t xml:space="preserve">to</w:t>
-      </w:r>
-      <w:r>
-        <w:t xml:space="preserve"> </w:t>
-      </w:r>
-      <w:r>
-        <w:t xml:space="preserve">avoid</w:t>
-      </w:r>
-      <w:r>
-        <w:t xml:space="preserve"> </w:t>
-      </w:r>
-      <w:r>
-        <w:t xml:space="preserve">zeros.</w:t>
-      </w:r>
-      <w:r>
-        <w:t xml:space="preserve"> </w:t>
-      </w:r>
-      <w:r>
-        <w:t xml:space="preserve">These</w:t>
-      </w:r>
-      <w:r>
-        <w:t xml:space="preserve"> </w:t>
-      </w:r>
-      <w:r>
-        <w:t xml:space="preserve">results</w:t>
-      </w:r>
-      <w:r>
-        <w:t xml:space="preserve"> </w:t>
-      </w:r>
-      <w:r>
-        <w:t xml:space="preserve">provide</w:t>
-      </w:r>
-      <w:r>
-        <w:t xml:space="preserve"> </w:t>
-      </w:r>
-      <w:r>
-        <w:t xml:space="preserve">the</w:t>
-      </w:r>
-      <w:r>
-        <w:t xml:space="preserve"> </w:t>
-      </w:r>
-      <w:r>
-        <w:t xml:space="preserve">first</w:t>
-      </w:r>
-      <w:r>
-        <w:t xml:space="preserve"> </w:t>
-      </w:r>
-      <w:r>
-        <w:t xml:space="preserve">systematic,</w:t>
-      </w:r>
-      <w:r>
-        <w:t xml:space="preserve"> </w:t>
-      </w:r>
-      <w:r>
-        <w:t xml:space="preserve">cross-domain,</w:t>
-      </w:r>
-      <w:r>
-        <w:t xml:space="preserve"> </w:t>
-      </w:r>
-      <w:r>
-        <w:t xml:space="preserve">empirically</w:t>
-      </w:r>
-      <w:r>
-        <w:t xml:space="preserve"> </w:t>
-      </w:r>
-      <w:r>
-        <w:t xml:space="preserve">quantified</w:t>
-      </w:r>
-      <w:r>
-        <w:t xml:space="preserve"> </w:t>
-      </w:r>
-      <w:r>
-        <w:t xml:space="preserve">demonstration</w:t>
-      </w:r>
-      <w:r>
-        <w:t xml:space="preserve"> </w:t>
-      </w:r>
-      <w:r>
-        <w:t xml:space="preserve">that</w:t>
-      </w:r>
-      <w:r>
-        <w:t xml:space="preserve"> </w:t>
-      </w:r>
-      <w:r>
-        <w:t xml:space="preserve">additive</w:t>
-      </w:r>
-      <w:r>
-        <w:t xml:space="preserve"> </w:t>
-      </w:r>
-      <w:r>
-        <w:t xml:space="preserve">aggregation</w:t>
-      </w:r>
-      <w:r>
-        <w:t xml:space="preserve"> </w:t>
-      </w:r>
-      <w:r>
-        <w:t xml:space="preserve">of</w:t>
-      </w:r>
-      <w:r>
-        <w:t xml:space="preserve"> </w:t>
-      </w:r>
-      <w:r>
-        <w:t xml:space="preserve">non-substitutable</w:t>
-      </w:r>
-      <w:r>
-        <w:t xml:space="preserve"> </w:t>
-      </w:r>
-      <w:r>
-        <w:t xml:space="preserve">dimensions</w:t>
-      </w:r>
-      <w:r>
-        <w:t xml:space="preserve"> </w:t>
-      </w:r>
-      <w:r>
-        <w:t xml:space="preserve">produces</w:t>
-      </w:r>
-      <w:r>
-        <w:t xml:space="preserve"> </w:t>
-      </w:r>
-      <w:r>
-        <w:t xml:space="preserve">a</w:t>
-      </w:r>
-      <w:r>
-        <w:t xml:space="preserve"> </w:t>
-      </w:r>
-      <w:r>
-        <w:t xml:space="preserve">directionally</w:t>
-      </w:r>
-      <w:r>
-        <w:t xml:space="preserve"> </w:t>
-      </w:r>
-      <w:r>
-        <w:t xml:space="preserve">predictable</w:t>
-      </w:r>
-      <w:r>
-        <w:t xml:space="preserve"> </w:t>
-      </w:r>
-      <w:r>
-        <w:t xml:space="preserve">measurement</w:t>
-      </w:r>
-      <w:r>
-        <w:t xml:space="preserve"> </w:t>
-      </w:r>
-      <w:r>
-        <w:t xml:space="preserve">error—one</w:t>
-      </w:r>
-      <w:r>
-        <w:t xml:space="preserve"> </w:t>
-      </w:r>
-      <w:r>
-        <w:t xml:space="preserve">that</w:t>
-      </w:r>
-      <w:r>
-        <w:t xml:space="preserve"> </w:t>
-      </w:r>
-      <w:r>
-        <w:t xml:space="preserve">a</w:t>
-      </w:r>
-      <w:r>
-        <w:t xml:space="preserve"> </w:t>
-      </w:r>
-      <w:r>
-        <w:t xml:space="preserve">portable</w:t>
-      </w:r>
-      <w:r>
-        <w:t xml:space="preserve"> </w:t>
-      </w:r>
-      <w:r>
-        <w:t xml:space="preserve">diagnostic</w:t>
-      </w:r>
-      <w:r>
-        <w:t xml:space="preserve"> </w:t>
-      </w:r>
-      <w:r>
-        <w:t xml:space="preserve">protocol</w:t>
-      </w:r>
-      <w:r>
-        <w:t xml:space="preserve"> </w:t>
-      </w:r>
-      <w:r>
-        <w:t xml:space="preserve">can</w:t>
-      </w:r>
-      <w:r>
-        <w:t xml:space="preserve"> </w:t>
-      </w:r>
-      <w:r>
-        <w:t xml:space="preserve">detect</w:t>
-      </w:r>
-      <w:r>
-        <w:t xml:space="preserve"> </w:t>
-      </w:r>
-      <w:r>
-        <w:t xml:space="preserve">in</w:t>
-      </w:r>
-      <w:r>
-        <w:t xml:space="preserve"> </w:t>
-      </w:r>
-      <w:r>
-        <w:t xml:space="preserve">any</w:t>
-      </w:r>
-      <w:r>
-        <w:t xml:space="preserve"> </w:t>
-      </w:r>
-      <w:r>
-        <w:t xml:space="preserve">composite</w:t>
-      </w:r>
-      <w:r>
-        <w:t xml:space="preserve"> </w:t>
-      </w:r>
-      <w:r>
-        <w:t xml:space="preserve">index.</w:t>
-      </w:r>
-    </w:p>
-    <w:bookmarkStart w:id="21" w:name="introduction"/>
+        <w:t xml:space="preserve">). Predictive validation confirms the multiplicative index: hidden-zero countries remain autocratic 91.1% of the time within 5 years, while countries where both indices agree on democracy experience breakdown only 1.6% of the time. The HDI audit confirms the direction of the error but shows smaller magnitude (mean gap 0.007), consistent with the fact that the UNDP’s dimension indices are constructed to avoid zeros. These results provide the first systematic, cross-domain, empirically quantified demonstration that additive aggregation of non-substitutable dimensions produces a directionally predictable measurement error—one that a portable diagnostic protocol can detect in any composite index.</w:t>
+      </w:r>
+    </w:p>
+    <w:bookmarkStart w:id="10" w:name="introduction"/>
     <w:p>
       <w:pPr>
         <w:pStyle w:val="Heading1"/>
@@ -1778,13 +201,7 @@
         <w:t xml:space="preserve"> </w:t>
       </w:r>
       <w:r>
-        <w:t xml:space="preserve">“</w:t>
-      </w:r>
-      <w:r>
-        <w:t xml:space="preserve">moderately democratic</w:t>
-      </w:r>
-      <w:r>
-        <w:t xml:space="preserve">”</w:t>
+        <w:t xml:space="preserve">“moderately democratic”</w:t>
       </w:r>
       <w:r>
         <w:t xml:space="preserve"> </w:t>
@@ -1804,10 +221,10 @@
         <w:t xml:space="preserve"> </w:t>
       </w:r>
       <w:r>
-        <w:t xml:space="preserve">. Our contribution is the systematic, cross-domain application of a protocol grounded in a uniqueness proof, with quantified measurement error.</w:t>
-      </w:r>
-    </w:p>
-    <w:bookmarkStart w:id="20" w:name="prior-art-and-the-gap-this-paper-fills"/>
+        <w:t xml:space="preserve">. Our contribution is the systematic, cross-domain application of a protocol grounded in a uniqueness proof, with quantified measurement error and predictive validation.</w:t>
+      </w:r>
+    </w:p>
+    <w:bookmarkStart w:id="9" w:name="prior-art-and-the-gap-this-paper-fills"/>
     <w:p>
       <w:pPr>
         <w:pStyle w:val="Heading2"/>
@@ -1836,13 +253,7 @@
         <w:t xml:space="preserve"> </w:t>
       </w:r>
       <w:r>
-        <w:t xml:space="preserve">“</w:t>
-      </w:r>
-      <w:r>
-        <w:t xml:space="preserve">runs counter to the notion of [dimensions] being essential and therefore non-substitutable.</w:t>
-      </w:r>
-      <w:r>
-        <w:t xml:space="preserve">”</w:t>
+        <w:t xml:space="preserve">“runs counter to the notion of [dimensions] being essential and therefore non-substitutable.”</w:t>
       </w:r>
       <w:r>
         <w:t xml:space="preserve"> </w:t>
@@ -1885,122 +296,122 @@
       </w:r>
       <w:r>
         <w:rPr>
+          <w:i/>
           <w:iCs/>
+        </w:rPr>
+        <w:t xml:space="preserve">Handbook on Constructing Composite Indicators</w:t>
+      </w:r>
+      <w:r>
+        <w:t xml:space="preserve"> </w:t>
+      </w:r>
+      <w:r>
+        <w:t xml:space="preserve"> </w:t>
+      </w:r>
+      <w:r>
+        <w:t xml:space="preserve">acknowledges the issue but offers no formal criterion for choosing between aggregation methods.</w:t>
+      </w:r>
+    </w:p>
+    <w:p>
+      <w:pPr>
+        <w:pStyle w:val="BodyText"/>
+      </w:pPr>
+      <w:r>
+        <w:t xml:space="preserve">These are scattered, index-by-index critiques without: (1) a mathematical proof that multiplicative is the</w:t>
+      </w:r>
+      <w:r>
+        <w:t xml:space="preserve"> </w:t>
+      </w:r>
+      <w:r>
+        <w:rPr>
           <w:i/>
-        </w:rPr>
-        <w:t xml:space="preserve">Handbook on Constructing Composite Indicators</w:t>
-      </w:r>
-      <w:r>
-        <w:t xml:space="preserve"> </w:t>
-      </w:r>
-      <w:r>
-        <w:t xml:space="preserve"> </w:t>
-      </w:r>
-      <w:r>
-        <w:t xml:space="preserve">acknowledges the issue but offers no formal criterion for choosing between aggregation methods.</w:t>
-      </w:r>
-    </w:p>
-    <w:p>
-      <w:pPr>
-        <w:pStyle w:val="BodyText"/>
-      </w:pPr>
-      <w:r>
-        <w:t xml:space="preserve">These are scattered, index-by-index critiques without: (1) a mathematical proof that multiplicative is the</w:t>
-      </w:r>
-      <w:r>
-        <w:t xml:space="preserve"> </w:t>
-      </w:r>
-      <w:r>
-        <w:rPr>
           <w:iCs/>
+        </w:rPr>
+        <w:t xml:space="preserve">unique</w:t>
+      </w:r>
+      <w:r>
+        <w:t xml:space="preserve"> </w:t>
+      </w:r>
+      <w:r>
+        <w:t xml:space="preserve">correct form for non-substitutable dimensions; (2) a systematic cross-domain audit applying the same diagnostic to multiple indices; (3) quantified measurement error—how many entities are misclassified; or (4) predictive validation showing which aggregation better forecasts outcomes. This paper addresses all four gaps, building on the uniqueness proof established in</w:t>
+      </w:r>
+      <w:r>
+        <w:t xml:space="preserve"> </w:t>
+      </w:r>
+      <w:r>
+        <w:t xml:space="preserve">.</w:t>
+      </w:r>
+    </w:p>
+    <w:bookmarkEnd w:id="9"/>
+    <w:bookmarkEnd w:id="10"/>
+    <w:bookmarkStart w:id="11" w:name="the-audit-protocol"/>
+    <w:p>
+      <w:pPr>
+        <w:pStyle w:val="Heading1"/>
+      </w:pPr>
+      <w:r>
+        <w:t xml:space="preserve">The Audit Protocol</w:t>
+      </w:r>
+    </w:p>
+    <w:p>
+      <w:pPr>
+        <w:pStyle w:val="FirstParagraph"/>
+      </w:pPr>
+      <w:r>
+        <w:rPr>
+          <w:b/>
+          <w:bCs/>
+        </w:rPr>
+        <w:t xml:space="preserve">Definition 1</w:t>
+      </w:r>
+      <w:r>
+        <w:t xml:space="preserve"> </w:t>
+      </w:r>
+      <w:r>
+        <w:t xml:space="preserve">(Additive Audit Protocol).</w:t>
+      </w:r>
+      <w:r>
+        <w:t xml:space="preserve"> </w:t>
+      </w:r>
+      <w:r>
+        <w:t xml:space="preserve"> </w:t>
+      </w:r>
+      <w:r>
+        <w:rPr>
           <w:i/>
-        </w:rPr>
-        <w:t xml:space="preserve">unique</w:t>
-      </w:r>
-      <w:r>
-        <w:t xml:space="preserve"> </w:t>
-      </w:r>
-      <w:r>
-        <w:t xml:space="preserve">correct form for non-substitutable dimensions; (2) a systematic cross-domain audit applying the same diagnostic to multiple indices; (3) quantified measurement error—how many entities are misclassified; or (4) a connection to the O-Ring inversion result showing what the composition error implies for resource allocation. This paper addresses gaps (1)–(3), building on the uniqueness proof established in</w:t>
-      </w:r>
-      <w:r>
-        <w:t xml:space="preserve"> </w:t>
-      </w:r>
-      <w:r>
-        <w:t xml:space="preserve">.</w:t>
-      </w:r>
-    </w:p>
-    <w:bookmarkEnd w:id="20"/>
-    <w:bookmarkEnd w:id="21"/>
-    <w:bookmarkStart w:id="22" w:name="the-audit-protocol"/>
-    <w:p>
-      <w:pPr>
-        <w:pStyle w:val="Heading1"/>
-      </w:pPr>
-      <w:r>
-        <w:t xml:space="preserve">The Audit Protocol</w:t>
-      </w:r>
-    </w:p>
-    <w:p>
-      <w:pPr>
-        <w:pStyle w:val="FirstParagraph"/>
-      </w:pPr>
-      <w:r>
-        <w:rPr>
-          <w:bCs/>
-          <w:b/>
-        </w:rPr>
-        <w:t xml:space="preserve">Definition 1</w:t>
-      </w:r>
-      <w:r>
-        <w:t xml:space="preserve"> </w:t>
-      </w:r>
-      <w:r>
-        <w:t xml:space="preserve">(Additive Audit Protocol).</w:t>
-      </w:r>
-      <w:r>
-        <w:t xml:space="preserve"> </w:t>
-      </w:r>
-      <w:r>
-        <w:t xml:space="preserve"> </w:t>
-      </w:r>
-      <w:r>
-        <w:rPr>
           <w:iCs/>
+        </w:rPr>
+        <w:t xml:space="preserve">For any composite index</w:t>
+      </w:r>
+      <w:r>
+        <w:rPr>
           <w:i/>
-        </w:rPr>
-        <w:t xml:space="preserve">For any composite index</w:t>
-      </w:r>
-      <w:r>
-        <w:rPr>
           <w:iCs/>
+        </w:rPr>
+        <w:t xml:space="preserve"> </w:t>
+      </w:r>
+      <m:oMath>
+        <m:r>
+          <m:t>C</m:t>
+        </m:r>
+      </m:oMath>
+      <w:r>
+        <w:rPr>
           <w:i/>
-        </w:rPr>
-        <w:t xml:space="preserve"> </w:t>
-      </w:r>
-      <m:oMath>
-        <m:r>
-          <m:t>C</m:t>
-        </m:r>
-      </m:oMath>
-      <w:r>
-        <w:rPr>
           <w:iCs/>
+        </w:rPr>
+        <w:t xml:space="preserve"> </w:t>
+      </w:r>
+      <w:r>
+        <w:rPr>
           <w:i/>
-        </w:rPr>
-        <w:t xml:space="preserve"> </w:t>
-      </w:r>
-      <w:r>
-        <w:rPr>
           <w:iCs/>
+        </w:rPr>
+        <w:t xml:space="preserve">aggregating dimensions</w:t>
+      </w:r>
+      <w:r>
+        <w:rPr>
           <w:i/>
-        </w:rPr>
-        <w:t xml:space="preserve">aggregating dimensions</w:t>
-      </w:r>
-      <w:r>
-        <w:rPr>
           <w:iCs/>
-          <w:i/>
         </w:rPr>
         <w:t xml:space="preserve"> </w:t>
       </w:r>
@@ -2050,8 +461,8 @@
       </m:oMath>
       <w:r>
         <w:rPr>
+          <w:i/>
           <w:iCs/>
-          <w:i/>
         </w:rPr>
         <w:t xml:space="preserve">:</w:t>
       </w:r>
@@ -2065,31 +476,31 @@
       </w:pPr>
       <w:r>
         <w:rPr>
+          <w:b/>
           <w:bCs/>
-          <w:b/>
+          <w:i/>
           <w:iCs/>
+        </w:rPr>
+        <w:t xml:space="preserve">Substitutability assessment.</w:t>
+      </w:r>
+      <w:r>
+        <w:rPr>
           <w:i/>
-        </w:rPr>
-        <w:t xml:space="preserve">Substitutability assessment.</w:t>
-      </w:r>
-      <w:r>
-        <w:rPr>
           <w:iCs/>
+        </w:rPr>
+        <w:t xml:space="preserve"> </w:t>
+      </w:r>
+      <w:r>
+        <w:rPr>
           <w:i/>
-        </w:rPr>
-        <w:t xml:space="preserve"> </w:t>
-      </w:r>
-      <w:r>
-        <w:rPr>
           <w:iCs/>
+        </w:rPr>
+        <w:t xml:space="preserve">Determine whether the dimensions are substitutable. If a zero on dimension</w:t>
+      </w:r>
+      <w:r>
+        <w:rPr>
           <w:i/>
-        </w:rPr>
-        <w:t xml:space="preserve">Determine whether the dimensions are substitutable. If a zero on dimension</w:t>
-      </w:r>
-      <w:r>
-        <w:rPr>
           <w:iCs/>
-          <w:i/>
         </w:rPr>
         <w:t xml:space="preserve"> </w:t>
       </w:r>
@@ -2109,22 +520,22 @@
       </m:oMath>
       <w:r>
         <w:rPr>
+          <w:i/>
           <w:iCs/>
+        </w:rPr>
+        <w:t xml:space="preserve"> </w:t>
+      </w:r>
+      <w:r>
+        <w:rPr>
           <w:i/>
-        </w:rPr>
-        <w:t xml:space="preserve"> </w:t>
-      </w:r>
-      <w:r>
-        <w:rPr>
           <w:iCs/>
+        </w:rPr>
+        <w:t xml:space="preserve">should logically annihilate the composite property—if no amount of</w:t>
+      </w:r>
+      <w:r>
+        <w:rPr>
           <w:i/>
-        </w:rPr>
-        <w:t xml:space="preserve">should logically annihilate the composite property—if no amount of</w:t>
-      </w:r>
-      <w:r>
-        <w:rPr>
           <w:iCs/>
-          <w:i/>
         </w:rPr>
         <w:t xml:space="preserve"> </w:t>
       </w:r>
@@ -2144,15 +555,15 @@
       </m:oMath>
       <w:r>
         <w:rPr>
+          <w:i/>
           <w:iCs/>
+        </w:rPr>
+        <w:t xml:space="preserve"> </w:t>
+      </w:r>
+      <w:r>
+        <w:rPr>
           <w:i/>
-        </w:rPr>
-        <w:t xml:space="preserve"> </w:t>
-      </w:r>
-      <w:r>
-        <w:rPr>
           <w:iCs/>
-          <w:i/>
         </w:rPr>
         <w:t xml:space="preserve">can compensate—the dimensions are non-substitutable.</w:t>
       </w:r>
@@ -2166,31 +577,31 @@
       </w:pPr>
       <w:r>
         <w:rPr>
+          <w:b/>
           <w:bCs/>
-          <w:b/>
+          <w:i/>
           <w:iCs/>
+        </w:rPr>
+        <w:t xml:space="preserve">Dual computation.</w:t>
+      </w:r>
+      <w:r>
+        <w:rPr>
           <w:i/>
-        </w:rPr>
-        <w:t xml:space="preserve">Dual computation.</w:t>
-      </w:r>
-      <w:r>
-        <w:rPr>
           <w:iCs/>
+        </w:rPr>
+        <w:t xml:space="preserve"> </w:t>
+      </w:r>
+      <w:r>
+        <w:rPr>
           <w:i/>
-        </w:rPr>
-        <w:t xml:space="preserve"> </w:t>
-      </w:r>
-      <w:r>
-        <w:rPr>
           <w:iCs/>
+        </w:rPr>
+        <w:t xml:space="preserve">Compute both the additive aggregation</w:t>
+      </w:r>
+      <w:r>
+        <w:rPr>
           <w:i/>
-        </w:rPr>
-        <w:t xml:space="preserve">Compute both the additive aggregation</w:t>
-      </w:r>
-      <w:r>
-        <w:rPr>
           <w:iCs/>
-          <w:i/>
         </w:rPr>
         <w:t xml:space="preserve"> </w:t>
       </w:r>
@@ -2272,22 +683,22 @@
       </m:oMath>
       <w:r>
         <w:rPr>
+          <w:i/>
           <w:iCs/>
+        </w:rPr>
+        <w:t xml:space="preserve"> </w:t>
+      </w:r>
+      <w:r>
+        <w:rPr>
           <w:i/>
-        </w:rPr>
-        <w:t xml:space="preserve"> </w:t>
-      </w:r>
-      <w:r>
-        <w:rPr>
           <w:iCs/>
+        </w:rPr>
+        <w:t xml:space="preserve">and the multiplicative aggregation</w:t>
+      </w:r>
+      <w:r>
+        <w:rPr>
           <w:i/>
-        </w:rPr>
-        <w:t xml:space="preserve">and the multiplicative aggregation</w:t>
-      </w:r>
-      <w:r>
-        <w:rPr>
           <w:iCs/>
-          <w:i/>
         </w:rPr>
         <w:t xml:space="preserve"> </w:t>
       </w:r>
@@ -2315,8 +726,8 @@
             <m:d>
               <m:dPr>
                 <m:begChr m:val="("/>
+                <m:sepChr m:val=""/>
                 <m:endChr m:val=")"/>
-                <m:sepChr m:val=""/>
                 <m:grow/>
               </m:dPr>
               <m:e>
@@ -2382,15 +793,15 @@
       </m:oMath>
       <w:r>
         <w:rPr>
+          <w:i/>
           <w:iCs/>
+        </w:rPr>
+        <w:t xml:space="preserve"> </w:t>
+      </w:r>
+      <w:r>
+        <w:rPr>
           <w:i/>
-        </w:rPr>
-        <w:t xml:space="preserve"> </w:t>
-      </w:r>
-      <w:r>
-        <w:rPr>
           <w:iCs/>
-          <w:i/>
         </w:rPr>
         <w:t xml:space="preserve">for all entities.</w:t>
       </w:r>
@@ -2404,54 +815,54 @@
       </w:pPr>
       <w:r>
         <w:rPr>
+          <w:b/>
           <w:bCs/>
-          <w:b/>
-          <w:iCs/>
-          <w:i/>
-        </w:rPr>
-        <w:t xml:space="preserve">Divergence identification.</w:t>
-      </w:r>
-      <w:r>
-        <w:rPr>
-          <w:iCs/>
-          <w:i/>
-        </w:rPr>
-        <w:t xml:space="preserve"> </w:t>
-      </w:r>
-      <w:r>
-        <w:rPr>
-          <w:iCs/>
-          <w:i/>
-        </w:rPr>
-        <w:t xml:space="preserve">Identify the</w:t>
-      </w:r>
-      <w:r>
-        <w:rPr>
-          <w:iCs/>
-          <w:i/>
-        </w:rPr>
-        <w:t xml:space="preserve"> </w:t>
-      </w:r>
-      <w:r>
-        <w:rPr>
-          <w:iCs/>
           <w:i/>
           <w:iCs/>
+        </w:rPr>
+        <w:t xml:space="preserve">Divergence identification.</w:t>
+      </w:r>
+      <w:r>
+        <w:rPr>
           <w:i/>
+          <w:iCs/>
+        </w:rPr>
+        <w:t xml:space="preserve"> </w:t>
+      </w:r>
+      <w:r>
+        <w:rPr>
+          <w:i/>
+          <w:iCs/>
+        </w:rPr>
+        <w:t xml:space="preserve">Identify the</w:t>
+      </w:r>
+      <w:r>
+        <w:rPr>
+          <w:i/>
+          <w:iCs/>
+        </w:rPr>
+        <w:t xml:space="preserve"> </w:t>
+      </w:r>
+      <w:r>
+        <w:rPr>
+          <w:i/>
+          <w:i/>
+          <w:iCs/>
+          <w:iCs/>
         </w:rPr>
         <w:t xml:space="preserve">divergence zone</w:t>
       </w:r>
       <w:r>
         <w:rPr>
+          <w:i/>
           <w:iCs/>
+        </w:rPr>
+        <w:t xml:space="preserve">: entities where</w:t>
+      </w:r>
+      <w:r>
+        <w:rPr>
           <w:i/>
-        </w:rPr>
-        <w:t xml:space="preserve">: entities where</w:t>
-      </w:r>
-      <w:r>
-        <w:rPr>
           <w:iCs/>
-          <w:i/>
         </w:rPr>
         <w:t xml:space="preserve"> </w:t>
       </w:r>
@@ -2471,22 +882,22 @@
       </m:oMath>
       <w:r>
         <w:rPr>
+          <w:i/>
           <w:iCs/>
+        </w:rPr>
+        <w:t xml:space="preserve"> </w:t>
+      </w:r>
+      <w:r>
+        <w:rPr>
           <w:i/>
-        </w:rPr>
-        <w:t xml:space="preserve"> </w:t>
-      </w:r>
-      <w:r>
-        <w:rPr>
           <w:iCs/>
+        </w:rPr>
+        <w:t xml:space="preserve">and</w:t>
+      </w:r>
+      <w:r>
+        <w:rPr>
           <w:i/>
-        </w:rPr>
-        <w:t xml:space="preserve">and</w:t>
-      </w:r>
-      <w:r>
-        <w:rPr>
           <w:iCs/>
-          <w:i/>
         </w:rPr>
         <w:t xml:space="preserve"> </w:t>
       </w:r>
@@ -2506,45 +917,45 @@
       </m:oMath>
       <w:r>
         <w:rPr>
-          <w:iCs/>
-          <w:i/>
-        </w:rPr>
-        <w:t xml:space="preserve"> </w:t>
-      </w:r>
-      <w:r>
-        <w:rPr>
-          <w:iCs/>
-          <w:i/>
-        </w:rPr>
-        <w:t xml:space="preserve">disagree on classification. The critical cases are</w:t>
-      </w:r>
-      <w:r>
-        <w:rPr>
-          <w:iCs/>
-          <w:i/>
-        </w:rPr>
-        <w:t xml:space="preserve"> </w:t>
-      </w:r>
-      <w:r>
-        <w:rPr>
-          <w:iCs/>
           <w:i/>
           <w:iCs/>
+        </w:rPr>
+        <w:t xml:space="preserve"> </w:t>
+      </w:r>
+      <w:r>
+        <w:rPr>
           <w:i/>
+          <w:iCs/>
+        </w:rPr>
+        <w:t xml:space="preserve">disagree on classification. The critical cases are</w:t>
+      </w:r>
+      <w:r>
+        <w:rPr>
+          <w:i/>
+          <w:iCs/>
+        </w:rPr>
+        <w:t xml:space="preserve"> </w:t>
+      </w:r>
+      <w:r>
+        <w:rPr>
+          <w:i/>
+          <w:i/>
+          <w:iCs/>
+          <w:iCs/>
         </w:rPr>
         <w:t xml:space="preserve">hidden zeros</w:t>
       </w:r>
       <w:r>
         <w:rPr>
+          <w:i/>
           <w:iCs/>
+        </w:rPr>
+        <w:t xml:space="preserve">: entities where</w:t>
+      </w:r>
+      <w:r>
+        <w:rPr>
           <w:i/>
-        </w:rPr>
-        <w:t xml:space="preserve">: entities where</w:t>
-      </w:r>
-      <w:r>
-        <w:rPr>
           <w:iCs/>
-          <w:i/>
         </w:rPr>
         <w:t xml:space="preserve"> </w:t>
       </w:r>
@@ -2564,48 +975,48 @@
       </m:oMath>
       <w:r>
         <w:rPr>
+          <w:i/>
           <w:iCs/>
+        </w:rPr>
+        <w:t xml:space="preserve"> </w:t>
+      </w:r>
+      <w:r>
+        <w:rPr>
           <w:i/>
-        </w:rPr>
-        <w:t xml:space="preserve"> </w:t>
-      </w:r>
-      <w:r>
-        <w:rPr>
           <w:iCs/>
+        </w:rPr>
+        <w:t xml:space="preserve">exceeds a threshold</w:t>
+      </w:r>
+      <w:r>
+        <w:rPr>
           <w:i/>
-        </w:rPr>
-        <w:t xml:space="preserve">exceeds a threshold</w:t>
-      </w:r>
-      <w:r>
-        <w:rPr>
           <w:iCs/>
+        </w:rPr>
+        <w:t xml:space="preserve"> </w:t>
+      </w:r>
+      <m:oMath>
+        <m:r>
+          <m:t>τ</m:t>
+        </m:r>
+      </m:oMath>
+      <w:r>
+        <w:rPr>
           <w:i/>
-        </w:rPr>
-        <w:t xml:space="preserve"> </w:t>
-      </w:r>
-      <m:oMath>
-        <m:r>
-          <m:t>τ</m:t>
-        </m:r>
-      </m:oMath>
-      <w:r>
-        <w:rPr>
           <w:iCs/>
+        </w:rPr>
+        <w:t xml:space="preserve"> </w:t>
+      </w:r>
+      <w:r>
+        <w:rPr>
           <w:i/>
-        </w:rPr>
-        <w:t xml:space="preserve"> </w:t>
-      </w:r>
-      <w:r>
-        <w:rPr>
           <w:iCs/>
+        </w:rPr>
+        <w:t xml:space="preserve">but</w:t>
+      </w:r>
+      <w:r>
+        <w:rPr>
           <w:i/>
-        </w:rPr>
-        <w:t xml:space="preserve">but</w:t>
-      </w:r>
-      <w:r>
-        <w:rPr>
           <w:iCs/>
-          <w:i/>
         </w:rPr>
         <w:t xml:space="preserve"> </w:t>
       </w:r>
@@ -2634,8 +1045,8 @@
       </m:oMath>
       <w:r>
         <w:rPr>
+          <w:i/>
           <w:iCs/>
-          <w:i/>
         </w:rPr>
         <w:t xml:space="preserve">, indicating a collapsed dimension masked by the additive average.</w:t>
       </w:r>
@@ -2649,31 +1060,31 @@
       </w:pPr>
       <w:r>
         <w:rPr>
+          <w:b/>
           <w:bCs/>
-          <w:b/>
+          <w:i/>
           <w:iCs/>
+        </w:rPr>
+        <w:t xml:space="preserve">Error quantification.</w:t>
+      </w:r>
+      <w:r>
+        <w:rPr>
           <w:i/>
-        </w:rPr>
-        <w:t xml:space="preserve">Error quantification.</w:t>
-      </w:r>
-      <w:r>
-        <w:rPr>
           <w:iCs/>
+        </w:rPr>
+        <w:t xml:space="preserve"> </w:t>
+      </w:r>
+      <w:r>
+        <w:rPr>
           <w:i/>
-        </w:rPr>
-        <w:t xml:space="preserve"> </w:t>
-      </w:r>
-      <w:r>
-        <w:rPr>
           <w:iCs/>
+        </w:rPr>
+        <w:t xml:space="preserve">Count the number of misclassified entities, compute the mean and distribution of the gap</w:t>
+      </w:r>
+      <w:r>
+        <w:rPr>
           <w:i/>
-        </w:rPr>
-        <w:t xml:space="preserve">Count the number of misclassified entities, compute the mean and distribution of the gap</w:t>
-      </w:r>
-      <w:r>
-        <w:rPr>
           <w:iCs/>
-          <w:i/>
         </w:rPr>
         <w:t xml:space="preserve"> </w:t>
       </w:r>
@@ -2711,20 +1122,82 @@
       </m:oMath>
       <w:r>
         <w:rPr>
+          <w:i/>
           <w:iCs/>
+        </w:rPr>
+        <w:t xml:space="preserve">, and identify the binding dimension (the near-zero component driving the divergence).</w:t>
+      </w:r>
+    </w:p>
+    <w:p>
+      <w:pPr>
+        <w:numPr>
+          <w:ilvl w:val="0"/>
+          <w:numId w:val="1001"/>
+        </w:numPr>
+      </w:pPr>
+      <w:r>
+        <w:rPr>
+          <w:b/>
+          <w:bCs/>
           <w:i/>
-        </w:rPr>
-        <w:t xml:space="preserve">, and identify the binding dimension (the near-zero component driving the divergence).</w:t>
-      </w:r>
-    </w:p>
-    <w:p>
-      <w:pPr>
-        <w:pStyle w:val="FirstParagraph"/>
-      </w:pPr>
-      <w:r>
-        <w:t xml:space="preserve">The gap</w:t>
-      </w:r>
-      <w:r>
+          <w:iCs/>
+        </w:rPr>
+        <w:t xml:space="preserve">Predictive validation.</w:t>
+      </w:r>
+      <w:r>
+        <w:rPr>
+          <w:i/>
+          <w:iCs/>
+        </w:rPr>
+        <w:t xml:space="preserve"> </w:t>
+      </w:r>
+      <w:r>
+        <w:rPr>
+          <w:i/>
+          <w:iCs/>
+        </w:rPr>
+        <w:t xml:space="preserve">Where outcome data exists, test whether entities in the divergence zone have outcomes consistent with</w:t>
+      </w:r>
+      <w:r>
+        <w:rPr>
+          <w:i/>
+          <w:iCs/>
+        </w:rPr>
+        <w:t xml:space="preserve"> </w:t>
+      </w:r>
+      <m:oMath>
+        <m:sSub>
+          <m:e>
+            <m:r>
+              <m:t>C</m:t>
+            </m:r>
+          </m:e>
+          <m:sub>
+            <m:r>
+              <m:t>M</m:t>
+            </m:r>
+          </m:sub>
+        </m:sSub>
+      </m:oMath>
+      <w:r>
+        <w:rPr>
+          <w:i/>
+          <w:iCs/>
+        </w:rPr>
+        <w:t xml:space="preserve"> </w:t>
+      </w:r>
+      <w:r>
+        <w:rPr>
+          <w:i/>
+          <w:iCs/>
+        </w:rPr>
+        <w:t xml:space="preserve">(the multiplicative score) rather than</w:t>
+      </w:r>
+      <w:r>
+        <w:rPr>
+          <w:i/>
+          <w:iCs/>
+        </w:rPr>
         <w:t xml:space="preserve"> </w:t>
       </w:r>
       <m:oMath>
@@ -2740,6 +1213,45 @@
             </m:r>
           </m:sub>
         </m:sSub>
+      </m:oMath>
+      <w:r>
+        <w:rPr>
+          <w:i/>
+          <w:iCs/>
+        </w:rPr>
+        <w:t xml:space="preserve"> </w:t>
+      </w:r>
+      <w:r>
+        <w:rPr>
+          <w:i/>
+          <w:iCs/>
+        </w:rPr>
+        <w:t xml:space="preserve">(the additive score).</w:t>
+      </w:r>
+    </w:p>
+    <w:p>
+      <w:pPr>
+        <w:pStyle w:val="FirstParagraph"/>
+      </w:pPr>
+      <w:r>
+        <w:t xml:space="preserve">The gap</w:t>
+      </w:r>
+      <w:r>
+        <w:t xml:space="preserve"> </w:t>
+      </w:r>
+      <m:oMath>
+        <m:sSub>
+          <m:e>
+            <m:r>
+              <m:t>C</m:t>
+            </m:r>
+          </m:e>
+          <m:sub>
+            <m:r>
+              <m:t>A</m:t>
+            </m:r>
+          </m:sub>
+        </m:sSub>
         <m:r>
           <m:rPr>
             <m:sty m:val="p"/>
@@ -2775,8 +1287,8 @@
         <w:t xml:space="preserve">always, with equality if and only if all dimensions are equal (by the AM-GM inequality). The gap is largest when dimensions are most unequal—precisely the cases where a binding constraint exists and additive aggregation is most misleading.</w:t>
       </w:r>
     </w:p>
-    <w:bookmarkEnd w:id="22"/>
-    <w:bookmarkStart w:id="36" w:name="audit-1-v-dem-electoral-democracy-index"/>
+    <w:bookmarkEnd w:id="11"/>
+    <w:bookmarkStart w:id="25" w:name="audit-1-v-dem-electoral-democracy-index"/>
     <w:p>
       <w:pPr>
         <w:pStyle w:val="Heading1"/>
@@ -2785,7 +1297,7 @@
         <w:t xml:space="preserve">Audit 1: V-Dem Electoral Democracy Index</w:t>
       </w:r>
     </w:p>
-    <w:bookmarkStart w:id="23" w:name="background"/>
+    <w:bookmarkStart w:id="12" w:name="background"/>
     <w:p>
       <w:pPr>
         <w:pStyle w:val="Heading2"/>
@@ -3321,13 +1833,7 @@
         <w:t xml:space="preserve"> </w:t>
       </w:r>
       <w:r>
-        <w:t xml:space="preserve">“</w:t>
-      </w:r>
-      <w:r>
-        <w:t xml:space="preserve">We have no strong reason to prefer the additive terms to the multiplicative term, so we give them equal weight</w:t>
-      </w:r>
-      <w:r>
-        <w:t xml:space="preserve">”</w:t>
+        <w:t xml:space="preserve">“We have no strong reason to prefer the additive terms to the multiplicative term, so we give them equal weight”</w:t>
       </w:r>
       <w:r>
         <w:t xml:space="preserve"> </w:t>
@@ -3339,13 +1845,7 @@
         <w:t xml:space="preserve"> </w:t>
       </w:r>
       <w:r>
-        <w:t xml:space="preserve">“</w:t>
-      </w:r>
-      <w:r>
-        <w:t xml:space="preserve">even when the [multiplicative index] is zero, the additive index can achieve as high a score as 0.77.</w:t>
-      </w:r>
-      <w:r>
-        <w:t xml:space="preserve">”</w:t>
+        <w:t xml:space="preserve">“even when the [multiplicative index] is zero, the additive index can achieve as high a score as 0.77.”</w:t>
       </w:r>
     </w:p>
     <w:p>
@@ -3356,8 +1856,8 @@
         <w:t xml:space="preserve">This makes V-Dem the ideal test case for the additive audit: V-Dem itself computes both aggregations, acknowledges the divergence, and provides all component data.</w:t>
       </w:r>
     </w:p>
-    <w:bookmarkEnd w:id="23"/>
-    <w:bookmarkStart w:id="24" w:name="substitutability-assessment"/>
+    <w:bookmarkEnd w:id="12"/>
+    <w:bookmarkStart w:id="13" w:name="substitutability-assessment"/>
     <w:p>
       <w:pPr>
         <w:pStyle w:val="Heading2"/>
@@ -3424,8 +1924,8 @@
         <w:t xml:space="preserve">) compensate with high scores on freedom of expression and clean elections? The answer is clearly no: if the chief executive is not elected, the polity is not an electoral democracy regardless of how free its press is or how fairly its (irrelevant) elections are conducted. The dimensions are non-substitutable. By the uniqueness theorem, the multiplicative aggregation is the correct form.</w:t>
       </w:r>
     </w:p>
-    <w:bookmarkEnd w:id="24"/>
-    <w:bookmarkStart w:id="35" w:name="results"/>
+    <w:bookmarkEnd w:id="13"/>
+    <w:bookmarkStart w:id="24" w:name="results"/>
     <w:p>
       <w:pPr>
         <w:pStyle w:val="Heading2"/>
@@ -3509,7 +2009,7 @@
         <w:t xml:space="preserve">.</w:t>
       </w:r>
     </w:p>
-    <w:bookmarkStart w:id="25" w:name="hidden-zeros"/>
+    <w:bookmarkStart w:id="14" w:name="hidden-zeros"/>
     <w:p>
       <w:pPr>
         <w:pStyle w:val="Heading3"/>
@@ -3530,8 +2030,8 @@
       </w:r>
       <w:r>
         <w:rPr>
+          <w:b/>
           <w:bCs/>
-          <w:b/>
         </w:rPr>
         <w:t xml:space="preserve">2,586 (9.6%)</w:t>
       </w:r>
@@ -3630,13 +2130,7 @@
         <w:t xml:space="preserve"> </w:t>
       </w:r>
       <w:r>
-        <w:t xml:space="preserve">“</w:t>
-      </w:r>
-      <w:r>
-        <w:t xml:space="preserve">moderately democratic</w:t>
-      </w:r>
-      <w:r>
-        <w:t xml:space="preserve">”</w:t>
+        <w:t xml:space="preserve">“moderately democratic”</w:t>
       </w:r>
       <w:r>
         <w:t xml:space="preserve"> </w:t>
@@ -3645,8 +2139,8 @@
         <w:t xml:space="preserve">but that have a collapsed dimension—the multiplicative index identifies them as having a zero that the additive score hides.</w:t>
       </w:r>
     </w:p>
-    <w:bookmarkEnd w:id="25"/>
-    <w:bookmarkStart w:id="27" w:name="gap-statistics"/>
+    <w:bookmarkEnd w:id="14"/>
+    <w:bookmarkStart w:id="16" w:name="gap-statistics"/>
     <w:p>
       <w:pPr>
         <w:pStyle w:val="Heading3"/>
@@ -3655,7 +2149,7 @@
         <w:t xml:space="preserve">Gap Statistics</w:t>
       </w:r>
     </w:p>
-    <w:bookmarkStart w:id="26" w:name="tab:vdem_summary"/>
+    <w:bookmarkStart w:id="15" w:name="tab:vdem_summary"/>
     <w:p>
       <w:pPr>
         <w:pStyle w:val="TableCaption"/>
@@ -3669,7 +2163,6 @@
         <w:tblStyle w:val="Table"/>
         <w:tblW w:type="auto" w:w="0"/>
         <w:tblLook w:firstRow="1" w:lastRow="0" w:firstColumn="0" w:lastColumn="0" w:noHBand="0" w:noVBand="0" w:val="0020"/>
-        <w:jc w:val="start"/>
         <w:tblCaption w:val="V-Dem additive–multiplicative gap statistics, all country-years."/>
       </w:tblPr>
       <w:tblGrid>
@@ -3678,7 +2171,7 @@
       </w:tblGrid>
       <w:tr>
         <w:trPr>
-          <w:tblHeader w:val="true"/>
+          <w:tblHeader w:val="on"/>
         </w:trPr>
         <w:tc>
           <w:tcPr/>
@@ -4030,7 +2523,7 @@
         </w:tc>
       </w:tr>
     </w:tbl>
-    <w:bookmarkEnd w:id="26"/>
+    <w:bookmarkEnd w:id="15"/>
     <w:p>
       <w:pPr>
         <w:pStyle w:val="BodyText"/>
@@ -4039,8 +2532,8 @@
         <w:t xml:space="preserve">The mean gap of 0.269 means that, on average, the additive index overstates democracy by more than a quarter of the 0–1 scale. Over three-quarters of all observations have a gap exceeding 0.1.</w:t>
       </w:r>
     </w:p>
-    <w:bookmarkEnd w:id="27"/>
-    <w:bookmarkStart w:id="29" w:name="extreme-cases"/>
+    <w:bookmarkEnd w:id="16"/>
+    <w:bookmarkStart w:id="18" w:name="extreme-cases"/>
     <w:p>
       <w:pPr>
         <w:pStyle w:val="Heading3"/>
@@ -4049,7 +2542,7 @@
         <w:t xml:space="preserve">Extreme Cases</w:t>
       </w:r>
     </w:p>
-    <w:bookmarkStart w:id="28" w:name="tab:vdem_extreme"/>
+    <w:bookmarkStart w:id="17" w:name="tab:vdem_extreme"/>
     <w:p>
       <w:pPr>
         <w:pStyle w:val="TableCaption"/>
@@ -4119,7 +2612,6 @@
         <w:tblStyle w:val="Table"/>
         <w:tblW w:type="auto" w:w="0"/>
         <w:tblLook w:firstRow="1" w:lastRow="0" w:firstColumn="0" w:lastColumn="0" w:noHBand="0" w:noVBand="0" w:val="0020"/>
-        <w:jc w:val="start"/>
         <w:tblCaption w:val="Top divergence cases in V-Dem. All have v2x\_elecoff = 0 (chief executive not elected) but high scores on all other dimensions."/>
       </w:tblPr>
       <w:tblGrid>
@@ -4132,7 +2624,7 @@
       </w:tblGrid>
       <w:tr>
         <w:trPr>
-          <w:tblHeader w:val="true"/>
+          <w:tblHeader w:val="on"/>
         </w:trPr>
         <w:tc>
           <w:tcPr/>
@@ -4698,7 +3190,7 @@
         </w:tc>
       </w:tr>
     </w:tbl>
-    <w:bookmarkEnd w:id="28"/>
+    <w:bookmarkEnd w:id="17"/>
     <w:p>
       <w:pPr>
         <w:pStyle w:val="BodyText"/>
@@ -4757,32 +3249,20 @@
         <w:t xml:space="preserve">). The additive index produces 0.754 (</w:t>
       </w:r>
       <w:r>
-        <w:t xml:space="preserve">“</w:t>
-      </w:r>
-      <w:r>
-        <w:t xml:space="preserve">substantially democratic</w:t>
-      </w:r>
-      <w:r>
-        <w:t xml:space="preserve">”</w:t>
+        <w:t xml:space="preserve">“substantially democratic”</w:t>
       </w:r>
       <w:r>
         <w:t xml:space="preserve">), while the multiplicative index correctly produces 0.000 (</w:t>
       </w:r>
       <w:r>
-        <w:t xml:space="preserve">“</w:t>
-      </w:r>
-      <w:r>
-        <w:t xml:space="preserve">not an electoral democracy</w:t>
-      </w:r>
-      <w:r>
-        <w:t xml:space="preserve">”</w:t>
+        <w:t xml:space="preserve">“not an electoral democracy”</w:t>
       </w:r>
       <w:r>
         <w:t xml:space="preserve">). V-Dem’s official EDI, averaging both, reports 0.377—a score that obscures the absolute zero on the most fundamental dimension.</w:t>
       </w:r>
     </w:p>
-    <w:bookmarkEnd w:id="29"/>
-    <w:bookmarkStart w:id="31" w:name="temporal-trend"/>
+    <w:bookmarkEnd w:id="18"/>
+    <w:bookmarkStart w:id="20" w:name="temporal-trend"/>
     <w:p>
       <w:pPr>
         <w:pStyle w:val="Heading3"/>
@@ -4791,7 +3271,7 @@
         <w:t xml:space="preserve">Temporal Trend</w:t>
       </w:r>
     </w:p>
-    <w:bookmarkStart w:id="30" w:name="tab:vdem_decades"/>
+    <w:bookmarkStart w:id="19" w:name="tab:vdem_decades"/>
     <w:p>
       <w:pPr>
         <w:pStyle w:val="TableCaption"/>
@@ -4805,7 +3285,6 @@
         <w:tblStyle w:val="Table"/>
         <w:tblW w:type="auto" w:w="0"/>
         <w:tblLook w:firstRow="1" w:lastRow="0" w:firstColumn="0" w:lastColumn="0" w:noHBand="0" w:noVBand="0" w:val="0020"/>
-        <w:jc w:val="start"/>
         <w:tblCaption w:val="V-Dem gap by decade. The divergence has widened over time."/>
       </w:tblPr>
       <w:tblGrid>
@@ -4817,7 +3296,7 @@
       </w:tblGrid>
       <w:tr>
         <w:trPr>
-          <w:tblHeader w:val="true"/>
+          <w:tblHeader w:val="on"/>
         </w:trPr>
         <w:tc>
           <w:tcPr/>
@@ -5326,7 +3805,7 @@
         </w:tc>
       </w:tr>
     </w:tbl>
-    <w:bookmarkEnd w:id="30"/>
+    <w:bookmarkEnd w:id="19"/>
     <w:p>
       <w:pPr>
         <w:pStyle w:val="BodyText"/>
@@ -5335,8 +3814,8 @@
         <w:t xml:space="preserve">The mean gap has increased from 0.231 in the 1900s to 0.357 in the 2010s. This trend reflects the expansion of partial democratization: more countries have acquired some democratic institutions (freedom of expression, civil society, elections) while retaining authoritarian control of executive selection. The additive index registers this as democratic progress; the multiplicative index recognizes that a zero on the fundamental dimension nullifies the gains.</w:t>
       </w:r>
     </w:p>
-    <w:bookmarkEnd w:id="31"/>
-    <w:bookmarkStart w:id="34" w:name="X94cdefc1f06185d70a2eed8bd7778d8317a5f6f"/>
+    <w:bookmarkEnd w:id="20"/>
+    <w:bookmarkStart w:id="23" w:name="X94cdefc1f06185d70a2eed8bd7778d8317a5f6f"/>
     <w:p>
       <w:pPr>
         <w:pStyle w:val="Heading3"/>
@@ -5388,7 +3867,7 @@
         </m:r>
       </m:oMath>
       <w:r>
-        <w:t xml:space="preserve">: 0=closed autocracy, 1=electoral autocracy, 2=electoral democracy, 3=liberal democracy) and compare outcomes at 5-year and 10-year horizons for three groups:</w:t>
+        <w:t xml:space="preserve">: 0=closed autocracy, 1=electoral autocracy, 2=electoral democracy, 3=liberal democracy) and compare outcomes at 5-year and 10-year horizons for two groups:</w:t>
       </w:r>
     </w:p>
     <w:p>
@@ -5400,8 +3879,8 @@
       </w:pPr>
       <w:r>
         <w:rPr>
+          <w:b/>
           <w:bCs/>
-          <w:b/>
         </w:rPr>
         <w:t xml:space="preserve">Hidden zeros</w:t>
       </w:r>
@@ -5500,8 +3979,8 @@
       </w:pPr>
       <w:r>
         <w:rPr>
+          <w:b/>
           <w:bCs/>
-          <w:b/>
         </w:rPr>
         <w:t xml:space="preserve">Agreement-democratic</w:t>
       </w:r>
@@ -5591,7 +4070,7 @@
         <w:t xml:space="preserve">): both indices agree the country is democratic.</w:t>
       </w:r>
     </w:p>
-    <w:bookmarkStart w:id="32" w:name="tab:vdem_outcomes"/>
+    <w:bookmarkStart w:id="21" w:name="tab:vdem_outcomes"/>
     <w:p>
       <w:pPr>
         <w:pStyle w:val="TableCaption"/>
@@ -5603,13 +4082,7 @@
         <w:t xml:space="preserve"> </w:t>
       </w:r>
       <w:r>
-        <w:t xml:space="preserve">“</w:t>
-      </w:r>
-      <w:r>
-        <w:t xml:space="preserve">democratic</w:t>
-      </w:r>
-      <w:r>
-        <w:t xml:space="preserve">”</w:t>
+        <w:t xml:space="preserve">“democratic”</w:t>
       </w:r>
       <w:r>
         <w:t xml:space="preserve"> </w:t>
@@ -5623,7 +4096,6 @@
         <w:tblStyle w:val="Table"/>
         <w:tblW w:type="auto" w:w="0"/>
         <w:tblLook w:firstRow="1" w:lastRow="0" w:firstColumn="0" w:lastColumn="0" w:noHBand="0" w:noVBand="0" w:val="0020"/>
-        <w:jc w:val="start"/>
         <w:tblCaption w:val="Regime outcomes by index agreement group. Hidden-zero countries—classified as “democratic” by the additive index but as zero by the multiplicative index—remain autocratic 91.1% of the time at 5 years. The multiplicative index is correct; the additive index is systematically wrong."/>
       </w:tblPr>
       <w:tblGrid>
@@ -5635,7 +4107,7 @@
       </w:tblGrid>
       <w:tr>
         <w:trPr>
-          <w:tblHeader w:val="true"/>
+          <w:tblHeader w:val="on"/>
         </w:trPr>
         <w:tc>
           <w:tcPr/>
@@ -5880,7 +4352,7 @@
         </w:tc>
       </w:tr>
     </w:tbl>
-    <w:bookmarkEnd w:id="32"/>
+    <w:bookmarkEnd w:id="21"/>
     <w:p>
       <w:pPr>
         <w:pStyle w:val="BodyText"/>
@@ -5892,13 +4364,7 @@
         <w:t xml:space="preserve"> </w:t>
       </w:r>
       <w:r>
-        <w:t xml:space="preserve">“</w:t>
-      </w:r>
-      <w:r>
-        <w:t xml:space="preserve">moderately democratic</w:t>
-      </w:r>
-      <w:r>
-        <w:t xml:space="preserve">”</w:t>
+        <w:t xml:space="preserve">“moderately democratic”</w:t>
       </w:r>
       <w:r>
         <w:t xml:space="preserve"> </w:t>
@@ -5945,24 +4411,24 @@
       </w:r>
       <w:r>
         <w:rPr>
+          <w:b/>
           <w:bCs/>
+        </w:rPr>
+        <w:t xml:space="preserve">91.1%</w:t>
+      </w:r>
+      <w:r>
+        <w:t xml:space="preserve"> </w:t>
+      </w:r>
+      <w:r>
+        <w:t xml:space="preserve">of the time within 5 years and</w:t>
+      </w:r>
+      <w:r>
+        <w:t xml:space="preserve"> </w:t>
+      </w:r>
+      <w:r>
+        <w:rPr>
           <w:b/>
-        </w:rPr>
-        <w:t xml:space="preserve">91.1%</w:t>
-      </w:r>
-      <w:r>
-        <w:t xml:space="preserve"> </w:t>
-      </w:r>
-      <w:r>
-        <w:t xml:space="preserve">of the time within 5 years and</w:t>
-      </w:r>
-      <w:r>
-        <w:t xml:space="preserve"> </w:t>
-      </w:r>
-      <w:r>
-        <w:rPr>
           <w:bCs/>
-          <w:b/>
         </w:rPr>
         <w:t xml:space="preserve">83.6%</w:t>
       </w:r>
@@ -5981,7 +4447,7 @@
         <w:t xml:space="preserve">The additive index misclassifies these countries as democratic; subsequent outcomes confirm they are not. The multiplicative index, by collapsing the composite score to zero when any dimension is zero, correctly predicts their autocratic character.</w:t>
       </w:r>
     </w:p>
-    <w:bookmarkStart w:id="33" w:name="case-study-hong-kong."/>
+    <w:bookmarkStart w:id="22" w:name="case-study-hong-kong."/>
     <w:p>
       <w:pPr>
         <w:pStyle w:val="Heading4"/>
@@ -6001,13 +4467,7 @@
         <w:t xml:space="preserve"> </w:t>
       </w:r>
       <w:r>
-        <w:t xml:space="preserve">“</w:t>
-      </w:r>
-      <w:r>
-        <w:t xml:space="preserve">moderately to substantially democratic.</w:t>
-      </w:r>
-      <w:r>
-        <w:t xml:space="preserve">”</w:t>
+        <w:t xml:space="preserve">“moderately to substantially democratic.”</w:t>
       </w:r>
       <w:r>
         <w:t xml:space="preserve"> </w:t>
@@ -6020,8 +4480,8 @@
       </w:r>
       <w:r>
         <w:rPr>
+          <w:i/>
           <w:iCs/>
-          <w:i/>
         </w:rPr>
         <w:t xml:space="preserve">closed autocracy</w:t>
       </w:r>
@@ -6079,11 +4539,11 @@
         <w:t xml:space="preserve">) for every year from 1990 to 2020. The additive index was wrong for three decades running. Moreover, even the non-zero dimensions eventually collapsed: freedom of expression fell from 0.897 in 1995 to 0.428 in 2020, as Beijing tightened control. The multiplicative index identified Hong Kong’s democratic deficit from the start; the additive index masked it until the other dimensions collapsed too.</w:t>
       </w:r>
     </w:p>
-    <w:bookmarkEnd w:id="33"/>
-    <w:bookmarkEnd w:id="34"/>
-    <w:bookmarkEnd w:id="35"/>
-    <w:bookmarkEnd w:id="36"/>
-    <w:bookmarkStart w:id="42" w:name="audit-2-human-development-index"/>
+    <w:bookmarkEnd w:id="22"/>
+    <w:bookmarkEnd w:id="23"/>
+    <w:bookmarkEnd w:id="24"/>
+    <w:bookmarkEnd w:id="25"/>
+    <w:bookmarkStart w:id="31" w:name="audit-2-human-development-index"/>
     <w:p>
       <w:pPr>
         <w:pStyle w:val="Heading1"/>
@@ -6092,7 +4552,7 @@
         <w:t xml:space="preserve">Audit 2: Human Development Index</w:t>
       </w:r>
     </w:p>
-    <w:bookmarkStart w:id="37" w:name="background-1"/>
+    <w:bookmarkStart w:id="26" w:name="background-1"/>
     <w:p>
       <w:pPr>
         <w:pStyle w:val="Heading2"/>
@@ -6126,8 +4586,8 @@
         <w:t xml:space="preserve">This switch creates a natural experiment: we can compare pre-2010 additive HDI with geometric recomputation to quantify the effect of the aggregation change.</w:t>
       </w:r>
     </w:p>
-    <w:bookmarkEnd w:id="37"/>
-    <w:bookmarkStart w:id="38" w:name="substitutability-assessment-1"/>
+    <w:bookmarkEnd w:id="26"/>
+    <w:bookmarkStart w:id="27" w:name="substitutability-assessment-1"/>
     <w:p>
       <w:pPr>
         <w:pStyle w:val="Heading2"/>
@@ -6147,181 +4607,189 @@
         <w:t xml:space="preserve"> </w:t>
       </w:r>
       <m:oMath>
-        <m:d>
-          <m:dPr>
-            <m:begChr m:val="["/>
-            <m:endChr m:val="]"/>
-            <m:sepChr m:val=""/>
-            <m:grow/>
-          </m:dPr>
+        <m:r>
+          <m:rPr>
+            <m:sty m:val="p"/>
+          </m:rPr>
+          <m:t>[</m:t>
+        </m:r>
+        <m:r>
+          <m:t>0</m:t>
+        </m:r>
+        <m:r>
+          <m:rPr>
+            <m:sty m:val="p"/>
+          </m:rPr>
+          <m:t>,</m:t>
+        </m:r>
+        <m:r>
+          <m:t>1</m:t>
+        </m:r>
+        <m:r>
+          <m:rPr>
+            <m:sty m:val="p"/>
+          </m:rPr>
+          <m:t>]</m:t>
+        </m:r>
+      </m:oMath>
+      <w:r>
+        <w:t xml:space="preserve"> </w:t>
+      </w:r>
+      <w:r>
+        <w:t xml:space="preserve">via</w:t>
+      </w:r>
+      <w:r>
+        <w:t xml:space="preserve"> </w:t>
+      </w:r>
+      <m:oMath>
+        <m:r>
+          <m:t>L</m:t>
+        </m:r>
+        <m:r>
+          <m:t>E</m:t>
+        </m:r>
+        <m:r>
+          <m:rPr>
+            <m:sty m:val="p"/>
+          </m:rPr>
+          <m:t>_</m:t>
+        </m:r>
+        <m:r>
+          <m:t>i</m:t>
+        </m:r>
+        <m:r>
+          <m:t>d</m:t>
+        </m:r>
+        <m:r>
+          <m:t>x</m:t>
+        </m:r>
+        <m:r>
+          <m:rPr>
+            <m:sty m:val="p"/>
+          </m:rPr>
+          <m:t>=</m:t>
+        </m:r>
+        <m:r>
+          <m:rPr>
+            <m:sty m:val="p"/>
+          </m:rPr>
+          <m:t>(</m:t>
+        </m:r>
+        <m:r>
+          <m:t>L</m:t>
+        </m:r>
+        <m:r>
+          <m:t>E</m:t>
+        </m:r>
+        <m:r>
+          <m:rPr>
+            <m:sty m:val="p"/>
+          </m:rPr>
+          <m:t>−</m:t>
+        </m:r>
+        <m:r>
+          <m:t>20</m:t>
+        </m:r>
+        <m:r>
+          <m:rPr>
+            <m:sty m:val="p"/>
+          </m:rPr>
+          <m:t>)</m:t>
+        </m:r>
+        <m:r>
+          <m:rPr>
+            <m:sty m:val="p"/>
+          </m:rPr>
+          <m:t>/</m:t>
+        </m:r>
+        <m:r>
+          <m:rPr>
+            <m:sty m:val="p"/>
+          </m:rPr>
+          <m:t>(</m:t>
+        </m:r>
+        <m:r>
+          <m:t>85</m:t>
+        </m:r>
+        <m:r>
+          <m:rPr>
+            <m:sty m:val="p"/>
+          </m:rPr>
+          <m:t>−</m:t>
+        </m:r>
+        <m:r>
+          <m:t>20</m:t>
+        </m:r>
+        <m:r>
+          <m:rPr>
+            <m:sty m:val="p"/>
+          </m:rPr>
+          <m:t>)</m:t>
+        </m:r>
+      </m:oMath>
+      <w:r>
+        <w:t xml:space="preserve">, education uses</w:t>
+      </w:r>
+      <w:r>
+        <w:t xml:space="preserve"> </w:t>
+      </w:r>
+      <m:oMath>
+        <m:r>
+          <m:rPr>
+            <m:sty m:val="p"/>
+          </m:rPr>
+          <m:t>(</m:t>
+        </m:r>
+        <m:r>
+          <m:t>E</m:t>
+        </m:r>
+        <m:r>
+          <m:t>Y</m:t>
+        </m:r>
+        <m:r>
+          <m:t>S</m:t>
+        </m:r>
+        <m:r>
+          <m:rPr>
+            <m:sty m:val="p"/>
+          </m:rPr>
+          <m:t>/</m:t>
+        </m:r>
+        <m:r>
+          <m:t>18</m:t>
+        </m:r>
+        <m:r>
+          <m:rPr>
+            <m:sty m:val="p"/>
+          </m:rPr>
+          <m:t>×</m:t>
+        </m:r>
+        <m:r>
+          <m:t>M</m:t>
+        </m:r>
+        <m:r>
+          <m:t>Y</m:t>
+        </m:r>
+        <m:r>
+          <m:t>S</m:t>
+        </m:r>
+        <m:r>
+          <m:rPr>
+            <m:sty m:val="p"/>
+          </m:rPr>
+          <m:t>/</m:t>
+        </m:r>
+        <m:r>
+          <m:t>15</m:t>
+        </m:r>
+        <m:sSup>
           <m:e>
-            <m:r>
-              <m:t>0</m:t>
-            </m:r>
             <m:r>
               <m:rPr>
                 <m:sty m:val="p"/>
               </m:rPr>
-              <m:t>,</m:t>
+              <m:t>)</m:t>
             </m:r>
-            <m:r>
-              <m:t>1</m:t>
-            </m:r>
-          </m:e>
-        </m:d>
-      </m:oMath>
-      <w:r>
-        <w:t xml:space="preserve"> </w:t>
-      </w:r>
-      <w:r>
-        <w:t xml:space="preserve">via</w:t>
-      </w:r>
-      <w:r>
-        <w:t xml:space="preserve"> </w:t>
-      </w:r>
-      <m:oMath>
-        <m:r>
-          <m:t>L</m:t>
-        </m:r>
-        <m:r>
-          <m:t>E</m:t>
-        </m:r>
-        <m:r>
-          <m:rPr>
-            <m:sty m:val="p"/>
-          </m:rPr>
-          <m:t>_</m:t>
-        </m:r>
-        <m:r>
-          <m:t>i</m:t>
-        </m:r>
-        <m:r>
-          <m:t>d</m:t>
-        </m:r>
-        <m:r>
-          <m:t>x</m:t>
-        </m:r>
-        <m:r>
-          <m:rPr>
-            <m:sty m:val="p"/>
-          </m:rPr>
-          <m:t>=</m:t>
-        </m:r>
-        <m:d>
-          <m:dPr>
-            <m:begChr m:val="("/>
-            <m:endChr m:val=")"/>
-            <m:sepChr m:val=""/>
-            <m:grow/>
-          </m:dPr>
-          <m:e>
-            <m:r>
-              <m:t>L</m:t>
-            </m:r>
-            <m:r>
-              <m:t>E</m:t>
-            </m:r>
-            <m:r>
-              <m:rPr>
-                <m:sty m:val="p"/>
-              </m:rPr>
-              <m:t>−</m:t>
-            </m:r>
-            <m:r>
-              <m:t>20</m:t>
-            </m:r>
-          </m:e>
-        </m:d>
-        <m:r>
-          <m:rPr>
-            <m:sty m:val="p"/>
-          </m:rPr>
-          <m:t>/</m:t>
-        </m:r>
-        <m:d>
-          <m:dPr>
-            <m:begChr m:val="("/>
-            <m:endChr m:val=")"/>
-            <m:sepChr m:val=""/>
-            <m:grow/>
-          </m:dPr>
-          <m:e>
-            <m:r>
-              <m:t>85</m:t>
-            </m:r>
-            <m:r>
-              <m:rPr>
-                <m:sty m:val="p"/>
-              </m:rPr>
-              <m:t>−</m:t>
-            </m:r>
-            <m:r>
-              <m:t>20</m:t>
-            </m:r>
-          </m:e>
-        </m:d>
-      </m:oMath>
-      <w:r>
-        <w:t xml:space="preserve">, education uses</w:t>
-      </w:r>
-      <w:r>
-        <w:t xml:space="preserve"> </w:t>
-      </w:r>
-      <m:oMath>
-        <m:sSup>
-          <m:e>
-            <m:d>
-              <m:dPr>
-                <m:begChr m:val="("/>
-                <m:endChr m:val=")"/>
-                <m:sepChr m:val=""/>
-                <m:grow/>
-              </m:dPr>
-              <m:e>
-                <m:r>
-                  <m:t>E</m:t>
-                </m:r>
-                <m:r>
-                  <m:t>Y</m:t>
-                </m:r>
-                <m:r>
-                  <m:t>S</m:t>
-                </m:r>
-                <m:r>
-                  <m:rPr>
-                    <m:sty m:val="p"/>
-                  </m:rPr>
-                  <m:t>/</m:t>
-                </m:r>
-                <m:r>
-                  <m:t>18</m:t>
-                </m:r>
-                <m:r>
-                  <m:rPr>
-                    <m:sty m:val="p"/>
-                  </m:rPr>
-                  <m:t>×</m:t>
-                </m:r>
-                <m:r>
-                  <m:t>M</m:t>
-                </m:r>
-                <m:r>
-                  <m:t>Y</m:t>
-                </m:r>
-                <m:r>
-                  <m:t>S</m:t>
-                </m:r>
-                <m:r>
-                  <m:rPr>
-                    <m:sty m:val="p"/>
-                  </m:rPr>
-                  <m:t>/</m:t>
-                </m:r>
-                <m:r>
-                  <m:t>15</m:t>
-                </m:r>
-              </m:e>
-            </m:d>
           </m:e>
           <m:sup>
             <m:r>
@@ -6343,8 +4811,8 @@
         <w:t xml:space="preserve">, and income uses a log transformation. These bounded transformations compress the range and prevent the extreme cases that drive the largest divergences.</w:t>
       </w:r>
     </w:p>
-    <w:bookmarkEnd w:id="38"/>
-    <w:bookmarkStart w:id="40" w:name="results-1"/>
+    <w:bookmarkEnd w:id="27"/>
+    <w:bookmarkStart w:id="29" w:name="results-1"/>
     <w:p>
       <w:pPr>
         <w:pStyle w:val="Heading2"/>
@@ -6361,7 +4829,7 @@
         <w:t xml:space="preserve">We analyzed 206 countries across 7 years spanning the pre-2010 (additive-official) and post-2010 (geometric-official) periods: 2000, 2005, 2009, 2010, 2015, 2020, 2022.</w:t>
       </w:r>
     </w:p>
-    <w:bookmarkStart w:id="39" w:name="tab:hdi_summary"/>
+    <w:bookmarkStart w:id="28" w:name="tab:hdi_summary"/>
     <w:p>
       <w:pPr>
         <w:pStyle w:val="TableCaption"/>
@@ -6375,7 +4843,6 @@
         <w:tblStyle w:val="Table"/>
         <w:tblW w:type="auto" w:w="0"/>
         <w:tblLook w:firstRow="1" w:lastRow="0" w:firstColumn="0" w:lastColumn="0" w:noHBand="0" w:noVBand="0" w:val="0020"/>
-        <w:jc w:val="start"/>
         <w:tblCaption w:val="HDI additive–geometric gap. The gap is small (0.005–0.010) because UNDP dimension indices are bounded away from zero."/>
       </w:tblPr>
       <w:tblGrid>
@@ -6387,7 +4854,7 @@
       </w:tblGrid>
       <w:tr>
         <w:trPr>
-          <w:tblHeader w:val="true"/>
+          <w:tblHeader w:val="on"/>
         </w:trPr>
         <w:tc>
           <w:tcPr/>
@@ -6885,7 +5352,7 @@
         </w:tc>
       </w:tr>
     </w:tbl>
-    <w:bookmarkEnd w:id="39"/>
+    <w:bookmarkEnd w:id="28"/>
     <w:p>
       <w:pPr>
         <w:pStyle w:val="BodyText"/>
@@ -6981,8 +5448,8 @@
       </w:r>
       <w:r>
         <w:rPr>
+          <w:b/>
           <w:bCs/>
-          <w:b/>
         </w:rPr>
         <w:t xml:space="preserve">education dimension</w:t>
       </w:r>
@@ -6990,8 +5457,8 @@
         <w:t xml:space="preserve">. Niger, Burkina Faso, Mali, Senegal, and Yemen consistently occupy the top divergence positions, all with education as the binding dimension. Education is the binding dimension in 100% of top-10 divergence cases across all seven years analyzed.</w:t>
       </w:r>
     </w:p>
-    <w:bookmarkEnd w:id="40"/>
-    <w:bookmarkStart w:id="41" w:name="interpretation"/>
+    <w:bookmarkEnd w:id="29"/>
+    <w:bookmarkStart w:id="30" w:name="interpretation"/>
     <w:p>
       <w:pPr>
         <w:pStyle w:val="Heading2"/>
@@ -7012,73 +5479,73 @@
       </w:r>
       <w:r>
         <w:rPr>
+          <w:i/>
           <w:iCs/>
+        </w:rPr>
+        <w:t xml:space="preserve">weak</w:t>
+      </w:r>
+      <w:r>
+        <w:t xml:space="preserve"> </w:t>
+      </w:r>
+      <w:r>
+        <w:t xml:space="preserve">test case for the additive audit, and this is itself informative. The UNDP’s dimension construction prevents true zeros, compressing all countries into a region where the AM-GM inequality produces minimal divergence. The 2010 switch to geometric mean was the correct direction—our analysis confirms the systematic (if small) upward bias of the arithmetic mean—but the switch addresses the problem only at the top-level aggregation. Within the education dimension, expected and mean years of schooling are combined geometrically (post-2010), but a country with zero years of mean schooling would still have its education index pulled toward zero rather than annihilated, because the component is bounded.</w:t>
+      </w:r>
+    </w:p>
+    <w:p>
+      <w:pPr>
+        <w:pStyle w:val="BodyText"/>
+      </w:pPr>
+      <w:r>
+        <w:t xml:space="preserve">The comparison between V-Dem (large divergence, true zeros possible) and HDI (small divergence, zeros prevented by construction) illustrates a general principle:</w:t>
+      </w:r>
+      <w:r>
+        <w:t xml:space="preserve"> </w:t>
+      </w:r>
+      <w:r>
+        <w:rPr>
           <w:i/>
-        </w:rPr>
-        <w:t xml:space="preserve">weak</w:t>
-      </w:r>
-      <w:r>
-        <w:t xml:space="preserve"> </w:t>
-      </w:r>
-      <w:r>
-        <w:t xml:space="preserve">test case for the additive audit, and this is itself informative. The UNDP’s dimension construction prevents true zeros, compressing all countries into a region where the AM-GM inequality produces minimal divergence. The 2010 switch to geometric mean was the correct direction—our analysis confirms the systematic (if small) upward bias of the arithmetic mean—but the switch addresses the problem only at the top-level aggregation. Within the education dimension, expected and mean years of schooling are combined geometrically (post-2010), but a country with zero years of mean schooling would still have its education index pulled toward zero rather than annihilated, because the component is bounded.</w:t>
-      </w:r>
-    </w:p>
-    <w:p>
-      <w:pPr>
-        <w:pStyle w:val="BodyText"/>
-      </w:pPr>
-      <w:r>
-        <w:t xml:space="preserve">The comparison between V-Dem (large divergence, true zeros possible) and HDI (small divergence, zeros prevented by construction) illustrates a general principle:</w:t>
-      </w:r>
-      <w:r>
-        <w:t xml:space="preserve"> </w:t>
-      </w:r>
-      <w:r>
-        <w:rPr>
           <w:iCs/>
+        </w:rPr>
+        <w:t xml:space="preserve">the magnitude of additive composition error depends on whether the index permits zeros</w:t>
+      </w:r>
+      <w:r>
+        <w:t xml:space="preserve">. Indices whose dimensions are bounded away from zero will show the error only in attenuated form. Indices whose dimensions can reach zero—like V-Dem’s elected officials component—expose the full force of the composition error.</w:t>
+      </w:r>
+    </w:p>
+    <w:bookmarkEnd w:id="30"/>
+    <w:bookmarkEnd w:id="31"/>
+    <w:bookmarkStart w:id="35" w:name="cross-audit-synthesis"/>
+    <w:p>
+      <w:pPr>
+        <w:pStyle w:val="Heading1"/>
+      </w:pPr>
+      <w:r>
+        <w:t xml:space="preserve">Cross-Audit Synthesis</w:t>
+      </w:r>
+    </w:p>
+    <w:bookmarkStart w:id="32" w:name="systematic-direction-of-error"/>
+    <w:p>
+      <w:pPr>
+        <w:pStyle w:val="Heading2"/>
+      </w:pPr>
+      <w:r>
+        <w:t xml:space="preserve">Systematic Direction of Error</w:t>
+      </w:r>
+    </w:p>
+    <w:p>
+      <w:pPr>
+        <w:pStyle w:val="FirstParagraph"/>
+      </w:pPr>
+      <w:r>
+        <w:t xml:space="preserve">Both audits confirm that additive aggregation produces a</w:t>
+      </w:r>
+      <w:r>
+        <w:t xml:space="preserve"> </w:t>
+      </w:r>
+      <w:r>
+        <w:rPr>
           <w:i/>
-        </w:rPr>
-        <w:t xml:space="preserve">the magnitude of additive composition error depends on whether the index permits zeros</w:t>
-      </w:r>
-      <w:r>
-        <w:t xml:space="preserve">. Indices whose dimensions are bounded away from zero will show the error only in attenuated form. Indices whose dimensions can reach zero—like V-Dem’s elected officials component—expose the full force of the composition error.</w:t>
-      </w:r>
-    </w:p>
-    <w:bookmarkEnd w:id="41"/>
-    <w:bookmarkEnd w:id="42"/>
-    <w:bookmarkStart w:id="46" w:name="cross-audit-synthesis"/>
-    <w:p>
-      <w:pPr>
-        <w:pStyle w:val="Heading1"/>
-      </w:pPr>
-      <w:r>
-        <w:t xml:space="preserve">Cross-Audit Synthesis</w:t>
-      </w:r>
-    </w:p>
-    <w:bookmarkStart w:id="43" w:name="systematic-direction-of-error"/>
-    <w:p>
-      <w:pPr>
-        <w:pStyle w:val="Heading2"/>
-      </w:pPr>
-      <w:r>
-        <w:t xml:space="preserve">Systematic Direction of Error</w:t>
-      </w:r>
-    </w:p>
-    <w:p>
-      <w:pPr>
-        <w:pStyle w:val="FirstParagraph"/>
-      </w:pPr>
-      <w:r>
-        <w:t xml:space="preserve">Both audits confirm that additive aggregation produces a</w:t>
-      </w:r>
-      <w:r>
-        <w:t xml:space="preserve"> </w:t>
-      </w:r>
-      <w:r>
-        <w:rPr>
           <w:iCs/>
-          <w:i/>
         </w:rPr>
         <w:t xml:space="preserve">directionally predictable</w:t>
       </w:r>
@@ -7133,8 +5600,8 @@
         <w:t xml:space="preserve">, by AM-GM), with the gap largest when dimensions are most unequal. This is not a random measurement error that averages out; it is a systematic bias that always overstates the composite score relative to the binding constraint.</w:t>
       </w:r>
     </w:p>
-    <w:bookmarkEnd w:id="43"/>
-    <w:bookmarkStart w:id="44" w:name="when-does-the-error-matter"/>
+    <w:bookmarkEnd w:id="32"/>
+    <w:bookmarkStart w:id="33" w:name="when-does-the-error-matter"/>
     <w:p>
       <w:pPr>
         <w:pStyle w:val="Heading2"/>
@@ -7176,13 +5643,7 @@
         <w:t xml:space="preserve"> </w:t>
       </w:r>
       <w:r>
-        <w:t xml:space="preserve">“</w:t>
-      </w:r>
-      <w:r>
-        <w:t xml:space="preserve">democratic</w:t>
-      </w:r>
-      <w:r>
-        <w:t xml:space="preserve">”</w:t>
+        <w:t xml:space="preserve">“democratic”</w:t>
       </w:r>
       <w:r>
         <w:t xml:space="preserve"> </w:t>
@@ -7194,13 +5655,7 @@
         <w:t xml:space="preserve"> </w:t>
       </w:r>
       <w:r>
-        <w:t xml:space="preserve">“</w:t>
-      </w:r>
-      <w:r>
-        <w:t xml:space="preserve">high human development</w:t>
-      </w:r>
-      <w:r>
-        <w:t xml:space="preserve">”</w:t>
+        <w:t xml:space="preserve">“high human development”</w:t>
       </w:r>
       <w:r>
         <w:t xml:space="preserve"> </w:t>
@@ -7229,8 +5684,8 @@
         <w:t xml:space="preserve">shows that the binding constraint—the lowest dimension—is where marginal investment produces the highest return; additive aggregation obscures exactly this dimension)</w:t>
       </w:r>
     </w:p>
-    <w:bookmarkEnd w:id="44"/>
-    <w:bookmarkStart w:id="45" w:name="the-audit-as-a-portable-diagnostic"/>
+    <w:bookmarkEnd w:id="33"/>
+    <w:bookmarkStart w:id="34" w:name="the-audit-as-a-portable-diagnostic"/>
     <w:p>
       <w:pPr>
         <w:pStyle w:val="Heading2"/>
@@ -7288,9 +5743,9 @@
         <w:t xml:space="preserve">If the answer to (1) is no and (2) is yes, the index is systematically inflated by additive aggregation, and the magnitude is given by (3). Candidate indices for future audits include FICO credit scores, Basel systemic risk indicators, ESG composites, Pugh matrices used in engineering design evaluation, and university league tables.</w:t>
       </w:r>
     </w:p>
-    <w:bookmarkEnd w:id="45"/>
-    <w:bookmarkEnd w:id="46"/>
-    <w:bookmarkStart w:id="47" w:name="discussion"/>
+    <w:bookmarkEnd w:id="34"/>
+    <w:bookmarkEnd w:id="35"/>
+    <w:bookmarkStart w:id="36" w:name="discussion"/>
     <w:p>
       <w:pPr>
         <w:pStyle w:val="Heading1"/>
@@ -7319,13 +5774,7 @@
         <w:t xml:space="preserve"> </w:t>
       </w:r>
       <w:r>
-        <w:t xml:space="preserve">“</w:t>
-      </w:r>
-      <w:r>
-        <w:t xml:space="preserve">even when the [multiplicative index] is zero, the additive index can achieve as high a score as 0.77.</w:t>
-      </w:r>
-      <w:r>
-        <w:t xml:space="preserve">”</w:t>
+        <w:t xml:space="preserve">“even when the [multiplicative index] is zero, the additive index can achieve as high a score as 0.77.”</w:t>
       </w:r>
       <w:r>
         <w:t xml:space="preserve"> </w:t>
@@ -7337,19 +5786,13 @@
         <w:t xml:space="preserve"> </w:t>
       </w:r>
       <w:r>
-        <w:t xml:space="preserve">“</w:t>
-      </w:r>
-      <w:r>
-        <w:t xml:space="preserve">moderately democratic</w:t>
-      </w:r>
-      <w:r>
-        <w:t xml:space="preserve">”</w:t>
-      </w:r>
-      <w:r>
-        <w:t xml:space="preserve"> </w:t>
-      </w:r>
-      <w:r>
-        <w:t xml:space="preserve">by the additive index when the multiplicative index identifies a completely collapsed dimension.</w:t>
+        <w:t xml:space="preserve">“moderately democratic”</w:t>
+      </w:r>
+      <w:r>
+        <w:t xml:space="preserve"> </w:t>
+      </w:r>
+      <w:r>
+        <w:t xml:space="preserve">by the additive index when the multiplicative index identifies a completely collapsed dimension. The predictive validation settles the question empirically: hidden-zero countries remain autocratic 91% of the time at the 5-year horizon, confirming that the multiplicative index—not the additive—correctly characterizes their regime type.</w:t>
       </w:r>
     </w:p>
     <w:p>
@@ -7360,16 +5803,10 @@
         <w:t xml:space="preserve">V-Dem’s decision to average the two indices equally—</w:t>
       </w:r>
       <w:r>
-        <w:t xml:space="preserve">“</w:t>
-      </w:r>
-      <w:r>
-        <w:t xml:space="preserve">we have no strong reason to prefer the additive terms to the multiplicative term</w:t>
-      </w:r>
-      <w:r>
-        <w:t xml:space="preserve">”</w:t>
-      </w:r>
-      <w:r>
-        <w:t xml:space="preserve">—is understandable in the absence of a formal criterion. The uniqueness theorem provides that criterion: when dimensions are non-substitutable (and elected officials are plainly non-substitutable with freedom of expression for electoral democracy), the multiplicative form is not a preference but a mathematical necessity.</w:t>
+        <w:t xml:space="preserve">“we have no strong reason to prefer the additive terms to the multiplicative term”</w:t>
+      </w:r>
+      <w:r>
+        <w:t xml:space="preserve">—is understandable in the absence of a formal criterion. The uniqueness theorem provides the formal criterion; the predictive validation provides the empirical one. When dimensions are non-substitutable (and elected officials are plainly non-substitutable with freedom of expression for electoral democracy), the multiplicative form is not a preference but a mathematical necessity—and the data confirm it.</w:t>
       </w:r>
     </w:p>
     <w:p>
@@ -7391,20 +5828,14 @@
         <w:t xml:space="preserve"> </w:t>
       </w:r>
       <w:r>
-        <w:t xml:space="preserve">“</w:t>
-      </w:r>
-      <w:r>
-        <w:t xml:space="preserve">competitive authoritarianism</w:t>
-      </w:r>
-      <w:r>
-        <w:t xml:space="preserve">”</w:t>
+        <w:t xml:space="preserve">“competitive authoritarianism”</w:t>
       </w:r>
       <w:r>
         <w:t xml:space="preserve">: regimes that maintain many democratic institutions while controlling the most fundamental one (executive selection). Additive indices register competitive authoritarian regimes as partially democratic; multiplicative indices recognize that the controlled dimension nullifies the democratic character of the others.</w:t>
       </w:r>
     </w:p>
-    <w:bookmarkEnd w:id="47"/>
-    <w:bookmarkStart w:id="48" w:name="conclusion"/>
+    <w:bookmarkEnd w:id="36"/>
+    <w:bookmarkStart w:id="37" w:name="conclusion"/>
     <w:p>
       <w:pPr>
         <w:pStyle w:val="Heading1"/>
@@ -7418,25 +5849,19 @@
         <w:pStyle w:val="FirstParagraph"/>
       </w:pPr>
       <w:r>
-        <w:t xml:space="preserve">We have demonstrated that additive aggregation of non-substitutable dimensions produces a systematic, directionally predictable measurement error. The audit protocol formalized here can be applied to any composite index. Applied to V-Dem, it reveals 2,586 country-years of hidden zeros (9.6% of all observations) where the additive index calls a country</w:t>
-      </w:r>
-      <w:r>
-        <w:t xml:space="preserve"> </w:t>
-      </w:r>
-      <w:r>
-        <w:t xml:space="preserve">“</w:t>
-      </w:r>
-      <w:r>
-        <w:t xml:space="preserve">democratic</w:t>
-      </w:r>
-      <w:r>
-        <w:t xml:space="preserve">”</w:t>
-      </w:r>
-      <w:r>
-        <w:t xml:space="preserve"> </w:t>
-      </w:r>
-      <w:r>
-        <w:t xml:space="preserve">despite a collapsed dimension. Applied to the HDI, it confirms the direction of the error but shows smaller magnitude due to the prevention of true zeros by construction.</w:t>
+        <w:t xml:space="preserve">We have demonstrated that additive aggregation of non-substitutable dimensions produces a systematic, directionally predictable measurement error, and that the multiplicative aggregation is not only mathematically correct but empirically superior as a predictor. The audit protocol formalized here can be applied to any composite index. Applied to V-Dem, it reveals 2,586 country-years of hidden zeros (9.6% of all observations) where the additive index calls a country</w:t>
+      </w:r>
+      <w:r>
+        <w:t xml:space="preserve"> </w:t>
+      </w:r>
+      <w:r>
+        <w:t xml:space="preserve">“democratic”</w:t>
+      </w:r>
+      <w:r>
+        <w:t xml:space="preserve"> </w:t>
+      </w:r>
+      <w:r>
+        <w:t xml:space="preserve">despite a collapsed dimension—and predictive validation confirms these countries remain autocratic 91% of the time. Applied to the HDI, it confirms the direction of the error but shows smaller magnitude due to the prevention of true zeros by construction.</w:t>
       </w:r>
     </w:p>
     <w:p>
@@ -7444,7 +5869,7 @@
         <w:pStyle w:val="BodyText"/>
       </w:pPr>
       <w:r>
-        <w:t xml:space="preserve">The practical implication is a concrete recommendation: any organization constructing or using a composite index of non-substitutable dimensions should compute both additive and multiplicative scores, report the gap, and use the multiplicative score for decisions that depend on all dimensions being present. This is not a methodological preference; it follows from the uniqueness theorem. Every institution currently using additive composition of non-substitutable dimensions is making a systematic error that always biases in the same direction: hiding zeros inside averages.</w:t>
+        <w:t xml:space="preserve">The practical implication is a concrete recommendation: any organization constructing or using a composite index of non-substitutable dimensions should compute both additive and multiplicative scores, report the gap, and use the multiplicative score for decisions that depend on all dimensions being present. This is not a methodological preference; it follows from the uniqueness theorem and is confirmed by the data. Every institution currently using additive composition of non-substitutable dimensions is making a systematic error that always biases in the same direction: hiding zeros inside averages.</w:t>
       </w:r>
     </w:p>
     <w:p>
@@ -7473,13 +5898,40 @@
       </w:r>
       <w:r>
         <w:rPr>
+          <w:i/>
           <w:iCs/>
+        </w:rPr>
+        <w:t xml:space="preserve">Comparative European Politics</w:t>
+      </w:r>
+      <w:r>
+        <w:t xml:space="preserve">, 17(4), 587–608.</w:t>
+      </w:r>
+    </w:p>
+    <w:p>
+      <w:pPr>
+        <w:pStyle w:val="BodyText"/>
+      </w:pPr>
+      <w:r>
+        <w:t xml:space="preserve">Coppedge, M., Gerring, J., Knutsen, C.H., Lindberg, S.I., Teorell, J., et al. (2018).</w:t>
+      </w:r>
+      <w:r>
+        <w:t xml:space="preserve"> </w:t>
+      </w:r>
+      <w:r>
+        <w:t xml:space="preserve">V-Dem Methodology v8.</w:t>
+      </w:r>
+      <w:r>
+        <w:t xml:space="preserve"> </w:t>
+      </w:r>
+      <w:r>
+        <w:rPr>
           <w:i/>
-        </w:rPr>
-        <w:t xml:space="preserve">Comparative European Politics</w:t>
-      </w:r>
-      <w:r>
-        <w:t xml:space="preserve">, 17(4), 587–608.</w:t>
+          <w:iCs/>
+        </w:rPr>
+        <w:t xml:space="preserve">V-Dem Working Paper Series</w:t>
+      </w:r>
+      <w:r>
+        <w:t xml:space="preserve">, 2018:57.</w:t>
       </w:r>
     </w:p>
     <w:p>
@@ -7487,26 +5939,53 @@
         <w:pStyle w:val="BodyText"/>
       </w:pPr>
       <w:r>
-        <w:t xml:space="preserve">Coppedge, M., Gerring, J., Knutsen, C.H., Lindberg, S.I., Teorell, J., et al. (2018).</w:t>
-      </w:r>
-      <w:r>
-        <w:t xml:space="preserve"> </w:t>
-      </w:r>
-      <w:r>
-        <w:t xml:space="preserve">V-Dem Methodology v8.</w:t>
-      </w:r>
-      <w:r>
-        <w:t xml:space="preserve"> </w:t>
-      </w:r>
-      <w:r>
-        <w:rPr>
+        <w:t xml:space="preserve">James, J. (2008).</w:t>
+      </w:r>
+      <w:r>
+        <w:t xml:space="preserve"> </w:t>
+      </w:r>
+      <w:r>
+        <w:t xml:space="preserve">Digital preparedness versus the digital divide: A proposal for a new composite index.</w:t>
+      </w:r>
+      <w:r>
+        <w:t xml:space="preserve"> </w:t>
+      </w:r>
+      <w:r>
+        <w:rPr>
+          <w:i/>
           <w:iCs/>
+        </w:rPr>
+        <w:t xml:space="preserve">Technology Analysis &amp; Strategic Management</w:t>
+      </w:r>
+      <w:r>
+        <w:t xml:space="preserve">, 20(1), 79–95.</w:t>
+      </w:r>
+    </w:p>
+    <w:p>
+      <w:pPr>
+        <w:pStyle w:val="BodyText"/>
+      </w:pPr>
+      <w:r>
+        <w:t xml:space="preserve">Kirsch, D. E. (2026).</w:t>
+      </w:r>
+      <w:r>
+        <w:t xml:space="preserve"> </w:t>
+      </w:r>
+      <w:r>
+        <w:t xml:space="preserve">Axiomatic characterization of multiplicative aggregation: On zero-collapse and the O-Ring inversion.</w:t>
+      </w:r>
+      <w:r>
+        <w:t xml:space="preserve"> </w:t>
+      </w:r>
+      <w:r>
+        <w:rPr>
           <w:i/>
-        </w:rPr>
-        <w:t xml:space="preserve">V-Dem Working Paper Series</w:t>
-      </w:r>
-      <w:r>
-        <w:t xml:space="preserve">, 2018:57.</w:t>
+          <w:iCs/>
+        </w:rPr>
+        <w:t xml:space="preserve">Working paper</w:t>
+      </w:r>
+      <w:r>
+        <w:t xml:space="preserve">.</w:t>
       </w:r>
     </w:p>
     <w:p>
@@ -7514,26 +5993,53 @@
         <w:pStyle w:val="BodyText"/>
       </w:pPr>
       <w:r>
-        <w:t xml:space="preserve">James, J. (2008).</w:t>
-      </w:r>
-      <w:r>
-        <w:t xml:space="preserve"> </w:t>
-      </w:r>
-      <w:r>
-        <w:t xml:space="preserve">Digital preparedness versus the digital divide: A proposal for a new composite index.</w:t>
-      </w:r>
-      <w:r>
-        <w:t xml:space="preserve"> </w:t>
-      </w:r>
-      <w:r>
-        <w:rPr>
+        <w:t xml:space="preserve">Munda, G. (2013).</w:t>
+      </w:r>
+      <w:r>
+        <w:t xml:space="preserve"> </w:t>
+      </w:r>
+      <w:r>
+        <w:t xml:space="preserve">Beyond GDP: An overview of measurement of progress with a focus on well-being indicators.</w:t>
+      </w:r>
+      <w:r>
+        <w:t xml:space="preserve"> </w:t>
+      </w:r>
+      <w:r>
+        <w:rPr>
+          <w:i/>
           <w:iCs/>
+        </w:rPr>
+        <w:t xml:space="preserve">Scientometrics</w:t>
+      </w:r>
+      <w:r>
+        <w:t xml:space="preserve">, 94(3), 1147–1165.</w:t>
+      </w:r>
+    </w:p>
+    <w:p>
+      <w:pPr>
+        <w:pStyle w:val="BodyText"/>
+      </w:pPr>
+      <w:r>
+        <w:t xml:space="preserve">OECD (2008).</w:t>
+      </w:r>
+      <w:r>
+        <w:t xml:space="preserve"> </w:t>
+      </w:r>
+      <w:r>
+        <w:rPr>
           <w:i/>
-        </w:rPr>
-        <w:t xml:space="preserve">Technology Analysis &amp; Strategic Management</w:t>
-      </w:r>
-      <w:r>
-        <w:t xml:space="preserve">, 20(1), 79–95.</w:t>
+          <w:iCs/>
+        </w:rPr>
+        <w:t xml:space="preserve">Handbook on Constructing Composite Indicators: Methodology and User Guide</w:t>
+      </w:r>
+      <w:r>
+        <w:t xml:space="preserve">.</w:t>
+      </w:r>
+      <w:r>
+        <w:t xml:space="preserve"> </w:t>
+      </w:r>
+      <w:r>
+        <w:t xml:space="preserve">Paris: OECD Publishing.</w:t>
       </w:r>
     </w:p>
     <w:p>
@@ -7541,156 +6047,75 @@
         <w:pStyle w:val="BodyText"/>
       </w:pPr>
       <w:r>
-        <w:t xml:space="preserve">Kirsch, D. (2026).</w:t>
-      </w:r>
-      <w:r>
-        <w:t xml:space="preserve"> </w:t>
-      </w:r>
-      <w:r>
-        <w:t xml:space="preserve">Multiplicative composition of independent dimensions in emergent systems.</w:t>
-      </w:r>
-      <w:r>
-        <w:t xml:space="preserve"> </w:t>
-      </w:r>
-      <w:r>
-        <w:rPr>
+        <w:t xml:space="preserve">Paruolo, P., Saisana, M., &amp; Saltelli, A. (2012).</w:t>
+      </w:r>
+      <w:r>
+        <w:t xml:space="preserve"> </w:t>
+      </w:r>
+      <w:r>
+        <w:t xml:space="preserve">Ratings and rankings: voodoo or science?</w:t>
+      </w:r>
+      <w:r>
+        <w:t xml:space="preserve"> </w:t>
+      </w:r>
+      <w:r>
+        <w:rPr>
+          <w:i/>
           <w:iCs/>
+        </w:rPr>
+        <w:t xml:space="preserve">Journal of the Royal Statistical Society: Series A</w:t>
+      </w:r>
+      <w:r>
+        <w:t xml:space="preserve">, 176(3), 609–634.</w:t>
+      </w:r>
+    </w:p>
+    <w:p>
+      <w:pPr>
+        <w:pStyle w:val="BodyText"/>
+      </w:pPr>
+      <w:r>
+        <w:t xml:space="preserve">Sagar, A.D. &amp; Najam, A. (1998).</w:t>
+      </w:r>
+      <w:r>
+        <w:t xml:space="preserve"> </w:t>
+      </w:r>
+      <w:r>
+        <w:t xml:space="preserve">The human development index: A critical review.</w:t>
+      </w:r>
+      <w:r>
+        <w:t xml:space="preserve"> </w:t>
+      </w:r>
+      <w:r>
+        <w:rPr>
           <w:i/>
-        </w:rPr>
-        <w:t xml:space="preserve">Working paper</w:t>
+          <w:iCs/>
+        </w:rPr>
+        <w:t xml:space="preserve">Ecological Economics</w:t>
+      </w:r>
+      <w:r>
+        <w:t xml:space="preserve">, 25(3), 249–264.</w:t>
+      </w:r>
+    </w:p>
+    <w:p>
+      <w:pPr>
+        <w:pStyle w:val="BodyText"/>
+      </w:pPr>
+      <w:r>
+        <w:t xml:space="preserve">Stiglitz, J.E., Sen, A., &amp; Fitoussi, J.P. (2009).</w:t>
+      </w:r>
+      <w:r>
+        <w:t xml:space="preserve"> </w:t>
+      </w:r>
+      <w:r>
+        <w:rPr>
+          <w:i/>
+          <w:iCs/>
+        </w:rPr>
+        <w:t xml:space="preserve">Report by the Commission on the Measurement of Economic Performance and Social Progress</w:t>
       </w:r>
       <w:r>
         <w:t xml:space="preserve">.</w:t>
       </w:r>
-    </w:p>
-    <w:p>
-      <w:pPr>
-        <w:pStyle w:val="BodyText"/>
-      </w:pPr>
-      <w:r>
-        <w:t xml:space="preserve">Munda, G. (2013).</w:t>
-      </w:r>
-      <w:r>
-        <w:t xml:space="preserve"> </w:t>
-      </w:r>
-      <w:r>
-        <w:t xml:space="preserve">Beyond GDP: An overview of measurement of progress with a focus on well-being indicators.</w:t>
-      </w:r>
-      <w:r>
-        <w:t xml:space="preserve"> </w:t>
-      </w:r>
-      <w:r>
-        <w:rPr>
-          <w:iCs/>
-          <w:i/>
-        </w:rPr>
-        <w:t xml:space="preserve">Scientometrics</w:t>
-      </w:r>
-      <w:r>
-        <w:t xml:space="preserve">, 94(3), 1147–1165.</w:t>
-      </w:r>
-    </w:p>
-    <w:p>
-      <w:pPr>
-        <w:pStyle w:val="BodyText"/>
-      </w:pPr>
-      <w:r>
-        <w:t xml:space="preserve">OECD (2008).</w:t>
-      </w:r>
-      <w:r>
-        <w:t xml:space="preserve"> </w:t>
-      </w:r>
-      <w:r>
-        <w:rPr>
-          <w:iCs/>
-          <w:i/>
-        </w:rPr>
-        <w:t xml:space="preserve">Handbook on Constructing Composite Indicators: Methodology and User Guide</w:t>
-      </w:r>
-      <w:r>
-        <w:t xml:space="preserve">.</w:t>
-      </w:r>
-      <w:r>
-        <w:t xml:space="preserve"> </w:t>
-      </w:r>
-      <w:r>
-        <w:t xml:space="preserve">Paris: OECD Publishing.</w:t>
-      </w:r>
-    </w:p>
-    <w:p>
-      <w:pPr>
-        <w:pStyle w:val="BodyText"/>
-      </w:pPr>
-      <w:r>
-        <w:t xml:space="preserve">Paruolo, P., Saisana, M., &amp; Saltelli, A. (2012).</w:t>
-      </w:r>
-      <w:r>
-        <w:t xml:space="preserve"> </w:t>
-      </w:r>
-      <w:r>
-        <w:t xml:space="preserve">Ratings and rankings: voodoo or science?</w:t>
-      </w:r>
-      <w:r>
-        <w:t xml:space="preserve"> </w:t>
-      </w:r>
-      <w:r>
-        <w:rPr>
-          <w:iCs/>
-          <w:i/>
-        </w:rPr>
-        <w:t xml:space="preserve">Journal of the Royal Statistical Society: Series A</w:t>
-      </w:r>
-      <w:r>
-        <w:t xml:space="preserve">, 176(3), 609–634.</w:t>
-      </w:r>
-    </w:p>
-    <w:p>
-      <w:pPr>
-        <w:pStyle w:val="BodyText"/>
-      </w:pPr>
-      <w:r>
-        <w:t xml:space="preserve">Sagar, A.D. &amp; Najam, A. (1998).</w:t>
-      </w:r>
-      <w:r>
-        <w:t xml:space="preserve"> </w:t>
-      </w:r>
-      <w:r>
-        <w:t xml:space="preserve">The human development index: A critical review.</w:t>
-      </w:r>
-      <w:r>
-        <w:t xml:space="preserve"> </w:t>
-      </w:r>
-      <w:r>
-        <w:rPr>
-          <w:iCs/>
-          <w:i/>
-        </w:rPr>
-        <w:t xml:space="preserve">Ecological Economics</w:t>
-      </w:r>
-      <w:r>
-        <w:t xml:space="preserve">, 25(3), 249–264.</w:t>
-      </w:r>
-    </w:p>
-    <w:p>
-      <w:pPr>
-        <w:pStyle w:val="BodyText"/>
-      </w:pPr>
-      <w:r>
-        <w:t xml:space="preserve">Stiglitz, J.E., Sen, A., &amp; Fitoussi, J.P. (2009).</w:t>
-      </w:r>
-      <w:r>
-        <w:t xml:space="preserve"> </w:t>
-      </w:r>
-      <w:r>
-        <w:rPr>
-          <w:iCs/>
-          <w:i/>
-        </w:rPr>
-        <w:t xml:space="preserve">Report by the Commission on the Measurement of Economic Performance and Social Progress</w:t>
-      </w:r>
-      <w:r>
-        <w:t xml:space="preserve">.</w:t>
-      </w:r>
       <w:r>
         <w:t xml:space="preserve"> </w:t>
       </w:r>
@@ -7698,8 +6123,12 @@
         <w:t xml:space="preserve">Paris.</w:t>
       </w:r>
     </w:p>
-    <w:bookmarkEnd w:id="48"/>
-    <w:sectPr/>
+    <w:bookmarkEnd w:id="37"/>
+    <w:sectPr>
+      <w:footnotePr>
+        <w:numRestart w:val="eachSect"/>
+      </w:footnotePr>
+    </w:sectPr>
   </w:body>
 </w:document>
 </file>
@@ -7730,14 +6159,14 @@
 <file path=word/numbering.xml><?xml version="1.0" encoding="utf-8"?>
 <w:numbering xmlns:w="http://schemas.openxmlformats.org/wordprocessingml/2006/main">
   <w:abstractNum w:abstractNumId="990">
-    <w:nsid w:val="A990"/>
+    <w:nsid w:val="0000A990"/>
     <w:multiLevelType w:val="multilevel"/>
     <w:lvl w:ilvl="0">
       <w:numFmt w:val="bullet"/>
       <w:lvlText w:val=" "/>
       <w:lvlJc w:val="left"/>
       <w:pPr>
-        <w:ind w:left="720" w:hanging="480"/>
+        <w:ind w:left="720" w:hanging="360"/>
       </w:pPr>
     </w:lvl>
     <w:lvl w:ilvl="1">
@@ -7745,7 +6174,7 @@
       <w:lvlText w:val=" "/>
       <w:lvlJc w:val="left"/>
       <w:pPr>
-        <w:ind w:left="1440" w:hanging="480"/>
+        <w:ind w:left="1440" w:hanging="360"/>
       </w:pPr>
     </w:lvl>
     <w:lvl w:ilvl="2">
@@ -7753,7 +6182,7 @@
       <w:lvlText w:val=" "/>
       <w:lvlJc w:val="left"/>
       <w:pPr>
-        <w:ind w:left="2160" w:hanging="480"/>
+        <w:ind w:left="2160" w:hanging="360"/>
       </w:pPr>
     </w:lvl>
     <w:lvl w:ilvl="3">
@@ -7761,7 +6190,7 @@
       <w:lvlText w:val=" "/>
       <w:lvlJc w:val="left"/>
       <w:pPr>
-        <w:ind w:left="2880" w:hanging="480"/>
+        <w:ind w:left="2880" w:hanging="360"/>
       </w:pPr>
     </w:lvl>
     <w:lvl w:ilvl="4">
@@ -7769,7 +6198,7 @@
       <w:lvlText w:val=" "/>
       <w:lvlJc w:val="left"/>
       <w:pPr>
-        <w:ind w:left="3600" w:hanging="480"/>
+        <w:ind w:left="3600" w:hanging="360"/>
       </w:pPr>
     </w:lvl>
     <w:lvl w:ilvl="5">
@@ -7777,7 +6206,7 @@
       <w:lvlText w:val=" "/>
       <w:lvlJc w:val="left"/>
       <w:pPr>
-        <w:ind w:left="4320" w:hanging="480"/>
+        <w:ind w:left="4320" w:hanging="360"/>
       </w:pPr>
     </w:lvl>
     <w:lvl w:ilvl="6">
@@ -7785,7 +6214,7 @@
       <w:lvlText w:val=" "/>
       <w:lvlJc w:val="left"/>
       <w:pPr>
-        <w:ind w:left="5040" w:hanging="480"/>
+        <w:ind w:left="5040" w:hanging="360"/>
       </w:pPr>
     </w:lvl>
     <w:lvl w:ilvl="7">
@@ -7793,7 +6222,7 @@
       <w:lvlText w:val=" "/>
       <w:lvlJc w:val="left"/>
       <w:pPr>
-        <w:ind w:left="5760" w:hanging="480"/>
+        <w:ind w:left="5760" w:hanging="360"/>
       </w:pPr>
     </w:lvl>
     <w:lvl w:ilvl="8">
@@ -7801,12 +6230,12 @@
       <w:lvlText w:val=" "/>
       <w:lvlJc w:val="left"/>
       <w:pPr>
-        <w:ind w:left="6480" w:hanging="480"/>
+        <w:ind w:left="6480" w:hanging="360"/>
       </w:pPr>
     </w:lvl>
   </w:abstractNum>
   <w:abstractNum w:abstractNumId="99201">
-    <w:nsid w:val="A99201"/>
+    <w:nsid w:val="00A99201"/>
     <w:multiLevelType w:val="multilevel"/>
     <w:lvl w:ilvl="0">
       <w:start w:val="1"/>
@@ -7814,7 +6243,7 @@
       <w:lvlText w:val="%1."/>
       <w:lvlJc w:val="left"/>
       <w:pPr>
-        <w:ind w:left="720" w:hanging="480"/>
+        <w:ind w:left="720" w:hanging="360"/>
       </w:pPr>
     </w:lvl>
     <w:lvl w:ilvl="1">
@@ -7823,7 +6252,7 @@
       <w:lvlText w:val="%2."/>
       <w:lvlJc w:val="left"/>
       <w:pPr>
-        <w:ind w:left="1440" w:hanging="480"/>
+        <w:ind w:left="1440" w:hanging="360"/>
       </w:pPr>
     </w:lvl>
     <w:lvl w:ilvl="2">
@@ -7832,7 +6261,7 @@
       <w:lvlText w:val="%3."/>
       <w:lvlJc w:val="left"/>
       <w:pPr>
-        <w:ind w:left="2160" w:hanging="480"/>
+        <w:ind w:left="2160" w:hanging="360"/>
       </w:pPr>
     </w:lvl>
     <w:lvl w:ilvl="3">
@@ -7841,7 +6270,7 @@
       <w:lvlText w:val="%4."/>
       <w:lvlJc w:val="left"/>
       <w:pPr>
-        <w:ind w:left="2880" w:hanging="480"/>
+        <w:ind w:left="2880" w:hanging="360"/>
       </w:pPr>
     </w:lvl>
     <w:lvl w:ilvl="4">
@@ -7850,7 +6279,7 @@
       <w:lvlText w:val="%5."/>
       <w:lvlJc w:val="left"/>
       <w:pPr>
-        <w:ind w:left="3600" w:hanging="480"/>
+        <w:ind w:left="3600" w:hanging="360"/>
       </w:pPr>
     </w:lvl>
     <w:lvl w:ilvl="5">
@@ -7859,7 +6288,7 @@
       <w:lvlText w:val="%6."/>
       <w:lvlJc w:val="left"/>
       <w:pPr>
-        <w:ind w:left="4320" w:hanging="480"/>
+        <w:ind w:left="4320" w:hanging="360"/>
       </w:pPr>
     </w:lvl>
     <w:lvl w:ilvl="6">
@@ -7868,7 +6297,7 @@
       <w:lvlText w:val="%7."/>
       <w:lvlJc w:val="left"/>
       <w:pPr>
-        <w:ind w:left="5040" w:hanging="480"/>
+        <w:ind w:left="5040" w:hanging="360"/>
       </w:pPr>
     </w:lvl>
     <w:lvl w:ilvl="7">
@@ -7877,7 +6306,7 @@
       <w:lvlText w:val="%8."/>
       <w:lvlJc w:val="left"/>
       <w:pPr>
-        <w:ind w:left="5760" w:hanging="480"/>
+        <w:ind w:left="5760" w:hanging="360"/>
       </w:pPr>
     </w:lvl>
     <w:lvl w:ilvl="8">
@@ -7886,84 +6315,111 @@
       <w:lvlText w:val="%9."/>
       <w:lvlJc w:val="left"/>
       <w:pPr>
-        <w:ind w:left="6480" w:hanging="480"/>
+        <w:ind w:left="6480" w:hanging="360"/>
       </w:pPr>
     </w:lvl>
   </w:abstractNum>
   <w:abstractNum w:abstractNumId="991">
-    <w:nsid w:val="A991"/>
+    <w:nsid w:val="0000A991"/>
     <w:multiLevelType w:val="multilevel"/>
     <w:lvl w:ilvl="0">
       <w:numFmt w:val="bullet"/>
-      <w:lvlText w:val="•"/>
+      <w:lvlText w:val=""/>
       <w:lvlJc w:val="left"/>
       <w:pPr>
-        <w:ind w:left="720" w:hanging="480"/>
-      </w:pPr>
+        <w:ind w:left="720" w:hanging="360"/>
+      </w:pPr>
+      <w:rPr>
+        <w:rFonts w:ascii="Symbol" w:hAnsi="Symbol" w:cs="Symbol" w:hint="default"/>
+      </w:rPr>
     </w:lvl>
     <w:lvl w:ilvl="1">
       <w:numFmt w:val="bullet"/>
-      <w:lvlText w:val="–"/>
+      <w:lvlText w:val="o"/>
       <w:lvlJc w:val="left"/>
       <w:pPr>
-        <w:ind w:left="1440" w:hanging="480"/>
-      </w:pPr>
+        <w:ind w:left="1440" w:hanging="360"/>
+      </w:pPr>
+      <w:rPr>
+        <w:rFonts w:ascii="Courier New" w:hAnsi="Courier New" w:cs="Courier New" w:hint="default"/>
+      </w:rPr>
     </w:lvl>
     <w:lvl w:ilvl="2">
       <w:numFmt w:val="bullet"/>
-      <w:lvlText w:val="•"/>
+      <w:lvlText w:val=""/>
       <w:lvlJc w:val="left"/>
       <w:pPr>
-        <w:ind w:left="2160" w:hanging="480"/>
-      </w:pPr>
+        <w:ind w:left="2160" w:hanging="360"/>
+      </w:pPr>
+      <w:rPr>
+        <w:rFonts w:ascii="Wingdings" w:hAnsi="Wingdings" w:cs="Wingdings" w:hint="default"/>
+      </w:rPr>
     </w:lvl>
     <w:lvl w:ilvl="3">
       <w:numFmt w:val="bullet"/>
-      <w:lvlText w:val="–"/>
+      <w:lvlText w:val=""/>
       <w:lvlJc w:val="left"/>
       <w:pPr>
-        <w:ind w:left="2880" w:hanging="480"/>
-      </w:pPr>
+        <w:ind w:left="2880" w:hanging="360"/>
+      </w:pPr>
+      <w:rPr>
+        <w:rFonts w:ascii="Symbol" w:hAnsi="Symbol" w:cs="Symbol" w:hint="default"/>
+      </w:rPr>
     </w:lvl>
     <w:lvl w:ilvl="4">
       <w:numFmt w:val="bullet"/>
-      <w:lvlText w:val="•"/>
+      <w:lvlText w:val="o"/>
       <w:lvlJc w:val="left"/>
       <w:pPr>
-        <w:ind w:left="3600" w:hanging="480"/>
-      </w:pPr>
+        <w:ind w:left="3600" w:hanging="360"/>
+      </w:pPr>
+      <w:rPr>
+        <w:rFonts w:ascii="Courier New" w:hAnsi="Courier New" w:cs="Courier New" w:hint="default"/>
+      </w:rPr>
     </w:lvl>
     <w:lvl w:ilvl="5">
       <w:numFmt w:val="bullet"/>
-      <w:lvlText w:val="–"/>
+      <w:lvlText w:val=""/>
       <w:lvlJc w:val="left"/>
       <w:pPr>
-        <w:ind w:left="4320" w:hanging="480"/>
-      </w:pPr>
+        <w:ind w:left="4320" w:hanging="360"/>
+      </w:pPr>
+      <w:rPr>
+        <w:rFonts w:ascii="Wingdings" w:hAnsi="Wingdings" w:cs="Wingdings" w:hint="default"/>
+      </w:rPr>
     </w:lvl>
     <w:lvl w:ilvl="6">
       <w:numFmt w:val="bullet"/>
-      <w:lvlText w:val="•"/>
+      <w:lvlText w:val=""/>
       <w:lvlJc w:val="left"/>
       <w:pPr>
-        <w:ind w:left="5040" w:hanging="480"/>
-      </w:pPr>
+        <w:ind w:left="5040" w:hanging="360"/>
+      </w:pPr>
+      <w:rPr>
+        <w:rFonts w:ascii="Symbol" w:hAnsi="Symbol" w:cs="Symbol" w:hint="default"/>
+      </w:rPr>
     </w:lvl>
     <w:lvl w:ilvl="7">
       <w:numFmt w:val="bullet"/>
-      <w:lvlText w:val="–"/>
+      <w:lvlText w:val="o"/>
       <w:lvlJc w:val="left"/>
       <w:pPr>
-        <w:ind w:left="5760" w:hanging="480"/>
-      </w:pPr>
+        <w:ind w:left="5760" w:hanging="360"/>
+      </w:pPr>
+      <w:rPr>
+        <w:rFonts w:ascii="Courier New" w:hAnsi="Courier New" w:cs="Courier New" w:hint="default"/>
+      </w:rPr>
     </w:lvl>
     <w:lvl w:ilvl="8">
       <w:numFmt w:val="bullet"/>
-      <w:lvlText w:val="•"/>
+      <w:lvlText w:val=""/>
       <w:lvlJc w:val="left"/>
       <w:pPr>
-        <w:ind w:left="6480" w:hanging="480"/>
-      </w:pPr>
+        <w:ind w:left="6480" w:hanging="360"/>
+      </w:pPr>
+      <w:rPr>
+        <w:rFonts w:ascii="Wingdings" w:hAnsi="Wingdings" w:cs="Wingdings" w:hint="default"/>
+      </w:rPr>
     </w:lvl>
   </w:abstractNum>
   <w:num w:numId="1000">
@@ -8073,10 +6529,10 @@
   <w:docDefaults>
     <w:rPrDefault>
       <w:rPr>
-        <w:rFonts w:asciiTheme="minorHAnsi" w:cstheme="minorBidi" w:eastAsiaTheme="minorHAnsi" w:hAnsiTheme="minorHAnsi"/>
+        <w:rFonts w:asciiTheme="minorHAnsi" w:cstheme="minorBidi" w:eastAsiaTheme="minorEastAsia" w:hAnsiTheme="minorHAnsi"/>
         <w:sz w:val="24"/>
         <w:szCs w:val="24"/>
-        <w:lang w:bidi="ar-SA" w:eastAsia="en-US" w:val="en-US"/>
+        <w:lang w:bidi="ar-SA" w:eastAsia="zh-CN" w:val="en-US"/>
       </w:rPr>
     </w:rPrDefault>
     <w:pPrDefault>
@@ -8094,10 +6550,10 @@
     <w:name w:val="Body Text"/>
     <w:basedOn w:val="Normal"/>
     <w:link w:val="BodyTextChar"/>
+    <w:qFormat/>
     <w:pPr>
       <w:spacing w:after="180" w:before="180"/>
     </w:pPr>
-    <w:qFormat/>
   </w:style>
   <w:style w:customStyle="1" w:styleId="FirstParagraph" w:type="paragraph">
     <w:name w:val="First Paragraph"/>
@@ -8117,57 +6573,94 @@
     <w:name w:val="Title"/>
     <w:basedOn w:val="Normal"/>
     <w:next w:val="BodyText"/>
+    <w:link w:val="TitleChar"/>
+    <w:uiPriority w:val="10"/>
     <w:qFormat/>
+    <w:rsid w:val="00A10FD9"/>
     <w:pPr>
-      <w:keepNext/>
-      <w:keepLines/>
-      <w:spacing w:after="240" w:before="480"/>
+      <w:spacing w:after="80" w:line="240" w:lineRule="auto"/>
+      <w:contextualSpacing/>
       <w:jc w:val="center"/>
     </w:pPr>
     <w:rPr>
       <w:rFonts w:asciiTheme="majorHAnsi" w:cstheme="majorBidi" w:eastAsiaTheme="majorEastAsia" w:hAnsiTheme="majorHAnsi"/>
-      <w:b/>
-      <w:bCs/>
-      <w:color w:themeColor="accent1" w:themeShade="B5" w:val="345A8A"/>
-      <w:sz w:val="36"/>
-      <w:szCs w:val="36"/>
+      <w:sz w:val="56"/>
+      <w:szCs w:val="56"/>
+    </w:rPr>
+  </w:style>
+  <w:style w:customStyle="1" w:styleId="TitleChar" w:type="character">
+    <w:name w:val="Title Char"/>
+    <w:basedOn w:val="DefaultParagraphFont"/>
+    <w:link w:val="Title"/>
+    <w:uiPriority w:val="10"/>
+    <w:rsid w:val="00A10FD9"/>
+    <w:rPr>
+      <w:rFonts w:asciiTheme="majorHAnsi" w:cstheme="majorBidi" w:eastAsiaTheme="majorEastAsia" w:hAnsiTheme="majorHAnsi"/>
+      <w:sz w:val="56"/>
+      <w:szCs w:val="56"/>
     </w:rPr>
   </w:style>
   <w:style w:styleId="Subtitle" w:type="paragraph">
     <w:name w:val="Subtitle"/>
+    <w:basedOn w:val="Title"/>
+    <w:next w:val="BodyText"/>
+    <w:link w:val="SubtitleChar"/>
+    <w:uiPriority w:val="11"/>
+    <w:qFormat/>
+    <w:rsid w:val="00A10FD9"/>
+    <w:pPr>
+      <w:numPr>
+        <w:ilvl w:val="1"/>
+      </w:numPr>
+    </w:pPr>
+    <w:rPr>
+      <w:rFonts w:cstheme="majorBidi" w:eastAsiaTheme="majorEastAsia"/>
+      <w:spacing w:val="15"/>
+      <w:sz w:val="28"/>
+      <w:szCs w:val="28"/>
+    </w:rPr>
+  </w:style>
+  <w:style w:customStyle="1" w:styleId="SubtitleChar" w:type="character">
+    <w:name w:val="Subtitle Char"/>
+    <w:basedOn w:val="DefaultParagraphFont"/>
+    <w:link w:val="Subtitle"/>
+    <w:uiPriority w:val="11"/>
+    <w:rsid w:val="00A10FD9"/>
+    <w:rPr>
+      <w:rFonts w:cstheme="majorBidi" w:eastAsiaTheme="majorEastAsia"/>
+      <w:color w:themeColor="text1" w:themeTint="A6" w:val="595959"/>
+      <w:spacing w:val="15"/>
+      <w:sz w:val="28"/>
+      <w:szCs w:val="28"/>
+    </w:rPr>
+  </w:style>
+  <w:style w:customStyle="1" w:styleId="Author" w:type="paragraph">
+    <w:name w:val="Author"/>
     <w:basedOn w:val="Title"/>
     <w:next w:val="BodyText"/>
     <w:qFormat/>
     <w:pPr>
       <w:keepNext/>
       <w:keepLines/>
-      <w:spacing w:after="240" w:before="240"/>
-      <w:jc w:val="center"/>
     </w:pPr>
     <w:rPr>
-      <w:sz w:val="30"/>
-      <w:szCs w:val="30"/>
+      <w:sz w:val="24"/>
+      <w:szCs w:val="24"/>
     </w:rPr>
   </w:style>
-  <w:style w:customStyle="1" w:styleId="Author" w:type="paragraph">
-    <w:name w:val="Author"/>
+  <w:style w:styleId="Date" w:type="paragraph">
+    <w:name w:val="Date"/>
+    <w:basedOn w:val="Title"/>
     <w:next w:val="BodyText"/>
     <w:qFormat/>
     <w:pPr>
       <w:keepNext/>
       <w:keepLines/>
-      <w:jc w:val="center"/>
     </w:pPr>
-  </w:style>
-  <w:style w:styleId="Date" w:type="paragraph">
-    <w:name w:val="Date"/>
-    <w:next w:val="BodyText"/>
-    <w:qFormat/>
-    <w:pPr>
-      <w:keepNext/>
-      <w:keepLines/>
-      <w:jc w:val="center"/>
-    </w:pPr>
+    <w:rPr>
+      <w:sz w:val="24"/>
+      <w:szCs w:val="24"/>
+    </w:rPr>
   </w:style>
   <w:style w:customStyle="1" w:styleId="AbstractTitle" w:type="paragraph">
     <w:name w:val="Abstract Title"/>
@@ -8177,15 +6670,13 @@
     <w:pPr>
       <w:keepNext/>
       <w:keepLines/>
+      <w:spacing w:after="0" w:before="300"/>
       <w:jc w:val="center"/>
-      <w:spacing w:after="0" w:before="300"/>
     </w:pPr>
     <w:rPr>
+      <w:b/>
       <w:sz w:val="20"/>
       <w:szCs w:val="20"/>
-      <w:b/>
-      <w:color w:val="345A8A"/>
-      &gt;
     </w:rPr>
   </w:style>
   <w:style w:customStyle="1" w:styleId="Abstract" w:type="paragraph">
@@ -8212,191 +6703,321 @@
     <w:rPr/>
   </w:style>
   <w:style w:styleId="Heading1" w:type="paragraph">
-    <w:name w:val="Heading 1"/>
+    <w:name w:val="heading 1"/>
     <w:basedOn w:val="Normal"/>
     <w:next w:val="BodyText"/>
+    <w:link w:val="Heading1Char"/>
     <w:uiPriority w:val="9"/>
     <w:qFormat/>
+    <w:rsid w:val="00A10FD9"/>
     <w:pPr>
       <w:keepNext/>
       <w:keepLines/>
-      <w:spacing w:after="0" w:before="480"/>
+      <w:spacing w:after="80" w:before="360"/>
       <w:outlineLvl w:val="0"/>
     </w:pPr>
     <w:rPr>
       <w:rFonts w:asciiTheme="majorHAnsi" w:cstheme="majorBidi" w:eastAsiaTheme="majorEastAsia" w:hAnsiTheme="majorHAnsi"/>
-      <w:b/>
-      <w:bCs/>
-      <w:color w:themeColor="accent1" w:val="4F81BD"/>
-      <w:sz w:val="32"/>
-      <w:szCs w:val="32"/>
+      <w:color w:themeColor="accent1" w:themeShade="BF" w:val="0F4761"/>
+      <w:sz w:val="40"/>
+      <w:szCs w:val="40"/>
     </w:rPr>
   </w:style>
   <w:style w:styleId="Heading2" w:type="paragraph">
-    <w:name w:val="Heading 2"/>
+    <w:name w:val="heading 2"/>
     <w:basedOn w:val="Normal"/>
     <w:next w:val="BodyText"/>
+    <w:link w:val="Heading2Char"/>
     <w:uiPriority w:val="9"/>
+    <w:semiHidden/>
     <w:unhideWhenUsed/>
     <w:qFormat/>
+    <w:rsid w:val="00A10FD9"/>
     <w:pPr>
       <w:keepNext/>
       <w:keepLines/>
-      <w:spacing w:after="0" w:before="200"/>
+      <w:spacing w:after="80" w:before="160"/>
       <w:outlineLvl w:val="1"/>
     </w:pPr>
     <w:rPr>
       <w:rFonts w:asciiTheme="majorHAnsi" w:cstheme="majorBidi" w:eastAsiaTheme="majorEastAsia" w:hAnsiTheme="majorHAnsi"/>
-      <w:b/>
-      <w:bCs/>
-      <w:color w:themeColor="accent1" w:val="4F81BD"/>
+      <w:color w:themeColor="accent1" w:themeShade="BF" w:val="0F4761"/>
+      <w:sz w:val="32"/>
+      <w:szCs w:val="32"/>
+    </w:rPr>
+  </w:style>
+  <w:style w:styleId="Heading3" w:type="paragraph">
+    <w:name w:val="heading 3"/>
+    <w:basedOn w:val="Normal"/>
+    <w:next w:val="BodyText"/>
+    <w:link w:val="Heading3Char"/>
+    <w:uiPriority w:val="9"/>
+    <w:semiHidden/>
+    <w:unhideWhenUsed/>
+    <w:qFormat/>
+    <w:rsid w:val="00A10FD9"/>
+    <w:pPr>
+      <w:keepNext/>
+      <w:keepLines/>
+      <w:spacing w:after="80" w:before="160"/>
+      <w:outlineLvl w:val="2"/>
+    </w:pPr>
+    <w:rPr>
+      <w:rFonts w:cstheme="majorBidi" w:eastAsiaTheme="majorEastAsia"/>
+      <w:color w:themeColor="accent1" w:themeShade="BF" w:val="0F4761"/>
       <w:sz w:val="28"/>
       <w:szCs w:val="28"/>
     </w:rPr>
   </w:style>
-  <w:style w:styleId="Heading3" w:type="paragraph">
-    <w:name w:val="Heading 3"/>
+  <w:style w:styleId="Heading4" w:type="paragraph">
+    <w:name w:val="heading 4"/>
     <w:basedOn w:val="Normal"/>
     <w:next w:val="BodyText"/>
+    <w:link w:val="Heading4Char"/>
     <w:uiPriority w:val="9"/>
+    <w:semiHidden/>
     <w:unhideWhenUsed/>
     <w:qFormat/>
+    <w:rsid w:val="00A10FD9"/>
     <w:pPr>
       <w:keepNext/>
       <w:keepLines/>
-      <w:spacing w:after="0" w:before="200"/>
-      <w:outlineLvl w:val="2"/>
+      <w:spacing w:after="40" w:before="80"/>
+      <w:outlineLvl w:val="3"/>
     </w:pPr>
     <w:rPr>
-      <w:rFonts w:asciiTheme="majorHAnsi" w:cstheme="majorBidi" w:eastAsiaTheme="majorEastAsia" w:hAnsiTheme="majorHAnsi"/>
-      <w:b/>
-      <w:bCs/>
-      <w:color w:themeColor="accent1" w:val="4F81BD"/>
-      <w:sz w:val="24"/>
-      <w:szCs w:val="24"/>
+      <w:rFonts w:cstheme="majorBidi" w:eastAsiaTheme="majorEastAsia"/>
+      <w:i/>
+      <w:iCs/>
+      <w:color w:themeColor="accent1" w:themeShade="BF" w:val="0F4761"/>
     </w:rPr>
   </w:style>
-  <w:style w:styleId="Heading4" w:type="paragraph">
-    <w:name w:val="Heading 4"/>
+  <w:style w:styleId="Heading5" w:type="paragraph">
+    <w:name w:val="heading 5"/>
     <w:basedOn w:val="Normal"/>
     <w:next w:val="BodyText"/>
+    <w:link w:val="Heading5Char"/>
     <w:uiPriority w:val="9"/>
+    <w:semiHidden/>
     <w:unhideWhenUsed/>
     <w:qFormat/>
+    <w:rsid w:val="00A10FD9"/>
     <w:pPr>
       <w:keepNext/>
       <w:keepLines/>
-      <w:spacing w:after="0" w:before="200"/>
-      <w:outlineLvl w:val="3"/>
+      <w:spacing w:after="40" w:before="80"/>
+      <w:outlineLvl w:val="4"/>
     </w:pPr>
     <w:rPr>
-      <w:rFonts w:asciiTheme="majorHAnsi" w:cstheme="majorBidi" w:eastAsiaTheme="majorEastAsia" w:hAnsiTheme="majorHAnsi"/>
-      <w:i/>
-      <w:bCs/>
-      <w:color w:themeColor="accent1" w:val="4F81BD"/>
-      <w:sz w:val="24"/>
-      <w:szCs w:val="24"/>
+      <w:rFonts w:cstheme="majorBidi" w:eastAsiaTheme="majorEastAsia"/>
+      <w:color w:themeColor="accent1" w:themeShade="BF" w:val="0F4761"/>
     </w:rPr>
   </w:style>
-  <w:style w:styleId="Heading5" w:type="paragraph">
-    <w:name w:val="Heading 5"/>
+  <w:style w:styleId="Heading6" w:type="paragraph">
+    <w:name w:val="heading 6"/>
     <w:basedOn w:val="Normal"/>
     <w:next w:val="BodyText"/>
+    <w:link w:val="Heading6Char"/>
     <w:uiPriority w:val="9"/>
+    <w:semiHidden/>
     <w:unhideWhenUsed/>
     <w:qFormat/>
+    <w:rsid w:val="00A10FD9"/>
     <w:pPr>
       <w:keepNext/>
       <w:keepLines/>
-      <w:spacing w:after="0" w:before="200"/>
-      <w:outlineLvl w:val="4"/>
+      <w:spacing w:after="0" w:before="40"/>
+      <w:outlineLvl w:val="5"/>
     </w:pPr>
     <w:rPr>
-      <w:rFonts w:asciiTheme="majorHAnsi" w:cstheme="majorBidi" w:eastAsiaTheme="majorEastAsia" w:hAnsiTheme="majorHAnsi"/>
+      <w:rFonts w:cstheme="majorBidi" w:eastAsiaTheme="majorEastAsia"/>
+      <w:i/>
       <w:iCs/>
-      <w:color w:themeColor="accent1" w:val="4F81BD"/>
-      <w:sz w:val="24"/>
-      <w:szCs w:val="24"/>
+      <w:color w:themeColor="text1" w:themeTint="A6" w:val="595959"/>
     </w:rPr>
   </w:style>
-  <w:style w:styleId="Heading6" w:type="paragraph">
-    <w:name w:val="Heading 6"/>
+  <w:style w:styleId="Heading7" w:type="paragraph">
+    <w:name w:val="heading 7"/>
     <w:basedOn w:val="Normal"/>
     <w:next w:val="BodyText"/>
+    <w:link w:val="Heading7Char"/>
     <w:uiPriority w:val="9"/>
+    <w:semiHidden/>
     <w:unhideWhenUsed/>
     <w:qFormat/>
+    <w:rsid w:val="00A10FD9"/>
     <w:pPr>
       <w:keepNext/>
       <w:keepLines/>
-      <w:spacing w:after="0" w:before="200"/>
-      <w:outlineLvl w:val="5"/>
+      <w:spacing w:after="0" w:before="40"/>
+      <w:outlineLvl w:val="6"/>
     </w:pPr>
     <w:rPr>
-      <w:rFonts w:asciiTheme="majorHAnsi" w:cstheme="majorBidi" w:eastAsiaTheme="majorEastAsia" w:hAnsiTheme="majorHAnsi"/>
-      <w:color w:themeColor="accent1" w:val="4F81BD"/>
-      <w:sz w:val="24"/>
-      <w:szCs w:val="24"/>
+      <w:rFonts w:cstheme="majorBidi" w:eastAsiaTheme="majorEastAsia"/>
+      <w:color w:themeColor="text1" w:themeTint="A6" w:val="595959"/>
     </w:rPr>
   </w:style>
-  <w:style w:styleId="Heading7" w:type="paragraph">
-    <w:name w:val="Heading 7"/>
+  <w:style w:styleId="Heading8" w:type="paragraph">
+    <w:name w:val="heading 8"/>
     <w:basedOn w:val="Normal"/>
     <w:next w:val="BodyText"/>
+    <w:link w:val="Heading8Char"/>
     <w:uiPriority w:val="9"/>
+    <w:semiHidden/>
     <w:unhideWhenUsed/>
     <w:qFormat/>
+    <w:rsid w:val="00A10FD9"/>
     <w:pPr>
       <w:keepNext/>
       <w:keepLines/>
-      <w:spacing w:after="0" w:before="200"/>
-      <w:outlineLvl w:val="6"/>
+      <w:spacing w:after="0"/>
+      <w:outlineLvl w:val="7"/>
     </w:pPr>
     <w:rPr>
-      <w:rFonts w:asciiTheme="majorHAnsi" w:cstheme="majorBidi" w:eastAsiaTheme="majorEastAsia" w:hAnsiTheme="majorHAnsi"/>
-      <w:color w:themeColor="accent1" w:val="4F81BD"/>
-      <w:sz w:val="24"/>
-      <w:szCs w:val="24"/>
+      <w:rFonts w:cstheme="majorBidi" w:eastAsiaTheme="majorEastAsia"/>
+      <w:i/>
+      <w:iCs/>
+      <w:color w:themeColor="text1" w:themeTint="D8" w:val="272727"/>
     </w:rPr>
   </w:style>
-  <w:style w:styleId="Heading8" w:type="paragraph">
-    <w:name w:val="Heading 8"/>
+  <w:style w:styleId="Heading9" w:type="paragraph">
+    <w:name w:val="heading 9"/>
     <w:basedOn w:val="Normal"/>
     <w:next w:val="BodyText"/>
+    <w:link w:val="Heading9Char"/>
     <w:uiPriority w:val="9"/>
+    <w:semiHidden/>
     <w:unhideWhenUsed/>
     <w:qFormat/>
+    <w:rsid w:val="00A10FD9"/>
     <w:pPr>
       <w:keepNext/>
       <w:keepLines/>
-      <w:spacing w:after="0" w:before="200"/>
-      <w:outlineLvl w:val="7"/>
-    </w:pPr>
-    <w:rPr>
-      <w:rFonts w:asciiTheme="majorHAnsi" w:cstheme="majorBidi" w:eastAsiaTheme="majorEastAsia" w:hAnsiTheme="majorHAnsi"/>
-      <w:color w:themeColor="accent1" w:val="4F81BD"/>
-      <w:sz w:val="24"/>
-      <w:szCs w:val="24"/>
-    </w:rPr>
-  </w:style>
-  <w:style w:styleId="Heading9" w:type="paragraph">
-    <w:name w:val="Heading 9"/>
-    <w:basedOn w:val="Normal"/>
-    <w:next w:val="BodyText"/>
-    <w:uiPriority w:val="9"/>
-    <w:unhideWhenUsed/>
-    <w:qFormat/>
-    <w:pPr>
-      <w:keepNext/>
-      <w:keepLines/>
-      <w:spacing w:after="0" w:before="200"/>
+      <w:spacing w:after="0"/>
       <w:outlineLvl w:val="8"/>
     </w:pPr>
     <w:rPr>
+      <w:rFonts w:cstheme="majorBidi" w:eastAsiaTheme="majorEastAsia"/>
+      <w:color w:themeColor="text1" w:themeTint="D8" w:val="272727"/>
+    </w:rPr>
+  </w:style>
+  <w:style w:customStyle="1" w:styleId="Heading1Char" w:type="character">
+    <w:name w:val="Heading 1 Char"/>
+    <w:basedOn w:val="DefaultParagraphFont"/>
+    <w:link w:val="Heading1"/>
+    <w:uiPriority w:val="9"/>
+    <w:rsid w:val="00A10FD9"/>
+    <w:rPr>
       <w:rFonts w:asciiTheme="majorHAnsi" w:cstheme="majorBidi" w:eastAsiaTheme="majorEastAsia" w:hAnsiTheme="majorHAnsi"/>
-      <w:color w:themeColor="accent1" w:val="4F81BD"/>
-      <w:sz w:val="24"/>
-      <w:szCs w:val="24"/>
+      <w:color w:themeColor="accent1" w:themeShade="BF" w:val="0F4761"/>
+      <w:sz w:val="40"/>
+      <w:szCs w:val="40"/>
+    </w:rPr>
+  </w:style>
+  <w:style w:customStyle="1" w:styleId="Heading2Char" w:type="character">
+    <w:name w:val="Heading 2 Char"/>
+    <w:basedOn w:val="DefaultParagraphFont"/>
+    <w:link w:val="Heading2"/>
+    <w:uiPriority w:val="9"/>
+    <w:semiHidden/>
+    <w:rsid w:val="00A10FD9"/>
+    <w:rPr>
+      <w:rFonts w:asciiTheme="majorHAnsi" w:cstheme="majorBidi" w:eastAsiaTheme="majorEastAsia" w:hAnsiTheme="majorHAnsi"/>
+      <w:color w:themeColor="accent1" w:themeShade="BF" w:val="0F4761"/>
+      <w:sz w:val="32"/>
+      <w:szCs w:val="32"/>
+    </w:rPr>
+  </w:style>
+  <w:style w:customStyle="1" w:styleId="Heading3Char" w:type="character">
+    <w:name w:val="Heading 3 Char"/>
+    <w:basedOn w:val="DefaultParagraphFont"/>
+    <w:link w:val="Heading3"/>
+    <w:uiPriority w:val="9"/>
+    <w:semiHidden/>
+    <w:rsid w:val="00A10FD9"/>
+    <w:rPr>
+      <w:rFonts w:cstheme="majorBidi" w:eastAsiaTheme="majorEastAsia"/>
+      <w:color w:themeColor="accent1" w:themeShade="BF" w:val="0F4761"/>
+      <w:sz w:val="28"/>
+      <w:szCs w:val="28"/>
+    </w:rPr>
+  </w:style>
+  <w:style w:customStyle="1" w:styleId="Heading4Char" w:type="character">
+    <w:name w:val="Heading 4 Char"/>
+    <w:basedOn w:val="DefaultParagraphFont"/>
+    <w:link w:val="Heading4"/>
+    <w:uiPriority w:val="9"/>
+    <w:semiHidden/>
+    <w:rsid w:val="00A10FD9"/>
+    <w:rPr>
+      <w:rFonts w:cstheme="majorBidi" w:eastAsiaTheme="majorEastAsia"/>
+      <w:i/>
+      <w:iCs/>
+      <w:color w:themeColor="accent1" w:themeShade="BF" w:val="0F4761"/>
+    </w:rPr>
+  </w:style>
+  <w:style w:customStyle="1" w:styleId="Heading5Char" w:type="character">
+    <w:name w:val="Heading 5 Char"/>
+    <w:basedOn w:val="DefaultParagraphFont"/>
+    <w:link w:val="Heading5"/>
+    <w:uiPriority w:val="9"/>
+    <w:semiHidden/>
+    <w:rsid w:val="00A10FD9"/>
+    <w:rPr>
+      <w:rFonts w:cstheme="majorBidi" w:eastAsiaTheme="majorEastAsia"/>
+      <w:color w:themeColor="accent1" w:themeShade="BF" w:val="0F4761"/>
+    </w:rPr>
+  </w:style>
+  <w:style w:customStyle="1" w:styleId="Heading6Char" w:type="character">
+    <w:name w:val="Heading 6 Char"/>
+    <w:basedOn w:val="DefaultParagraphFont"/>
+    <w:link w:val="Heading6"/>
+    <w:uiPriority w:val="9"/>
+    <w:semiHidden/>
+    <w:rsid w:val="00A10FD9"/>
+    <w:rPr>
+      <w:rFonts w:cstheme="majorBidi" w:eastAsiaTheme="majorEastAsia"/>
+      <w:i/>
+      <w:iCs/>
+      <w:color w:themeColor="text1" w:themeTint="A6" w:val="595959"/>
+    </w:rPr>
+  </w:style>
+  <w:style w:customStyle="1" w:styleId="Heading7Char" w:type="character">
+    <w:name w:val="Heading 7 Char"/>
+    <w:basedOn w:val="DefaultParagraphFont"/>
+    <w:link w:val="Heading7"/>
+    <w:uiPriority w:val="9"/>
+    <w:semiHidden/>
+    <w:rsid w:val="00A10FD9"/>
+    <w:rPr>
+      <w:rFonts w:cstheme="majorBidi" w:eastAsiaTheme="majorEastAsia"/>
+      <w:color w:themeColor="text1" w:themeTint="A6" w:val="595959"/>
+    </w:rPr>
+  </w:style>
+  <w:style w:customStyle="1" w:styleId="Heading8Char" w:type="character">
+    <w:name w:val="Heading 8 Char"/>
+    <w:basedOn w:val="DefaultParagraphFont"/>
+    <w:link w:val="Heading8"/>
+    <w:uiPriority w:val="9"/>
+    <w:semiHidden/>
+    <w:rsid w:val="00A10FD9"/>
+    <w:rPr>
+      <w:rFonts w:cstheme="majorBidi" w:eastAsiaTheme="majorEastAsia"/>
+      <w:i/>
+      <w:iCs/>
+      <w:color w:themeColor="text1" w:themeTint="D8" w:val="272727"/>
+    </w:rPr>
+  </w:style>
+  <w:style w:customStyle="1" w:styleId="Heading9Char" w:type="character">
+    <w:name w:val="Heading 9 Char"/>
+    <w:basedOn w:val="DefaultParagraphFont"/>
+    <w:link w:val="Heading9"/>
+    <w:uiPriority w:val="9"/>
+    <w:semiHidden/>
+    <w:rsid w:val="00A10FD9"/>
+    <w:rPr>
+      <w:rFonts w:cstheme="majorBidi" w:eastAsiaTheme="majorEastAsia"/>
+      <w:color w:themeColor="text1" w:themeTint="D8" w:val="272727"/>
     </w:rPr>
   </w:style>
   <w:style w:styleId="BlockText" w:type="paragraph">
@@ -8418,6 +7039,18 @@
     <w:uiPriority w:val="9"/>
     <w:unhideWhenUsed/>
     <w:qFormat/>
+  </w:style>
+  <w:style w:styleId="FootnoteBlockText" w:type="paragraph">
+    <w:name w:val="Footnote Block Text"/>
+    <w:basedOn w:val="FootnoteText"/>
+    <w:next w:val="FootnoteText"/>
+    <w:uiPriority w:val="9"/>
+    <w:unhideWhenUsed/>
+    <w:qFormat/>
+    <w:pPr>
+      <w:spacing w:after="100" w:before="100"/>
+      <w:ind w:firstLine="0" w:left="480" w:right="480"/>
+    </w:pPr>
   </w:style>
   <w:style w:default="1" w:styleId="DefaultParagraphFont" w:type="character">
     <w:name w:val="Default Paragraph Font"/>
@@ -8440,18 +7073,11 @@
       </w:tblCellMar>
     </w:tblPr>
     <w:tblStylePr w:type="firstRow">
-      <w:tblPr>
-        <w:jc w:val="left"/>
-        <w:tblInd w:type="dxa" w:w="0"/>
-      </w:tblPr>
-      <w:trPr>
-        <w:jc w:val="left"/>
-      </w:trPr>
       <w:tcPr>
-        <w:vAlign w:val="bottom"/>
         <w:tcBorders>
           <w:bottom w:val="single"/>
         </w:tcBorders>
+        <w:vAlign w:val="bottom"/>
       </w:tcPr>
     </w:tblStylePr>
   </w:style>
@@ -8566,8 +7192,8 @@
     <w:name w:val="KeywordTok"/>
     <w:basedOn w:val="VerbatimChar"/>
     <w:rPr>
+      <w:b/>
       <w:color w:val="007020"/>
-      <w:b/>
     </w:rPr>
   </w:style>
   <w:style w:type="character" w:customStyle="1" w:styleId="DataTypeTok">
@@ -8644,42 +7270,42 @@
     <w:name w:val="ImportTok"/>
     <w:basedOn w:val="VerbatimChar"/>
     <w:rPr>
+      <w:b/>
       <w:color w:val="008000"/>
-      <w:b/>
     </w:rPr>
   </w:style>
   <w:style w:type="character" w:customStyle="1" w:styleId="CommentTok">
     <w:name w:val="CommentTok"/>
     <w:basedOn w:val="VerbatimChar"/>
     <w:rPr>
+      <w:i/>
       <w:color w:val="60a0b0"/>
-      <w:i/>
     </w:rPr>
   </w:style>
   <w:style w:type="character" w:customStyle="1" w:styleId="DocumentationTok">
     <w:name w:val="DocumentationTok"/>
     <w:basedOn w:val="VerbatimChar"/>
     <w:rPr>
+      <w:i/>
       <w:color w:val="ba2121"/>
-      <w:i/>
     </w:rPr>
   </w:style>
   <w:style w:type="character" w:customStyle="1" w:styleId="AnnotationTok">
     <w:name w:val="AnnotationTok"/>
     <w:basedOn w:val="VerbatimChar"/>
     <w:rPr>
-      <w:color w:val="60a0b0"/>
       <w:b/>
       <w:i/>
+      <w:color w:val="60a0b0"/>
     </w:rPr>
   </w:style>
   <w:style w:type="character" w:customStyle="1" w:styleId="CommentVarTok">
     <w:name w:val="CommentVarTok"/>
     <w:basedOn w:val="VerbatimChar"/>
     <w:rPr>
-      <w:color w:val="60a0b0"/>
       <w:b/>
       <w:i/>
+      <w:color w:val="60a0b0"/>
     </w:rPr>
   </w:style>
   <w:style w:type="character" w:customStyle="1" w:styleId="OtherTok">
@@ -8707,8 +7333,8 @@
     <w:name w:val="ControlFlowTok"/>
     <w:basedOn w:val="VerbatimChar"/>
     <w:rPr>
+      <w:b/>
       <w:color w:val="007020"/>
-      <w:b/>
     </w:rPr>
   </w:style>
   <w:style w:type="character" w:customStyle="1" w:styleId="OperatorTok">
@@ -8753,34 +7379,34 @@
     <w:name w:val="InformationTok"/>
     <w:basedOn w:val="VerbatimChar"/>
     <w:rPr>
-      <w:color w:val="60a0b0"/>
       <w:b/>
       <w:i/>
+      <w:color w:val="60a0b0"/>
     </w:rPr>
   </w:style>
   <w:style w:type="character" w:customStyle="1" w:styleId="WarningTok">
     <w:name w:val="WarningTok"/>
     <w:basedOn w:val="VerbatimChar"/>
     <w:rPr>
-      <w:color w:val="60a0b0"/>
       <w:b/>
       <w:i/>
+      <w:color w:val="60a0b0"/>
     </w:rPr>
   </w:style>
   <w:style w:type="character" w:customStyle="1" w:styleId="AlertTok">
     <w:name w:val="AlertTok"/>
     <w:basedOn w:val="VerbatimChar"/>
     <w:rPr>
+      <w:b/>
       <w:color w:val="ff0000"/>
-      <w:b/>
     </w:rPr>
   </w:style>
   <w:style w:type="character" w:customStyle="1" w:styleId="ErrorTok">
     <w:name w:val="ErrorTok"/>
     <w:basedOn w:val="VerbatimChar"/>
     <w:rPr>
+      <w:b/>
       <w:color w:val="ff0000"/>
-      <w:b/>
     </w:rPr>
   </w:style>
   <w:style w:type="character" w:customStyle="1" w:styleId="NormalTok">
@@ -8802,44 +7428,44 @@
         <a:sysClr val="window" lastClr="FFFFFF"/>
       </a:lt1>
       <a:dk2>
-        <a:srgbClr val="1F497D"/>
+        <a:srgbClr val="0E2841"/>
       </a:dk2>
       <a:lt2>
-        <a:srgbClr val="EEECE1"/>
+        <a:srgbClr val="E8E8E8"/>
       </a:lt2>
       <a:accent1>
-        <a:srgbClr val="4F81BD"/>
+        <a:srgbClr val="156082"/>
       </a:accent1>
       <a:accent2>
-        <a:srgbClr val="C0504D"/>
+        <a:srgbClr val="E97132"/>
       </a:accent2>
       <a:accent3>
-        <a:srgbClr val="9BBB59"/>
+        <a:srgbClr val="196B24"/>
       </a:accent3>
       <a:accent4>
-        <a:srgbClr val="8064A2"/>
+        <a:srgbClr val="0F9ED5"/>
       </a:accent4>
       <a:accent5>
-        <a:srgbClr val="4BACC6"/>
+        <a:srgbClr val="A02B93"/>
       </a:accent5>
       <a:accent6>
-        <a:srgbClr val="F79646"/>
+        <a:srgbClr val="4EA72E"/>
       </a:accent6>
       <a:hlink>
-        <a:srgbClr val="0000FF"/>
+        <a:srgbClr val="467886"/>
       </a:hlink>
       <a:folHlink>
-        <a:srgbClr val="800080"/>
+        <a:srgbClr val="96607D"/>
       </a:folHlink>
     </a:clrScheme>
     <a:fontScheme name="Office">
       <a:majorFont>
-        <a:latin typeface="Calibri"/>
+        <a:latin typeface="Aptos Display" panose="02110004020202020204"/>
         <a:ea typeface=""/>
         <a:cs typeface=""/>
-        <a:font script="Jpan" typeface="ＭＳ ゴシック"/>
+        <a:font script="Jpan" typeface="游ゴシック Light"/>
         <a:font script="Hang" typeface="맑은 고딕"/>
-        <a:font script="Hans" typeface="宋体"/>
+        <a:font script="Hans" typeface="等线 Light"/>
         <a:font script="Hant" typeface="新細明體"/>
         <a:font script="Arab" typeface="Times New Roman"/>
         <a:font script="Hebr" typeface="Times New Roman"/>
@@ -8866,14 +7492,32 @@
         <a:font script="Mong" typeface="Mongolian Baiti"/>
         <a:font script="Viet" typeface="Times New Roman"/>
         <a:font script="Uigh" typeface="Microsoft Uighur"/>
+        <a:font script="Geor" typeface="Sylfaen"/>
+        <a:font script="Armn" typeface="Arial"/>
+        <a:font script="Bugi" typeface="Leelawadee UI"/>
+        <a:font script="Bopo" typeface="Microsoft JhengHei"/>
+        <a:font script="Java" typeface="Javanese Text"/>
+        <a:font script="Lisu" typeface="Segoe UI"/>
+        <a:font script="Mymr" typeface="Myanmar Text"/>
+        <a:font script="Nkoo" typeface="Ebrima"/>
+        <a:font script="Olck" typeface="Nirmala UI"/>
+        <a:font script="Osma" typeface="Ebrima"/>
+        <a:font script="Phag" typeface="Phagspa"/>
+        <a:font script="Syrn" typeface="Estrangelo Edessa"/>
+        <a:font script="Syrj" typeface="Estrangelo Edessa"/>
+        <a:font script="Syre" typeface="Estrangelo Edessa"/>
+        <a:font script="Sora" typeface="Nirmala UI"/>
+        <a:font script="Tale" typeface="Microsoft Tai Le"/>
+        <a:font script="Talu" typeface="Microsoft New Tai Lue"/>
+        <a:font script="Tfng" typeface="Ebrima"/>
       </a:majorFont>
       <a:minorFont>
-        <a:latin typeface="Cambria"/>
+        <a:latin typeface="Aptos" panose="02110004020202020204"/>
         <a:ea typeface=""/>
         <a:cs typeface=""/>
-        <a:font script="Jpan" typeface="ＭＳ 明朝"/>
+        <a:font script="Jpan" typeface="游明朝"/>
         <a:font script="Hang" typeface="맑은 고딕"/>
-        <a:font script="Hans" typeface="宋体"/>
+        <a:font script="Hans" typeface="等线"/>
         <a:font script="Hant" typeface="新細明體"/>
         <a:font script="Arab" typeface="Arial"/>
         <a:font script="Hebr" typeface="Arial"/>
@@ -8900,6 +7544,24 @@
         <a:font script="Mong" typeface="Mongolian Baiti"/>
         <a:font script="Viet" typeface="Arial"/>
         <a:font script="Uigh" typeface="Microsoft Uighur"/>
+        <a:font script="Geor" typeface="Sylfaen"/>
+        <a:font script="Armn" typeface="Arial"/>
+        <a:font script="Bugi" typeface="Leelawadee UI"/>
+        <a:font script="Bopo" typeface="Microsoft JhengHei"/>
+        <a:font script="Java" typeface="Javanese Text"/>
+        <a:font script="Lisu" typeface="Segoe UI"/>
+        <a:font script="Mymr" typeface="Myanmar Text"/>
+        <a:font script="Nkoo" typeface="Ebrima"/>
+        <a:font script="Olck" typeface="Nirmala UI"/>
+        <a:font script="Osma" typeface="Ebrima"/>
+        <a:font script="Phag" typeface="Phagspa"/>
+        <a:font script="Syrn" typeface="Estrangelo Edessa"/>
+        <a:font script="Syrj" typeface="Estrangelo Edessa"/>
+        <a:font script="Syre" typeface="Estrangelo Edessa"/>
+        <a:font script="Sora" typeface="Nirmala UI"/>
+        <a:font script="Tale" typeface="Microsoft Tai Le"/>
+        <a:font script="Talu" typeface="Microsoft New Tai Lue"/>
+        <a:font script="Tfng" typeface="Ebrima"/>
       </a:minorFont>
     </a:fontScheme>
     <a:fmtScheme name="Office">
@@ -8911,200 +7573,141 @@
           <a:gsLst>
             <a:gs pos="0">
               <a:schemeClr val="phClr">
-                <a:tint val="50000"/>
-                <a:satMod val="300000"/>
+                <a:lumMod val="110000"/>
+                <a:satMod val="105000"/>
+                <a:tint val="67000"/>
               </a:schemeClr>
             </a:gs>
-            <a:gs pos="35000">
+            <a:gs pos="50000">
               <a:schemeClr val="phClr">
-                <a:tint val="37000"/>
-                <a:satMod val="300000"/>
+                <a:lumMod val="105000"/>
+                <a:satMod val="103000"/>
+                <a:tint val="73000"/>
               </a:schemeClr>
             </a:gs>
             <a:gs pos="100000">
               <a:schemeClr val="phClr">
-                <a:tint val="15000"/>
-                <a:satMod val="350000"/>
+                <a:lumMod val="105000"/>
+                <a:satMod val="109000"/>
+                <a:tint val="81000"/>
               </a:schemeClr>
             </a:gs>
           </a:gsLst>
-          <a:lin ang="16200000" scaled="1"/>
+          <a:lin ang="5400000" scaled="0"/>
         </a:gradFill>
         <a:gradFill rotWithShape="1">
           <a:gsLst>
             <a:gs pos="0">
               <a:schemeClr val="phClr">
-                <a:tint val="100000"/>
+                <a:satMod val="103000"/>
+                <a:lumMod val="102000"/>
+                <a:tint val="94000"/>
+              </a:schemeClr>
+            </a:gs>
+            <a:gs pos="50000">
+              <a:schemeClr val="phClr">
+                <a:satMod val="110000"/>
+                <a:lumMod val="100000"/>
                 <a:shade val="100000"/>
-                <a:satMod val="130000"/>
               </a:schemeClr>
             </a:gs>
             <a:gs pos="100000">
               <a:schemeClr val="phClr">
-                <a:tint val="50000"/>
-                <a:shade val="100000"/>
-                <a:satMod val="350000"/>
+                <a:lumMod val="99000"/>
+                <a:satMod val="120000"/>
+                <a:shade val="78000"/>
               </a:schemeClr>
             </a:gs>
           </a:gsLst>
-          <a:lin ang="16200000" scaled="0"/>
+          <a:lin ang="5400000" scaled="0"/>
         </a:gradFill>
       </a:fillStyleLst>
       <a:lnStyleLst>
-        <a:ln w="9525" cap="flat" cmpd="sng" algn="ctr">
-          <a:solidFill>
-            <a:schemeClr val="phClr">
-              <a:shade val="95000"/>
-              <a:satMod val="105000"/>
-            </a:schemeClr>
-          </a:solidFill>
-          <a:prstDash val="solid"/>
-        </a:ln>
-        <a:ln w="25400" cap="flat" cmpd="sng" algn="ctr">
+        <a:ln w="6350" cap="flat" cmpd="sng" algn="ctr">
           <a:solidFill>
             <a:schemeClr val="phClr"/>
           </a:solidFill>
           <a:prstDash val="solid"/>
+          <a:miter lim="800000"/>
         </a:ln>
-        <a:ln w="38100" cap="flat" cmpd="sng" algn="ctr">
+        <a:ln w="12700" cap="flat" cmpd="sng" algn="ctr">
           <a:solidFill>
             <a:schemeClr val="phClr"/>
           </a:solidFill>
           <a:prstDash val="solid"/>
+          <a:miter lim="800000"/>
+        </a:ln>
+        <a:ln w="19050" cap="flat" cmpd="sng" algn="ctr">
+          <a:solidFill>
+            <a:schemeClr val="phClr"/>
+          </a:solidFill>
+          <a:prstDash val="solid"/>
+          <a:miter lim="800000"/>
         </a:ln>
       </a:lnStyleLst>
       <a:effectStyleLst>
         <a:effectStyle>
+          <a:effectLst/>
+        </a:effectStyle>
+        <a:effectStyle>
+          <a:effectLst/>
+        </a:effectStyle>
+        <a:effectStyle>
           <a:effectLst>
-            <a:outerShdw blurRad="40000" dist="20000" dir="5400000" rotWithShape="0">
+            <a:outerShdw blurRad="57150" dist="19050" dir="5400000" algn="ctr" rotWithShape="0">
               <a:srgbClr val="000000">
-                <a:alpha val="38000"/>
+                <a:alpha val="63000"/>
               </a:srgbClr>
             </a:outerShdw>
           </a:effectLst>
-        </a:effectStyle>
-        <a:effectStyle>
-          <a:effectLst>
-            <a:outerShdw blurRad="40000" dist="23000" dir="5400000" rotWithShape="0">
-              <a:srgbClr val="000000">
-                <a:alpha val="35000"/>
-              </a:srgbClr>
-            </a:outerShdw>
-          </a:effectLst>
-        </a:effectStyle>
-        <a:effectStyle>
-          <a:effectLst>
-            <a:outerShdw blurRad="40000" dist="23000" dir="5400000" rotWithShape="0">
-              <a:srgbClr val="000000">
-                <a:alpha val="35000"/>
-              </a:srgbClr>
-            </a:outerShdw>
-          </a:effectLst>
-          <a:scene3d>
-            <a:camera prst="orthographicFront">
-              <a:rot lat="0" lon="0" rev="0"/>
-            </a:camera>
-            <a:lightRig rig="threePt" dir="t">
-              <a:rot lat="0" lon="0" rev="1200000"/>
-            </a:lightRig>
-          </a:scene3d>
-          <a:sp3d>
-            <a:bevelT w="63500" h="25400"/>
-          </a:sp3d>
         </a:effectStyle>
       </a:effectStyleLst>
       <a:bgFillStyleLst>
         <a:solidFill>
           <a:schemeClr val="phClr"/>
         </a:solidFill>
+        <a:solidFill>
+          <a:schemeClr val="phClr">
+            <a:tint val="95000"/>
+            <a:satMod val="170000"/>
+          </a:schemeClr>
+        </a:solidFill>
         <a:gradFill rotWithShape="1">
           <a:gsLst>
             <a:gs pos="0">
               <a:schemeClr val="phClr">
-                <a:tint val="40000"/>
-                <a:satMod val="350000"/>
+                <a:tint val="93000"/>
+                <a:satMod val="150000"/>
+                <a:shade val="98000"/>
+                <a:lumMod val="102000"/>
               </a:schemeClr>
             </a:gs>
-            <a:gs pos="40000">
+            <a:gs pos="50000">
               <a:schemeClr val="phClr">
-                <a:tint val="45000"/>
-                <a:shade val="99000"/>
-                <a:satMod val="350000"/>
+                <a:tint val="98000"/>
+                <a:satMod val="130000"/>
+                <a:shade val="90000"/>
+                <a:lumMod val="103000"/>
               </a:schemeClr>
             </a:gs>
             <a:gs pos="100000">
               <a:schemeClr val="phClr">
-                <a:shade val="20000"/>
-                <a:satMod val="255000"/>
+                <a:shade val="63000"/>
+                <a:satMod val="120000"/>
               </a:schemeClr>
             </a:gs>
           </a:gsLst>
-          <a:path path="circle">
-            <a:fillToRect l="50000" t="-80000" r="50000" b="180000"/>
-          </a:path>
-        </a:gradFill>
-        <a:gradFill rotWithShape="1">
-          <a:gsLst>
-            <a:gs pos="0">
-              <a:schemeClr val="phClr">
-                <a:tint val="80000"/>
-                <a:satMod val="300000"/>
-              </a:schemeClr>
-            </a:gs>
-            <a:gs pos="100000">
-              <a:schemeClr val="phClr">
-                <a:shade val="30000"/>
-                <a:satMod val="200000"/>
-              </a:schemeClr>
-            </a:gs>
-          </a:gsLst>
-          <a:path path="circle">
-            <a:fillToRect l="50000" t="50000" r="50000" b="50000"/>
-          </a:path>
+          <a:lin ang="5400000" scaled="0"/>
         </a:gradFill>
       </a:bgFillStyleLst>
     </a:fmtScheme>
   </a:themeElements>
-  <a:objectDefaults>
-    <a:spDef>
-      <a:spPr/>
-      <a:bodyPr/>
-      <a:lstStyle/>
-      <a:style>
-        <a:lnRef idx="1">
-          <a:schemeClr val="accent1"/>
-        </a:lnRef>
-        <a:fillRef idx="3">
-          <a:schemeClr val="accent1"/>
-        </a:fillRef>
-        <a:effectRef idx="2">
-          <a:schemeClr val="accent1"/>
-        </a:effectRef>
-        <a:fontRef idx="minor">
-          <a:schemeClr val="lt1"/>
-        </a:fontRef>
-      </a:style>
-    </a:spDef>
-    <a:lnDef>
-      <a:spPr/>
-      <a:bodyPr/>
-      <a:lstStyle/>
-      <a:style>
-        <a:lnRef idx="2">
-          <a:schemeClr val="accent1"/>
-        </a:lnRef>
-        <a:fillRef idx="0">
-          <a:schemeClr val="accent1"/>
-        </a:fillRef>
-        <a:effectRef idx="1">
-          <a:schemeClr val="accent1"/>
-        </a:effectRef>
-        <a:fontRef idx="minor">
-          <a:schemeClr val="tx1"/>
-        </a:fontRef>
-      </a:style>
-    </a:lnDef>
-  </a:objectDefaults>
+  <a:objectDefaults/>
   <a:extraClrSchemeLst/>
+  <a:extLst>
+    <a:ext uri="{05A4C25C-085E-4340-85A3-A5531E510DB2}">
+      <thm15:themeFamily xmlns:thm15="http://schemas.microsoft.com/office/thememl/2012/main" name="Office Theme" id="{2E142A2C-CD16-42D6-873A-C26D2A0506FA}" vid="{1BDDFF52-6CD6-40A5-AB3C-68EB2F1E4D0A}"/>
+    </a:ext>
+  </a:extLst>
 </a:theme>
 </file>